--- a/dokumentacio/Vizsgaremek_dokumentum.docx
+++ b/dokumentacio/Vizsgaremek_dokumentum.docx
@@ -22,22 +22,32 @@
     </w:p>
     <w:p>
       <w:r>
-        <w:t xml:space="preserve">Egy edzőterem </w:t>
-      </w:r>
-      <w:r>
-        <w:t>megfelelő működésének sok feltétele van</w:t>
-      </w:r>
-      <w:r>
-        <w:t xml:space="preserve">. </w:t>
-      </w:r>
-      <w:r>
-        <w:t>Tagok, bérletek, edzésórák, jelenléti ív, edzők</w:t>
-      </w:r>
-      <w:r>
-        <w:t xml:space="preserve"> munkájának a z összeha</w:t>
-      </w:r>
-      <w:r>
-        <w:t>ngolása, áttekinthetővé tétele</w:t>
+        <w:t xml:space="preserve">Napjainkban egyre többen fordulnak az egészségtudatos életmód felé, aminek egyik legnépszerűbb és legelterjedtebb formája az edzőtermek és sportegyesületek rendszeres látogatása. A megnövekedett érdeklődés ugyanakkor komoly szervezési feladatot ró a teremvezetőkre és tulajdonosokra: nyilván kell tartani a tagok személyes adatait, a bérletek típusait és azok érvényességét, az edzésórák időbeosztását és a hozzájuk tartozó jelenléti íveket, valamint az edzők és a többi dolgozó munkarendjét. Egy közepes méretű edzőteremben is könnyen több száz tagról, tucatnyi edzésóráról és több dolgozóról kell egyidejűleg pontos képet kapni.</w:t>
+      </w:r>
+    </w:p>
+    <w:p>
+      <w:r>
+        <w:t xml:space="preserve">Ezeknek a feladatoknak papíralapon vagy egymástól független táblázatokban történő kezelése idő- és hibaigényes: könnyen előfordulhat elírás, elveszett adat vagy éppen kettős foglalás, és a nyilvántartás nem ad valós idejű, egységes rálátást a terem működésére. Egy jól megtervezett, számítógépes nyilvántartó rendszer ezzel szemben egy helyen, konzisztens formában tárolja az adatokat, és jelentősen csökkenti az adminisztrációval járó hibalehetőségeket.</w:t>
+      </w:r>
+    </w:p>
+    <w:p>
+      <w:r>
+        <w:t xml:space="preserve">A vizsgaremek célja egy ilyen, egy edzőterem működéséhez igazodó nyilvántartó rendszer megtervezése és megvalósítása. A rendszer négy fő területet fog át: a dolgozók – köztük az edzők – nyilvántartását és munkaidő-beosztását, a tagok személyes adatainak kezelését, a bérletek típusainak és érvényességének nyomon követését, valamint az edzésórák és a hozzájuk kapcsolódó jelenléti ívek vezetését.</w:t>
+      </w:r>
+    </w:p>
+    <w:p>
+      <w:r>
+        <w:t xml:space="preserve">A rendszer használatában több, jól elkülöníthető szerepkör jelenik meg. A tulajdonos rendelkezik a legszélesebb jogosultsági körrel: kizárólag ő vehet fel új dolgozót, ő módosíthatja azok adatait, illetve ő léptetheti ki őket a rendszerből, továbbá ő állítja össze a munkaidő-beosztást a nyitvatartási idő figyelembevételével. Az edzők a saját óráikhoz és az azokon részt vevő tagokhoz kapcsolódó adatokat érik el és kezelik, míg a tagok a saját személyes adataikat, bérleteiket és a lefoglalt óráikat tekinthetik meg.</w:t>
+      </w:r>
+    </w:p>
+    <w:p>
+      <w:r>
+        <w:t xml:space="preserve">A megoldás egy asztali alkalmazásból és egy hozzá kapcsolódó adatbázisból áll, amely biztosítja az adatok konzisztens, biztonságos és naprakész tárolását. Az egységes rendszer célja, hogy kiváltsa a papíralapú és a szétszórt táblázatos nyilvántartást, csökkentse az adminisztrációs hibák számát, és gyorsabb, átláthatóbb ügyintézést tegyen lehetővé mind a tulajdonos, mind az edzők, mind a tagok számára.</w:t>
+      </w:r>
+    </w:p>
+    <w:p>
+      <w:r>
+        <w:t xml:space="preserve">Jelen dokumentáció a Szoftverfejlesztő és -tesztelő technikus szakképesítés vizsgaremekéhez készült. A további fejezetek részletesen bemutatják a rendszerrel szemben támasztott funkcionális követelményeket, az egyes nyilvántartások – a dolgozók, a tagok, a bérletek és az edzők – felépítését, az adatok közötti kapcsolatokat, valamint a megvalósítás során alkalmazott technikai megoldásokat és a tesztelés folyamatát.</w:t>
       </w:r>
     </w:p>
     <w:p>
@@ -58,29 +68,17 @@
     </w:p>
     <w:p>
       <w:r>
-        <w:t>Ú</w:t>
-      </w:r>
-      <w:r>
-        <w:t>j dolgozót csak a tulajdonos vehet fel az asztali alkalmazás segítségével</w:t>
-      </w:r>
-    </w:p>
-    <w:p>
-      <w:r>
-        <w:t>Dolgozó adatait csak a tulajdonos módosíthat</w:t>
-      </w:r>
-      <w:r>
-        <w:t xml:space="preserve"> </w:t>
-      </w:r>
-      <w:r>
-        <w:t>az asztali alkalmazás segítségével</w:t>
-      </w:r>
-    </w:p>
-    <w:p>
-      <w:r>
-        <w:t xml:space="preserve">Kiléptetni csak a tulajdonos </w:t>
-      </w:r>
-      <w:r>
-        <w:t>az asztali alkalmazás segítségével</w:t>
+        <w:t>Új dolgozót csak a tulajdonos vehet fel az asztali alkalmazás segítségével</w:t>
+      </w:r>
+    </w:p>
+    <w:p>
+      <w:r>
+        <w:t xml:space="preserve">Dolgozó adatait csak a tulajdonos módosíthat az asztali alkalmazás segítségével</w:t>
+      </w:r>
+    </w:p>
+    <w:p>
+      <w:r>
+        <w:t xml:space="preserve">Kiléptetni csak a tulajdonos az asztali alkalmazás segítségével</w:t>
       </w:r>
     </w:p>
     <w:p/>
@@ -104,10 +102,7 @@
         <w:t>nyitvatartási idő</w:t>
       </w:r>
       <w:r>
-        <w:t xml:space="preserve"> alapján a dolgozókat be kell osztani </w:t>
-      </w:r>
-      <w:r>
-        <w:t>csak a tulajdonos az asztali alkalmazás segítségével</w:t>
+        <w:t xml:space="preserve"> alapján a dolgozókat be kell osztani csak a tulajdonos az asztali alkalmazás segítségével</w:t>
       </w:r>
     </w:p>
     <w:p>
@@ -222,9 +217,116 @@
         <w:t>Tagok nyilvántartása</w:t>
       </w:r>
     </w:p>
+    <w:p>
+      <w:r>
+        <w:t>Új tagot a tulajdonos vagy az edző vehet fel az asztali alkalmazás segítségével</w:t>
+      </w:r>
+    </w:p>
+    <w:p>
+      <w:r>
+        <w:t>Tag adatait a tulajdonos vagy az edző módosíthatja az asztali alkalmazás segítségével</w:t>
+      </w:r>
+    </w:p>
+    <w:p>
+      <w:r>
+        <w:t>Tagságot megszüntetni (inaktiválni) csak a tulajdonos tud az asztali alkalmazás segítségével</w:t>
+      </w:r>
+    </w:p>
     <w:p/>
     <w:p>
       <w:pPr>
+        <w:pStyle w:val="Cmsor3"/>
+      </w:pPr>
+      <w:r>
+        <w:t>Tag adatai</w:t>
+      </w:r>
+    </w:p>
+    <w:p>
+      <w:pPr>
+        <w:pStyle w:val="Listaszerbekezds"/>
+        <w:numPr>
+          <w:ilvl w:val="0"/>
+          <w:numId w:val="2"/>
+        </w:numPr>
+      </w:pPr>
+      <w:r>
+        <w:t>Név</w:t>
+      </w:r>
+    </w:p>
+    <w:p>
+      <w:pPr>
+        <w:pStyle w:val="Listaszerbekezds"/>
+        <w:numPr>
+          <w:ilvl w:val="0"/>
+          <w:numId w:val="2"/>
+        </w:numPr>
+      </w:pPr>
+      <w:r>
+        <w:t>Születési dátum</w:t>
+      </w:r>
+    </w:p>
+    <w:p>
+      <w:pPr>
+        <w:pStyle w:val="Listaszerbekezds"/>
+        <w:numPr>
+          <w:ilvl w:val="0"/>
+          <w:numId w:val="2"/>
+        </w:numPr>
+      </w:pPr>
+      <w:r>
+        <w:t>Lakcím</w:t>
+      </w:r>
+    </w:p>
+    <w:p>
+      <w:pPr>
+        <w:pStyle w:val="Listaszerbekezds"/>
+        <w:numPr>
+          <w:ilvl w:val="0"/>
+          <w:numId w:val="2"/>
+        </w:numPr>
+      </w:pPr>
+      <w:r>
+        <w:t>Telefonszám</w:t>
+      </w:r>
+    </w:p>
+    <w:p>
+      <w:pPr>
+        <w:pStyle w:val="Listaszerbekezds"/>
+        <w:numPr>
+          <w:ilvl w:val="0"/>
+          <w:numId w:val="2"/>
+        </w:numPr>
+      </w:pPr>
+      <w:r>
+        <w:t>E-mail cím</w:t>
+      </w:r>
+    </w:p>
+    <w:p>
+      <w:pPr>
+        <w:pStyle w:val="Listaszerbekezds"/>
+        <w:numPr>
+          <w:ilvl w:val="0"/>
+          <w:numId w:val="2"/>
+        </w:numPr>
+      </w:pPr>
+      <w:r>
+        <w:t>Regisztráció dátuma</w:t>
+      </w:r>
+    </w:p>
+    <w:p>
+      <w:pPr>
+        <w:pStyle w:val="Listaszerbekezds"/>
+        <w:numPr>
+          <w:ilvl w:val="0"/>
+          <w:numId w:val="2"/>
+        </w:numPr>
+      </w:pPr>
+      <w:r>
+        <w:t>Vészhelyzeti kapcsolattartó neve és telefonszáma</w:t>
+      </w:r>
+    </w:p>
+    <w:p>
+      <w:pPr>
         <w:pStyle w:val="Cmsor2"/>
       </w:pPr>
       <w:r>
@@ -232,11 +334,247 @@
       </w:r>
     </w:p>
     <w:p>
+      <w:r>
+        <w:t>Bérlettípust és árat csak a tulajdonos rögzíthet vagy módosíthat az asztali alkalmazás segítségével</w:t>
+      </w:r>
+    </w:p>
+    <w:p>
+      <w:r>
+        <w:t>Tagnak bérletet a tulajdonos vagy az edző rendelhet hozzá az asztali alkalmazás segítségével</w:t>
+      </w:r>
+    </w:p>
+    <w:p>
+      <w:r>
+        <w:t>A rendszer a lejáró és a lejárt bérleteket automatikusan jelzi</w:t>
+      </w:r>
+    </w:p>
+    <w:p/>
+    <w:p>
+      <w:pPr>
+        <w:pStyle w:val="Cmsor3"/>
+      </w:pPr>
+      <w:r>
+        <w:t>Bérlettípusok</w:t>
+      </w:r>
+    </w:p>
+    <w:p>
+      <w:pPr>
+        <w:pStyle w:val="Listaszerbekezds"/>
+        <w:numPr>
+          <w:ilvl w:val="0"/>
+          <w:numId w:val="2"/>
+        </w:numPr>
+      </w:pPr>
+      <w:r>
+        <w:t>Napi jegy</w:t>
+      </w:r>
+    </w:p>
+    <w:p>
+      <w:pPr>
+        <w:pStyle w:val="Listaszerbekezds"/>
+        <w:numPr>
+          <w:ilvl w:val="0"/>
+          <w:numId w:val="2"/>
+        </w:numPr>
+      </w:pPr>
+      <w:r>
+        <w:t>Havi bérlet</w:t>
+      </w:r>
+    </w:p>
+    <w:p>
+      <w:pPr>
+        <w:pStyle w:val="Listaszerbekezds"/>
+        <w:numPr>
+          <w:ilvl w:val="0"/>
+          <w:numId w:val="2"/>
+        </w:numPr>
+      </w:pPr>
+      <w:r>
+        <w:t>Féléves bérlet</w:t>
+      </w:r>
+    </w:p>
+    <w:p>
+      <w:pPr>
+        <w:pStyle w:val="Listaszerbekezds"/>
+        <w:numPr>
+          <w:ilvl w:val="0"/>
+          <w:numId w:val="2"/>
+        </w:numPr>
+      </w:pPr>
+      <w:r>
+        <w:t>Éves bérlet</w:t>
+      </w:r>
+    </w:p>
+    <w:p>
+      <w:pPr>
+        <w:pStyle w:val="Listaszerbekezds"/>
+        <w:numPr>
+          <w:ilvl w:val="0"/>
+          <w:numId w:val="2"/>
+        </w:numPr>
+      </w:pPr>
+      <w:r>
+        <w:t>Alkalmas bérlet (pl. 10 alkalmas)</w:t>
+      </w:r>
+    </w:p>
+    <w:p>
+      <w:pPr>
+        <w:pStyle w:val="Cmsor3"/>
+      </w:pPr>
+      <w:r>
+        <w:t>Bérlet adatai</w:t>
+      </w:r>
+    </w:p>
+    <w:p>
+      <w:pPr>
+        <w:pStyle w:val="Listaszerbekezds"/>
+        <w:numPr>
+          <w:ilvl w:val="0"/>
+          <w:numId w:val="2"/>
+        </w:numPr>
+      </w:pPr>
+      <w:r>
+        <w:t>Bérlet típusa</w:t>
+      </w:r>
+    </w:p>
+    <w:p>
+      <w:pPr>
+        <w:pStyle w:val="Listaszerbekezds"/>
+        <w:numPr>
+          <w:ilvl w:val="0"/>
+          <w:numId w:val="2"/>
+        </w:numPr>
+      </w:pPr>
+      <w:r>
+        <w:t>Kezdő dátum</w:t>
+      </w:r>
+    </w:p>
+    <w:p>
+      <w:pPr>
+        <w:pStyle w:val="Listaszerbekezds"/>
+        <w:numPr>
+          <w:ilvl w:val="0"/>
+          <w:numId w:val="2"/>
+        </w:numPr>
+      </w:pPr>
+      <w:r>
+        <w:t>Lejárati dátum</w:t>
+      </w:r>
+    </w:p>
+    <w:p>
+      <w:pPr>
+        <w:pStyle w:val="Listaszerbekezds"/>
+        <w:numPr>
+          <w:ilvl w:val="0"/>
+          <w:numId w:val="2"/>
+        </w:numPr>
+      </w:pPr>
+      <w:r>
+        <w:t>Ár</w:t>
+      </w:r>
+    </w:p>
+    <w:p>
+      <w:pPr>
+        <w:pStyle w:val="Listaszerbekezds"/>
+        <w:numPr>
+          <w:ilvl w:val="0"/>
+          <w:numId w:val="2"/>
+        </w:numPr>
+      </w:pPr>
+      <w:r>
+        <w:t>Hátralévő alkalmak száma (alkalmas bérlet esetén)</w:t>
+      </w:r>
+    </w:p>
+    <w:p>
+      <w:pPr>
+        <w:pStyle w:val="Listaszerbekezds"/>
+        <w:numPr>
+          <w:ilvl w:val="0"/>
+          <w:numId w:val="2"/>
+        </w:numPr>
+      </w:pPr>
+      <w:r>
+        <w:t>A bérlethez tartozó tag</w:t>
+      </w:r>
+    </w:p>
+    <w:p>
       <w:pPr>
         <w:pStyle w:val="Cmsor2"/>
       </w:pPr>
       <w:r>
         <w:t>Edzők nyilvántartása</w:t>
+      </w:r>
+    </w:p>
+    <w:p>
+      <w:r>
+        <w:t>Edzőt, mint dolgozót, csak a tulajdonos vehet fel, ahogy azt a Dolgozók nyilvántartása fejezet részletezi</w:t>
+      </w:r>
+    </w:p>
+    <w:p>
+      <w:r>
+        <w:t>Az edző a saját edzésóráihoz tartozó tagok listáját és jelenlétét az asztali alkalmazásban tekintheti meg és rögzítheti</w:t>
+      </w:r>
+    </w:p>
+    <w:p>
+      <w:r>
+        <w:t>Az edző a saját óráinak beosztását megtekintheti, a módosítási igényét a tulajdonos felé jelezheti</w:t>
+      </w:r>
+    </w:p>
+    <w:p/>
+    <w:p>
+      <w:pPr>
+        <w:pStyle w:val="Cmsor3"/>
+      </w:pPr>
+      <w:r>
+        <w:t>Edző adatai (a dolgozói adatokon felül)</w:t>
+      </w:r>
+    </w:p>
+    <w:p>
+      <w:pPr>
+        <w:pStyle w:val="Listaszerbekezds"/>
+        <w:numPr>
+          <w:ilvl w:val="0"/>
+          <w:numId w:val="2"/>
+        </w:numPr>
+      </w:pPr>
+      <w:r>
+        <w:t>Szakterület / specializáció (pl. erősítő edzés, jóga, spinning)</w:t>
+      </w:r>
+    </w:p>
+    <w:p>
+      <w:pPr>
+        <w:pStyle w:val="Listaszerbekezds"/>
+        <w:numPr>
+          <w:ilvl w:val="0"/>
+          <w:numId w:val="2"/>
+        </w:numPr>
+      </w:pPr>
+      <w:r>
+        <w:t>Végzettség, szakmai tanúsítványok</w:t>
+      </w:r>
+    </w:p>
+    <w:p>
+      <w:pPr>
+        <w:pStyle w:val="Listaszerbekezds"/>
+        <w:numPr>
+          <w:ilvl w:val="0"/>
+          <w:numId w:val="2"/>
+        </w:numPr>
+      </w:pPr>
+      <w:r>
+        <w:t>Óradíj</w:t>
+      </w:r>
+    </w:p>
+    <w:p>
+      <w:pPr>
+        <w:pStyle w:val="Listaszerbekezds"/>
+        <w:numPr>
+          <w:ilvl w:val="0"/>
+          <w:numId w:val="2"/>
+        </w:numPr>
+      </w:pPr>
+      <w:r>
+        <w:t>Heti elérhetőség / preferált időpontok</w:t>
       </w:r>
     </w:p>
     <w:sectPr>

--- a/dokumentacio/Vizsgaremek_dokumentum.docx
+++ b/dokumentacio/Vizsgaremek_dokumentum.docx
@@ -3,123 +3,2122 @@
 <w:document xmlns:wpc="http://schemas.microsoft.com/office/word/2010/wordprocessingCanvas" xmlns:cx="http://schemas.microsoft.com/office/drawing/2014/chartex" xmlns:cx1="http://schemas.microsoft.com/office/drawing/2015/9/8/chartex" xmlns:cx2="http://schemas.microsoft.com/office/drawing/2015/10/21/chartex" xmlns:cx3="http://schemas.microsoft.com/office/drawing/2016/5/9/chartex" xmlns:cx4="http://schemas.microsoft.com/office/drawing/2016/5/10/chartex" xmlns:cx5="http://schemas.microsoft.com/office/drawing/2016/5/11/chartex" xmlns:cx6="http://schemas.microsoft.com/office/drawing/2016/5/12/chartex" xmlns:cx7="http://schemas.microsoft.com/office/drawing/2016/5/13/chartex" xmlns:cx8="http://schemas.microsoft.com/office/drawing/2016/5/14/chartex" xmlns:mc="http://schemas.openxmlformats.org/markup-compatibility/2006" xmlns:aink="http://schemas.microsoft.com/office/drawing/2016/ink" xmlns:am3d="http://schemas.microsoft.com/office/drawing/2017/model3d" xmlns:o="urn:schemas-microsoft-com:office:office" xmlns:oel="http://schemas.microsoft.com/office/2019/extlst" xmlns:r="http://schemas.openxmlformats.org/officeDocument/2006/relationships" xmlns:m="http://schemas.openxmlformats.org/officeDocument/2006/math" xmlns:v="urn:schemas-microsoft-com:vml" xmlns:wp14="http://schemas.microsoft.com/office/word/2010/wordprocessingDrawing" xmlns:wp="http://schemas.openxmlformats.org/drawingml/2006/wordprocessingDrawing" xmlns:w10="urn:schemas-microsoft-com:office:word" xmlns:w="http://schemas.openxmlformats.org/wordprocessingml/2006/main" xmlns:w14="http://schemas.microsoft.com/office/word/2010/wordml" xmlns:w15="http://schemas.microsoft.com/office/word/2012/wordml" xmlns:w16cex="http://schemas.microsoft.com/office/word/2018/wordml/cex" xmlns:w16cid="http://schemas.microsoft.com/office/word/2016/wordml/cid" xmlns:w16="http://schemas.microsoft.com/office/word/2018/wordml" xmlns:w16du="http://schemas.microsoft.com/office/word/2023/wordml/word16du" xmlns:w16sdtdh="http://schemas.microsoft.com/office/word/2020/wordml/sdtdatahash" xmlns:w16sdtfl="http://schemas.microsoft.com/office/word/2024/wordml/sdtformatlock" xmlns:w16se="http://schemas.microsoft.com/office/word/2015/wordml/symex" xmlns:wpg="http://schemas.microsoft.com/office/word/2010/wordprocessingGroup" xmlns:wpi="http://schemas.microsoft.com/office/word/2010/wordprocessingInk" xmlns:wne="http://schemas.microsoft.com/office/word/2006/wordml" xmlns:wps="http://schemas.microsoft.com/office/word/2010/wordprocessingShape" mc:Ignorable="w14 w15 w16se w16cid w16 w16cex w16sdtdh w16sdtfl w16du wp14">
   <w:body>
     <w:p>
-      <w:r>
-        <w:t>Borítólap</w:t>
-      </w:r>
-    </w:p>
-    <w:p>
-      <w:r>
-        <w:t>Tartalomjegyzék</w:t>
-      </w:r>
-    </w:p>
-    <w:p>
-      <w:pPr>
-        <w:pStyle w:val="Cmsor1"/>
-      </w:pPr>
-      <w:r>
-        <w:t>Bevezetés</w:t>
-      </w:r>
-    </w:p>
-    <w:p>
-      <w:r>
-        <w:t xml:space="preserve">Napjainkban egyre többen fordulnak az egészségtudatos életmód felé, aminek egyik legnépszerűbb és legelterjedtebb formája az edzőtermek és sportegyesületek rendszeres látogatása. A megnövekedett érdeklődés ugyanakkor komoly szervezési feladatot ró a teremvezetőkre és tulajdonosokra: nyilván kell tartani a tagok személyes adatait, a bérletek típusait és azok érvényességét, az edzésórák időbeosztását és a hozzájuk tartozó jelenléti íveket, valamint az edzők és a többi dolgozó munkarendjét. Egy közepes méretű edzőteremben is könnyen több száz tagról, tucatnyi edzésóráról és több dolgozóról kell egyidejűleg pontos képet kapni.</w:t>
-      </w:r>
-    </w:p>
-    <w:p>
-      <w:r>
-        <w:t xml:space="preserve">Ezeknek a feladatoknak papíralapon vagy egymástól független táblázatokban történő kezelése idő- és hibaigényes: könnyen előfordulhat elírás, elveszett adat vagy éppen kettős foglalás, és a nyilvántartás nem ad valós idejű, egységes rálátást a terem működésére. Egy jól megtervezett, számítógépes nyilvántartó rendszer ezzel szemben egy helyen, konzisztens formában tárolja az adatokat, és jelentősen csökkenti az adminisztrációval járó hibalehetőségeket.</w:t>
-      </w:r>
-    </w:p>
-    <w:p>
-      <w:r>
-        <w:t xml:space="preserve">A vizsgaremek célja egy ilyen, egy edzőterem működéséhez igazodó nyilvántartó rendszer megtervezése és megvalósítása. A rendszer négy fő területet fog át: a dolgozók – köztük az edzők – nyilvántartását és munkaidő-beosztását, a tagok személyes adatainak kezelését, a bérletek típusainak és érvényességének nyomon követését, valamint az edzésórák és a hozzájuk kapcsolódó jelenléti ívek vezetését.</w:t>
-      </w:r>
-    </w:p>
-    <w:p>
-      <w:r>
-        <w:t xml:space="preserve">A rendszer használatában több, jól elkülöníthető szerepkör jelenik meg. A tulajdonos rendelkezik a legszélesebb jogosultsági körrel: kizárólag ő vehet fel új dolgozót, ő módosíthatja azok adatait, illetve ő léptetheti ki őket a rendszerből, továbbá ő állítja össze a munkaidő-beosztást a nyitvatartási idő figyelembevételével. Az edzők a saját óráikhoz és az azokon részt vevő tagokhoz kapcsolódó adatokat érik el és kezelik, míg a tagok a saját személyes adataikat, bérleteiket és a lefoglalt óráikat tekinthetik meg.</w:t>
-      </w:r>
-    </w:p>
-    <w:p>
-      <w:r>
-        <w:t xml:space="preserve">A megoldás egy asztali alkalmazásból és egy hozzá kapcsolódó adatbázisból áll, amely biztosítja az adatok konzisztens, biztonságos és naprakész tárolását. Az egységes rendszer célja, hogy kiváltsa a papíralapú és a szétszórt táblázatos nyilvántartást, csökkentse az adminisztrációs hibák számát, és gyorsabb, átláthatóbb ügyintézést tegyen lehetővé mind a tulajdonos, mind az edzők, mind a tagok számára.</w:t>
-      </w:r>
-    </w:p>
-    <w:p>
-      <w:r>
-        <w:t xml:space="preserve">Jelen dokumentáció a Szoftverfejlesztő és -tesztelő technikus szakképesítés vizsgaremekéhez készült. A további fejezetek részletesen bemutatják a rendszerrel szemben támasztott funkcionális követelményeket, az egyes nyilvántartások – a dolgozók, a tagok, a bérletek és az edzők – felépítését, az adatok közötti kapcsolatokat, valamint a megvalósítás során alkalmazott technikai megoldásokat és a tesztelés folyamatát.</w:t>
-      </w:r>
-    </w:p>
-    <w:p>
-      <w:pPr>
-        <w:pStyle w:val="Cmsor1"/>
-      </w:pPr>
-      <w:r>
-        <w:t>Feladatok megfogalmazása</w:t>
-      </w:r>
-    </w:p>
-    <w:p>
-      <w:pPr>
-        <w:pStyle w:val="Cmsor2"/>
-      </w:pPr>
-      <w:r>
-        <w:t>Dolgozók nyilvántartása</w:t>
-      </w:r>
-    </w:p>
-    <w:p>
-      <w:r>
-        <w:t>Új dolgozót csak a tulajdonos vehet fel az asztali alkalmazás segítségével</w:t>
-      </w:r>
-    </w:p>
-    <w:p>
-      <w:r>
-        <w:t xml:space="preserve">Dolgozó adatait csak a tulajdonos módosíthat az asztali alkalmazás segítségével</w:t>
-      </w:r>
-    </w:p>
-    <w:p>
-      <w:r>
-        <w:t xml:space="preserve">Kiléptetni csak a tulajdonos az asztali alkalmazás segítségével</w:t>
-      </w:r>
-    </w:p>
-    <w:p/>
-    <w:p>
-      <w:pPr>
-        <w:pStyle w:val="Cmsor3"/>
-      </w:pPr>
-      <w:r>
-        <w:t>Munkaidő beosztás</w:t>
-      </w:r>
-    </w:p>
-    <w:p>
-      <w:r>
-        <w:t xml:space="preserve">A </w:t>
-      </w:r>
+      <w:pPr>
+        <w:spacing w:before="2000"/>
+      </w:pPr>
+    </w:p>
+    <w:p>
+      <w:pPr>
+        <w:jc w:val="center"/>
+      </w:pPr>
       <w:r>
         <w:rPr>
           <w:b/>
           <w:bCs/>
+          <w:sz w:val="32"/>
+          <w:szCs w:val="32"/>
         </w:rPr>
-        <w:t>nyitvatartási idő</w:t>
-      </w:r>
-      <w:r>
-        <w:t xml:space="preserve"> alapján a dolgozókat be kell osztani csak a tulajdonos az asztali alkalmazás segítségével</w:t>
+        <w:t>Borítólap</w:t>
+      </w:r>
+    </w:p>
+    <w:p>
+      <w:pPr>
+        <w:spacing w:before="200"/>
+        <w:jc w:val="center"/>
+      </w:pPr>
+      <w:r>
+        <w:rPr>
+          <w:i/>
+          <w:iCs/>
+          <w:sz w:val="22"/>
+          <w:szCs w:val="22"/>
+        </w:rPr>
+        <w:t>(a vizsgaremek borítója az intézményi sablon szerint kerül kitöltésre)</w:t>
+      </w:r>
+    </w:p>
+    <w:p>
+      <w:r>
+        <w:br w:type="page"/>
+      </w:r>
+    </w:p>
+    <w:p>
+      <w:pPr>
+        <w:pStyle w:val="Cm"/>
+        <w:spacing w:after="360"/>
+        <w:jc w:val="center"/>
+      </w:pPr>
+      <w:r>
+        <w:lastRenderedPageBreak/>
+        <w:t>Tartalomjegyzék</w:t>
+      </w:r>
+    </w:p>
+    <w:sdt>
+      <w:sdtPr>
+        <w:alias w:val="Tartalomjegyzék"/>
+        <w:id w:val="-573815350"/>
+      </w:sdtPr>
+      <w:sdtContent>
+        <w:p>
+          <w:pPr>
+            <w:pStyle w:val="TJ1"/>
+            <w:tabs>
+              <w:tab w:val="left" w:pos="480"/>
+              <w:tab w:val="right" w:leader="dot" w:pos="9016"/>
+            </w:tabs>
+            <w:rPr>
+              <w:rFonts w:asciiTheme="minorHAnsi" w:eastAsiaTheme="minorEastAsia" w:hAnsiTheme="minorHAnsi" w:cstheme="minorBidi"/>
+              <w:noProof/>
+              <w:kern w:val="2"/>
+              <w14:ligatures w14:val="standardContextual"/>
+            </w:rPr>
+          </w:pPr>
+          <w:r>
+            <w:fldChar w:fldCharType="begin"/>
+          </w:r>
+          <w:r>
+            <w:instrText>TOC \h \o "1-3"</w:instrText>
+          </w:r>
+          <w:r>
+            <w:fldChar w:fldCharType="separate"/>
+          </w:r>
+          <w:hyperlink w:anchor="_Toc240679747" w:history="1">
+            <w:r>
+              <w:rPr>
+                <w:rStyle w:val="Hiperhivatkozs"/>
+                <w:noProof/>
+              </w:rPr>
+              <w:t>1</w:t>
+            </w:r>
+            <w:r>
+              <w:rPr>
+                <w:rFonts w:asciiTheme="minorHAnsi" w:eastAsiaTheme="minorEastAsia" w:hAnsiTheme="minorHAnsi" w:cstheme="minorBidi"/>
+                <w:noProof/>
+                <w:kern w:val="2"/>
+                <w14:ligatures w14:val="standardContextual"/>
+              </w:rPr>
+              <w:tab/>
+            </w:r>
+            <w:r>
+              <w:rPr>
+                <w:rStyle w:val="Hiperhivatkozs"/>
+                <w:noProof/>
+              </w:rPr>
+              <w:t>1. Bevezetés</w:t>
+            </w:r>
+            <w:r>
+              <w:rPr>
+                <w:noProof/>
+              </w:rPr>
+              <w:tab/>
+            </w:r>
+            <w:r>
+              <w:rPr>
+                <w:noProof/>
+              </w:rPr>
+              <w:fldChar w:fldCharType="begin"/>
+            </w:r>
+            <w:r>
+              <w:rPr>
+                <w:noProof/>
+              </w:rPr>
+              <w:instrText xml:space="preserve"> PAGEREF _Toc240679747 \h </w:instrText>
+            </w:r>
+            <w:r>
+              <w:rPr>
+                <w:noProof/>
+              </w:rPr>
+            </w:r>
+            <w:r>
+              <w:rPr>
+                <w:noProof/>
+              </w:rPr>
+              <w:fldChar w:fldCharType="separate"/>
+            </w:r>
+            <w:r>
+              <w:rPr>
+                <w:noProof/>
+              </w:rPr>
+              <w:t>1</w:t>
+            </w:r>
+            <w:r>
+              <w:rPr>
+                <w:noProof/>
+              </w:rPr>
+              <w:fldChar w:fldCharType="end"/>
+            </w:r>
+          </w:hyperlink>
+        </w:p>
+        <w:p>
+          <w:pPr>
+            <w:pStyle w:val="TJ2"/>
+            <w:tabs>
+              <w:tab w:val="left" w:pos="960"/>
+              <w:tab w:val="right" w:leader="dot" w:pos="9016"/>
+            </w:tabs>
+            <w:rPr>
+              <w:rFonts w:asciiTheme="minorHAnsi" w:eastAsiaTheme="minorEastAsia" w:hAnsiTheme="minorHAnsi" w:cstheme="minorBidi"/>
+              <w:noProof/>
+              <w:kern w:val="2"/>
+              <w14:ligatures w14:val="standardContextual"/>
+            </w:rPr>
+          </w:pPr>
+          <w:hyperlink w:anchor="_Toc240679748" w:history="1">
+            <w:r>
+              <w:rPr>
+                <w:rStyle w:val="Hiperhivatkozs"/>
+                <w:noProof/>
+              </w:rPr>
+              <w:t>1.1</w:t>
+            </w:r>
+            <w:r>
+              <w:rPr>
+                <w:rFonts w:asciiTheme="minorHAnsi" w:eastAsiaTheme="minorEastAsia" w:hAnsiTheme="minorHAnsi" w:cstheme="minorBidi"/>
+                <w:noProof/>
+                <w:kern w:val="2"/>
+                <w14:ligatures w14:val="standardContextual"/>
+              </w:rPr>
+              <w:tab/>
+            </w:r>
+            <w:r>
+              <w:rPr>
+                <w:rStyle w:val="Hiperhivatkozs"/>
+                <w:noProof/>
+              </w:rPr>
+              <w:t>1.1 A működéshez szükséges termek és eszközök bemutatása</w:t>
+            </w:r>
+            <w:r>
+              <w:rPr>
+                <w:noProof/>
+              </w:rPr>
+              <w:tab/>
+            </w:r>
+            <w:r>
+              <w:rPr>
+                <w:noProof/>
+              </w:rPr>
+              <w:fldChar w:fldCharType="begin"/>
+            </w:r>
+            <w:r>
+              <w:rPr>
+                <w:noProof/>
+              </w:rPr>
+              <w:instrText xml:space="preserve"> PAGEREF _Toc240679748 \h </w:instrText>
+            </w:r>
+            <w:r>
+              <w:rPr>
+                <w:noProof/>
+              </w:rPr>
+            </w:r>
+            <w:r>
+              <w:rPr>
+                <w:noProof/>
+              </w:rPr>
+              <w:fldChar w:fldCharType="separate"/>
+            </w:r>
+            <w:r>
+              <w:rPr>
+                <w:noProof/>
+              </w:rPr>
+              <w:t>2</w:t>
+            </w:r>
+            <w:r>
+              <w:rPr>
+                <w:noProof/>
+              </w:rPr>
+              <w:fldChar w:fldCharType="end"/>
+            </w:r>
+          </w:hyperlink>
+        </w:p>
+        <w:p>
+          <w:pPr>
+            <w:pStyle w:val="TJ1"/>
+            <w:tabs>
+              <w:tab w:val="left" w:pos="480"/>
+              <w:tab w:val="right" w:leader="dot" w:pos="9016"/>
+            </w:tabs>
+            <w:rPr>
+              <w:rFonts w:asciiTheme="minorHAnsi" w:eastAsiaTheme="minorEastAsia" w:hAnsiTheme="minorHAnsi" w:cstheme="minorBidi"/>
+              <w:noProof/>
+              <w:kern w:val="2"/>
+              <w14:ligatures w14:val="standardContextual"/>
+            </w:rPr>
+          </w:pPr>
+          <w:hyperlink w:anchor="_Toc240679749" w:history="1">
+            <w:r>
+              <w:rPr>
+                <w:rStyle w:val="Hiperhivatkozs"/>
+                <w:bCs/>
+                <w:noProof/>
+              </w:rPr>
+              <w:t>2</w:t>
+            </w:r>
+            <w:r>
+              <w:rPr>
+                <w:rFonts w:asciiTheme="minorHAnsi" w:eastAsiaTheme="minorEastAsia" w:hAnsiTheme="minorHAnsi" w:cstheme="minorBidi"/>
+                <w:noProof/>
+                <w:kern w:val="2"/>
+                <w14:ligatures w14:val="standardContextual"/>
+              </w:rPr>
+              <w:tab/>
+            </w:r>
+            <w:r>
+              <w:rPr>
+                <w:rStyle w:val="Hiperhivatkozs"/>
+                <w:bCs/>
+                <w:noProof/>
+              </w:rPr>
+              <w:t>2. Feladatok megfogalmazása</w:t>
+            </w:r>
+            <w:r>
+              <w:rPr>
+                <w:noProof/>
+              </w:rPr>
+              <w:tab/>
+            </w:r>
+            <w:r>
+              <w:rPr>
+                <w:noProof/>
+              </w:rPr>
+              <w:fldChar w:fldCharType="begin"/>
+            </w:r>
+            <w:r>
+              <w:rPr>
+                <w:noProof/>
+              </w:rPr>
+              <w:instrText xml:space="preserve"> PAGEREF _Toc240679749 \h </w:instrText>
+            </w:r>
+            <w:r>
+              <w:rPr>
+                <w:noProof/>
+              </w:rPr>
+            </w:r>
+            <w:r>
+              <w:rPr>
+                <w:noProof/>
+              </w:rPr>
+              <w:fldChar w:fldCharType="separate"/>
+            </w:r>
+            <w:r>
+              <w:rPr>
+                <w:noProof/>
+              </w:rPr>
+              <w:t>4</w:t>
+            </w:r>
+            <w:r>
+              <w:rPr>
+                <w:noProof/>
+              </w:rPr>
+              <w:fldChar w:fldCharType="end"/>
+            </w:r>
+          </w:hyperlink>
+        </w:p>
+        <w:p>
+          <w:pPr>
+            <w:pStyle w:val="TJ2"/>
+            <w:tabs>
+              <w:tab w:val="left" w:pos="960"/>
+              <w:tab w:val="right" w:leader="dot" w:pos="9016"/>
+            </w:tabs>
+            <w:rPr>
+              <w:rFonts w:asciiTheme="minorHAnsi" w:eastAsiaTheme="minorEastAsia" w:hAnsiTheme="minorHAnsi" w:cstheme="minorBidi"/>
+              <w:noProof/>
+              <w:kern w:val="2"/>
+              <w14:ligatures w14:val="standardContextual"/>
+            </w:rPr>
+          </w:pPr>
+          <w:hyperlink w:anchor="_Toc240679750" w:history="1">
+            <w:r>
+              <w:rPr>
+                <w:rStyle w:val="Hiperhivatkozs"/>
+                <w:noProof/>
+              </w:rPr>
+              <w:t>2.1</w:t>
+            </w:r>
+            <w:r>
+              <w:rPr>
+                <w:rFonts w:asciiTheme="minorHAnsi" w:eastAsiaTheme="minorEastAsia" w:hAnsiTheme="minorHAnsi" w:cstheme="minorBidi"/>
+                <w:noProof/>
+                <w:kern w:val="2"/>
+                <w14:ligatures w14:val="standardContextual"/>
+              </w:rPr>
+              <w:tab/>
+            </w:r>
+            <w:r>
+              <w:rPr>
+                <w:rStyle w:val="Hiperhivatkozs"/>
+                <w:noProof/>
+              </w:rPr>
+              <w:t>Dolgozók</w:t>
+            </w:r>
+            <w:r>
+              <w:rPr>
+                <w:noProof/>
+              </w:rPr>
+              <w:tab/>
+            </w:r>
+            <w:r>
+              <w:rPr>
+                <w:noProof/>
+              </w:rPr>
+              <w:fldChar w:fldCharType="begin"/>
+            </w:r>
+            <w:r>
+              <w:rPr>
+                <w:noProof/>
+              </w:rPr>
+              <w:instrText xml:space="preserve"> PAGEREF _Toc240679750 \h </w:instrText>
+            </w:r>
+            <w:r>
+              <w:rPr>
+                <w:noProof/>
+              </w:rPr>
+            </w:r>
+            <w:r>
+              <w:rPr>
+                <w:noProof/>
+              </w:rPr>
+              <w:fldChar w:fldCharType="separate"/>
+            </w:r>
+            <w:r>
+              <w:rPr>
+                <w:noProof/>
+              </w:rPr>
+              <w:t>4</w:t>
+            </w:r>
+            <w:r>
+              <w:rPr>
+                <w:noProof/>
+              </w:rPr>
+              <w:fldChar w:fldCharType="end"/>
+            </w:r>
+          </w:hyperlink>
+        </w:p>
+        <w:p>
+          <w:pPr>
+            <w:pStyle w:val="TJ2"/>
+            <w:tabs>
+              <w:tab w:val="left" w:pos="960"/>
+              <w:tab w:val="right" w:leader="dot" w:pos="9016"/>
+            </w:tabs>
+            <w:rPr>
+              <w:rFonts w:asciiTheme="minorHAnsi" w:eastAsiaTheme="minorEastAsia" w:hAnsiTheme="minorHAnsi" w:cstheme="minorBidi"/>
+              <w:noProof/>
+              <w:kern w:val="2"/>
+              <w14:ligatures w14:val="standardContextual"/>
+            </w:rPr>
+          </w:pPr>
+          <w:hyperlink w:anchor="_Toc240679751" w:history="1">
+            <w:r>
+              <w:rPr>
+                <w:rStyle w:val="Hiperhivatkozs"/>
+                <w:noProof/>
+              </w:rPr>
+              <w:t>2.2</w:t>
+            </w:r>
+            <w:r>
+              <w:rPr>
+                <w:rFonts w:asciiTheme="minorHAnsi" w:eastAsiaTheme="minorEastAsia" w:hAnsiTheme="minorHAnsi" w:cstheme="minorBidi"/>
+                <w:noProof/>
+                <w:kern w:val="2"/>
+                <w14:ligatures w14:val="standardContextual"/>
+              </w:rPr>
+              <w:tab/>
+            </w:r>
+            <w:r>
+              <w:rPr>
+                <w:rStyle w:val="Hiperhivatkozs"/>
+                <w:bCs/>
+                <w:noProof/>
+              </w:rPr>
+              <w:t>2.1 Dolgozók nyilvántartása</w:t>
+            </w:r>
+            <w:r>
+              <w:rPr>
+                <w:noProof/>
+              </w:rPr>
+              <w:tab/>
+            </w:r>
+            <w:r>
+              <w:rPr>
+                <w:noProof/>
+              </w:rPr>
+              <w:fldChar w:fldCharType="begin"/>
+            </w:r>
+            <w:r>
+              <w:rPr>
+                <w:noProof/>
+              </w:rPr>
+              <w:instrText xml:space="preserve"> PAGEREF _Toc240679751 \h </w:instrText>
+            </w:r>
+            <w:r>
+              <w:rPr>
+                <w:noProof/>
+              </w:rPr>
+            </w:r>
+            <w:r>
+              <w:rPr>
+                <w:noProof/>
+              </w:rPr>
+              <w:fldChar w:fldCharType="separate"/>
+            </w:r>
+            <w:r>
+              <w:rPr>
+                <w:noProof/>
+              </w:rPr>
+              <w:t>4</w:t>
+            </w:r>
+            <w:r>
+              <w:rPr>
+                <w:noProof/>
+              </w:rPr>
+              <w:fldChar w:fldCharType="end"/>
+            </w:r>
+          </w:hyperlink>
+        </w:p>
+        <w:p>
+          <w:pPr>
+            <w:pStyle w:val="TJ3"/>
+            <w:tabs>
+              <w:tab w:val="left" w:pos="1440"/>
+              <w:tab w:val="right" w:leader="dot" w:pos="9016"/>
+            </w:tabs>
+            <w:rPr>
+              <w:rFonts w:asciiTheme="minorHAnsi" w:eastAsiaTheme="minorEastAsia" w:hAnsiTheme="minorHAnsi" w:cstheme="minorBidi"/>
+              <w:noProof/>
+              <w:kern w:val="2"/>
+              <w14:ligatures w14:val="standardContextual"/>
+            </w:rPr>
+          </w:pPr>
+          <w:hyperlink w:anchor="_Toc240679752" w:history="1">
+            <w:r>
+              <w:rPr>
+                <w:rStyle w:val="Hiperhivatkozs"/>
+                <w:noProof/>
+              </w:rPr>
+              <w:t>2.2.1</w:t>
+            </w:r>
+            <w:r>
+              <w:rPr>
+                <w:rFonts w:asciiTheme="minorHAnsi" w:eastAsiaTheme="minorEastAsia" w:hAnsiTheme="minorHAnsi" w:cstheme="minorBidi"/>
+                <w:noProof/>
+                <w:kern w:val="2"/>
+                <w14:ligatures w14:val="standardContextual"/>
+              </w:rPr>
+              <w:tab/>
+            </w:r>
+            <w:r>
+              <w:rPr>
+                <w:rStyle w:val="Hiperhivatkozs"/>
+                <w:b/>
+                <w:bCs/>
+                <w:i/>
+                <w:iCs/>
+                <w:noProof/>
+              </w:rPr>
+              <w:t>Munkaidő beosztás</w:t>
+            </w:r>
+            <w:r>
+              <w:rPr>
+                <w:noProof/>
+              </w:rPr>
+              <w:tab/>
+            </w:r>
+            <w:r>
+              <w:rPr>
+                <w:noProof/>
+              </w:rPr>
+              <w:fldChar w:fldCharType="begin"/>
+            </w:r>
+            <w:r>
+              <w:rPr>
+                <w:noProof/>
+              </w:rPr>
+              <w:instrText xml:space="preserve"> PAGEREF _Toc240679752 \h </w:instrText>
+            </w:r>
+            <w:r>
+              <w:rPr>
+                <w:noProof/>
+              </w:rPr>
+            </w:r>
+            <w:r>
+              <w:rPr>
+                <w:noProof/>
+              </w:rPr>
+              <w:fldChar w:fldCharType="separate"/>
+            </w:r>
+            <w:r>
+              <w:rPr>
+                <w:noProof/>
+              </w:rPr>
+              <w:t>4</w:t>
+            </w:r>
+            <w:r>
+              <w:rPr>
+                <w:noProof/>
+              </w:rPr>
+              <w:fldChar w:fldCharType="end"/>
+            </w:r>
+          </w:hyperlink>
+        </w:p>
+        <w:p>
+          <w:pPr>
+            <w:pStyle w:val="TJ3"/>
+            <w:tabs>
+              <w:tab w:val="left" w:pos="1440"/>
+              <w:tab w:val="right" w:leader="dot" w:pos="9016"/>
+            </w:tabs>
+            <w:rPr>
+              <w:rFonts w:asciiTheme="minorHAnsi" w:eastAsiaTheme="minorEastAsia" w:hAnsiTheme="minorHAnsi" w:cstheme="minorBidi"/>
+              <w:noProof/>
+              <w:kern w:val="2"/>
+              <w14:ligatures w14:val="standardContextual"/>
+            </w:rPr>
+          </w:pPr>
+          <w:hyperlink w:anchor="_Toc240679753" w:history="1">
+            <w:r>
+              <w:rPr>
+                <w:rStyle w:val="Hiperhivatkozs"/>
+                <w:noProof/>
+              </w:rPr>
+              <w:t>2.2.2</w:t>
+            </w:r>
+            <w:r>
+              <w:rPr>
+                <w:rFonts w:asciiTheme="minorHAnsi" w:eastAsiaTheme="minorEastAsia" w:hAnsiTheme="minorHAnsi" w:cstheme="minorBidi"/>
+                <w:noProof/>
+                <w:kern w:val="2"/>
+                <w14:ligatures w14:val="standardContextual"/>
+              </w:rPr>
+              <w:tab/>
+            </w:r>
+            <w:r>
+              <w:rPr>
+                <w:rStyle w:val="Hiperhivatkozs"/>
+                <w:b/>
+                <w:bCs/>
+                <w:i/>
+                <w:iCs/>
+                <w:noProof/>
+              </w:rPr>
+              <w:t>Dolgozó adatai</w:t>
+            </w:r>
+            <w:r>
+              <w:rPr>
+                <w:noProof/>
+              </w:rPr>
+              <w:tab/>
+            </w:r>
+            <w:r>
+              <w:rPr>
+                <w:noProof/>
+              </w:rPr>
+              <w:fldChar w:fldCharType="begin"/>
+            </w:r>
+            <w:r>
+              <w:rPr>
+                <w:noProof/>
+              </w:rPr>
+              <w:instrText xml:space="preserve"> PAGEREF _Toc240679753 \h </w:instrText>
+            </w:r>
+            <w:r>
+              <w:rPr>
+                <w:noProof/>
+              </w:rPr>
+            </w:r>
+            <w:r>
+              <w:rPr>
+                <w:noProof/>
+              </w:rPr>
+              <w:fldChar w:fldCharType="separate"/>
+            </w:r>
+            <w:r>
+              <w:rPr>
+                <w:noProof/>
+              </w:rPr>
+              <w:t>4</w:t>
+            </w:r>
+            <w:r>
+              <w:rPr>
+                <w:noProof/>
+              </w:rPr>
+              <w:fldChar w:fldCharType="end"/>
+            </w:r>
+          </w:hyperlink>
+        </w:p>
+        <w:p>
+          <w:pPr>
+            <w:pStyle w:val="TJ2"/>
+            <w:tabs>
+              <w:tab w:val="left" w:pos="960"/>
+              <w:tab w:val="right" w:leader="dot" w:pos="9016"/>
+            </w:tabs>
+            <w:rPr>
+              <w:rFonts w:asciiTheme="minorHAnsi" w:eastAsiaTheme="minorEastAsia" w:hAnsiTheme="minorHAnsi" w:cstheme="minorBidi"/>
+              <w:noProof/>
+              <w:kern w:val="2"/>
+              <w14:ligatures w14:val="standardContextual"/>
+            </w:rPr>
+          </w:pPr>
+          <w:hyperlink w:anchor="_Toc240679754" w:history="1">
+            <w:r>
+              <w:rPr>
+                <w:rStyle w:val="Hiperhivatkozs"/>
+                <w:noProof/>
+              </w:rPr>
+              <w:t>2.3</w:t>
+            </w:r>
+            <w:r>
+              <w:rPr>
+                <w:rFonts w:asciiTheme="minorHAnsi" w:eastAsiaTheme="minorEastAsia" w:hAnsiTheme="minorHAnsi" w:cstheme="minorBidi"/>
+                <w:noProof/>
+                <w:kern w:val="2"/>
+                <w14:ligatures w14:val="standardContextual"/>
+              </w:rPr>
+              <w:tab/>
+            </w:r>
+            <w:r>
+              <w:rPr>
+                <w:rStyle w:val="Hiperhivatkozs"/>
+                <w:bCs/>
+                <w:noProof/>
+              </w:rPr>
+              <w:t>2.2 Tagok nyilvántartása</w:t>
+            </w:r>
+            <w:r>
+              <w:rPr>
+                <w:noProof/>
+              </w:rPr>
+              <w:tab/>
+            </w:r>
+            <w:r>
+              <w:rPr>
+                <w:noProof/>
+              </w:rPr>
+              <w:fldChar w:fldCharType="begin"/>
+            </w:r>
+            <w:r>
+              <w:rPr>
+                <w:noProof/>
+              </w:rPr>
+              <w:instrText xml:space="preserve"> PAGEREF _Toc240679754 \h </w:instrText>
+            </w:r>
+            <w:r>
+              <w:rPr>
+                <w:noProof/>
+              </w:rPr>
+            </w:r>
+            <w:r>
+              <w:rPr>
+                <w:noProof/>
+              </w:rPr>
+              <w:fldChar w:fldCharType="separate"/>
+            </w:r>
+            <w:r>
+              <w:rPr>
+                <w:noProof/>
+              </w:rPr>
+              <w:t>4</w:t>
+            </w:r>
+            <w:r>
+              <w:rPr>
+                <w:noProof/>
+              </w:rPr>
+              <w:fldChar w:fldCharType="end"/>
+            </w:r>
+          </w:hyperlink>
+        </w:p>
+        <w:p>
+          <w:pPr>
+            <w:pStyle w:val="TJ3"/>
+            <w:tabs>
+              <w:tab w:val="left" w:pos="1440"/>
+              <w:tab w:val="right" w:leader="dot" w:pos="9016"/>
+            </w:tabs>
+            <w:rPr>
+              <w:rFonts w:asciiTheme="minorHAnsi" w:eastAsiaTheme="minorEastAsia" w:hAnsiTheme="minorHAnsi" w:cstheme="minorBidi"/>
+              <w:noProof/>
+              <w:kern w:val="2"/>
+              <w14:ligatures w14:val="standardContextual"/>
+            </w:rPr>
+          </w:pPr>
+          <w:hyperlink w:anchor="_Toc240679755" w:history="1">
+            <w:r>
+              <w:rPr>
+                <w:rStyle w:val="Hiperhivatkozs"/>
+                <w:noProof/>
+              </w:rPr>
+              <w:t>2.3.1</w:t>
+            </w:r>
+            <w:r>
+              <w:rPr>
+                <w:rFonts w:asciiTheme="minorHAnsi" w:eastAsiaTheme="minorEastAsia" w:hAnsiTheme="minorHAnsi" w:cstheme="minorBidi"/>
+                <w:noProof/>
+                <w:kern w:val="2"/>
+                <w14:ligatures w14:val="standardContextual"/>
+              </w:rPr>
+              <w:tab/>
+            </w:r>
+            <w:r>
+              <w:rPr>
+                <w:rStyle w:val="Hiperhivatkozs"/>
+                <w:b/>
+                <w:bCs/>
+                <w:i/>
+                <w:iCs/>
+                <w:noProof/>
+              </w:rPr>
+              <w:t>Tag adatai</w:t>
+            </w:r>
+            <w:r>
+              <w:rPr>
+                <w:noProof/>
+              </w:rPr>
+              <w:tab/>
+            </w:r>
+            <w:r>
+              <w:rPr>
+                <w:noProof/>
+              </w:rPr>
+              <w:fldChar w:fldCharType="begin"/>
+            </w:r>
+            <w:r>
+              <w:rPr>
+                <w:noProof/>
+              </w:rPr>
+              <w:instrText xml:space="preserve"> PAGEREF _Toc240679755 \h </w:instrText>
+            </w:r>
+            <w:r>
+              <w:rPr>
+                <w:noProof/>
+              </w:rPr>
+            </w:r>
+            <w:r>
+              <w:rPr>
+                <w:noProof/>
+              </w:rPr>
+              <w:fldChar w:fldCharType="separate"/>
+            </w:r>
+            <w:r>
+              <w:rPr>
+                <w:noProof/>
+              </w:rPr>
+              <w:t>4</w:t>
+            </w:r>
+            <w:r>
+              <w:rPr>
+                <w:noProof/>
+              </w:rPr>
+              <w:fldChar w:fldCharType="end"/>
+            </w:r>
+          </w:hyperlink>
+        </w:p>
+        <w:p>
+          <w:pPr>
+            <w:pStyle w:val="TJ2"/>
+            <w:tabs>
+              <w:tab w:val="left" w:pos="960"/>
+              <w:tab w:val="right" w:leader="dot" w:pos="9016"/>
+            </w:tabs>
+            <w:rPr>
+              <w:rFonts w:asciiTheme="minorHAnsi" w:eastAsiaTheme="minorEastAsia" w:hAnsiTheme="minorHAnsi" w:cstheme="minorBidi"/>
+              <w:noProof/>
+              <w:kern w:val="2"/>
+              <w14:ligatures w14:val="standardContextual"/>
+            </w:rPr>
+          </w:pPr>
+          <w:hyperlink w:anchor="_Toc240679756" w:history="1">
+            <w:r>
+              <w:rPr>
+                <w:rStyle w:val="Hiperhivatkozs"/>
+                <w:noProof/>
+              </w:rPr>
+              <w:t>2.4</w:t>
+            </w:r>
+            <w:r>
+              <w:rPr>
+                <w:rFonts w:asciiTheme="minorHAnsi" w:eastAsiaTheme="minorEastAsia" w:hAnsiTheme="minorHAnsi" w:cstheme="minorBidi"/>
+                <w:noProof/>
+                <w:kern w:val="2"/>
+                <w14:ligatures w14:val="standardContextual"/>
+              </w:rPr>
+              <w:tab/>
+            </w:r>
+            <w:r>
+              <w:rPr>
+                <w:rStyle w:val="Hiperhivatkozs"/>
+                <w:bCs/>
+                <w:noProof/>
+              </w:rPr>
+              <w:t>2.3 Bérletek</w:t>
+            </w:r>
+            <w:r>
+              <w:rPr>
+                <w:noProof/>
+              </w:rPr>
+              <w:tab/>
+            </w:r>
+            <w:r>
+              <w:rPr>
+                <w:noProof/>
+              </w:rPr>
+              <w:fldChar w:fldCharType="begin"/>
+            </w:r>
+            <w:r>
+              <w:rPr>
+                <w:noProof/>
+              </w:rPr>
+              <w:instrText xml:space="preserve"> PAGEREF _Toc240679756 \h </w:instrText>
+            </w:r>
+            <w:r>
+              <w:rPr>
+                <w:noProof/>
+              </w:rPr>
+            </w:r>
+            <w:r>
+              <w:rPr>
+                <w:noProof/>
+              </w:rPr>
+              <w:fldChar w:fldCharType="separate"/>
+            </w:r>
+            <w:r>
+              <w:rPr>
+                <w:noProof/>
+              </w:rPr>
+              <w:t>5</w:t>
+            </w:r>
+            <w:r>
+              <w:rPr>
+                <w:noProof/>
+              </w:rPr>
+              <w:fldChar w:fldCharType="end"/>
+            </w:r>
+          </w:hyperlink>
+        </w:p>
+        <w:p>
+          <w:pPr>
+            <w:pStyle w:val="TJ3"/>
+            <w:tabs>
+              <w:tab w:val="left" w:pos="1440"/>
+              <w:tab w:val="right" w:leader="dot" w:pos="9016"/>
+            </w:tabs>
+            <w:rPr>
+              <w:rFonts w:asciiTheme="minorHAnsi" w:eastAsiaTheme="minorEastAsia" w:hAnsiTheme="minorHAnsi" w:cstheme="minorBidi"/>
+              <w:noProof/>
+              <w:kern w:val="2"/>
+              <w14:ligatures w14:val="standardContextual"/>
+            </w:rPr>
+          </w:pPr>
+          <w:hyperlink w:anchor="_Toc240679757" w:history="1">
+            <w:r>
+              <w:rPr>
+                <w:rStyle w:val="Hiperhivatkozs"/>
+                <w:noProof/>
+              </w:rPr>
+              <w:t>2.4.1</w:t>
+            </w:r>
+            <w:r>
+              <w:rPr>
+                <w:rFonts w:asciiTheme="minorHAnsi" w:eastAsiaTheme="minorEastAsia" w:hAnsiTheme="minorHAnsi" w:cstheme="minorBidi"/>
+                <w:noProof/>
+                <w:kern w:val="2"/>
+                <w14:ligatures w14:val="standardContextual"/>
+              </w:rPr>
+              <w:tab/>
+            </w:r>
+            <w:r>
+              <w:rPr>
+                <w:rStyle w:val="Hiperhivatkozs"/>
+                <w:b/>
+                <w:bCs/>
+                <w:i/>
+                <w:iCs/>
+                <w:noProof/>
+              </w:rPr>
+              <w:t>Bérlettípusok</w:t>
+            </w:r>
+            <w:r>
+              <w:rPr>
+                <w:noProof/>
+              </w:rPr>
+              <w:tab/>
+            </w:r>
+            <w:r>
+              <w:rPr>
+                <w:noProof/>
+              </w:rPr>
+              <w:fldChar w:fldCharType="begin"/>
+            </w:r>
+            <w:r>
+              <w:rPr>
+                <w:noProof/>
+              </w:rPr>
+              <w:instrText xml:space="preserve"> PAGEREF _Toc240679757 \h </w:instrText>
+            </w:r>
+            <w:r>
+              <w:rPr>
+                <w:noProof/>
+              </w:rPr>
+            </w:r>
+            <w:r>
+              <w:rPr>
+                <w:noProof/>
+              </w:rPr>
+              <w:fldChar w:fldCharType="separate"/>
+            </w:r>
+            <w:r>
+              <w:rPr>
+                <w:noProof/>
+              </w:rPr>
+              <w:t>5</w:t>
+            </w:r>
+            <w:r>
+              <w:rPr>
+                <w:noProof/>
+              </w:rPr>
+              <w:fldChar w:fldCharType="end"/>
+            </w:r>
+          </w:hyperlink>
+        </w:p>
+        <w:p>
+          <w:pPr>
+            <w:pStyle w:val="TJ3"/>
+            <w:tabs>
+              <w:tab w:val="left" w:pos="1440"/>
+              <w:tab w:val="right" w:leader="dot" w:pos="9016"/>
+            </w:tabs>
+            <w:rPr>
+              <w:rFonts w:asciiTheme="minorHAnsi" w:eastAsiaTheme="minorEastAsia" w:hAnsiTheme="minorHAnsi" w:cstheme="minorBidi"/>
+              <w:noProof/>
+              <w:kern w:val="2"/>
+              <w14:ligatures w14:val="standardContextual"/>
+            </w:rPr>
+          </w:pPr>
+          <w:hyperlink w:anchor="_Toc240679758" w:history="1">
+            <w:r>
+              <w:rPr>
+                <w:rStyle w:val="Hiperhivatkozs"/>
+                <w:noProof/>
+              </w:rPr>
+              <w:t>2.4.2</w:t>
+            </w:r>
+            <w:r>
+              <w:rPr>
+                <w:rFonts w:asciiTheme="minorHAnsi" w:eastAsiaTheme="minorEastAsia" w:hAnsiTheme="minorHAnsi" w:cstheme="minorBidi"/>
+                <w:noProof/>
+                <w:kern w:val="2"/>
+                <w14:ligatures w14:val="standardContextual"/>
+              </w:rPr>
+              <w:tab/>
+            </w:r>
+            <w:r>
+              <w:rPr>
+                <w:rStyle w:val="Hiperhivatkozs"/>
+                <w:b/>
+                <w:bCs/>
+                <w:i/>
+                <w:iCs/>
+                <w:noProof/>
+              </w:rPr>
+              <w:t>Bérlet adatai</w:t>
+            </w:r>
+            <w:r>
+              <w:rPr>
+                <w:noProof/>
+              </w:rPr>
+              <w:tab/>
+            </w:r>
+            <w:r>
+              <w:rPr>
+                <w:noProof/>
+              </w:rPr>
+              <w:fldChar w:fldCharType="begin"/>
+            </w:r>
+            <w:r>
+              <w:rPr>
+                <w:noProof/>
+              </w:rPr>
+              <w:instrText xml:space="preserve"> PAGEREF _Toc240679758 \h </w:instrText>
+            </w:r>
+            <w:r>
+              <w:rPr>
+                <w:noProof/>
+              </w:rPr>
+            </w:r>
+            <w:r>
+              <w:rPr>
+                <w:noProof/>
+              </w:rPr>
+              <w:fldChar w:fldCharType="separate"/>
+            </w:r>
+            <w:r>
+              <w:rPr>
+                <w:noProof/>
+              </w:rPr>
+              <w:t>5</w:t>
+            </w:r>
+            <w:r>
+              <w:rPr>
+                <w:noProof/>
+              </w:rPr>
+              <w:fldChar w:fldCharType="end"/>
+            </w:r>
+          </w:hyperlink>
+        </w:p>
+        <w:p>
+          <w:pPr>
+            <w:pStyle w:val="TJ2"/>
+            <w:tabs>
+              <w:tab w:val="left" w:pos="960"/>
+              <w:tab w:val="right" w:leader="dot" w:pos="9016"/>
+            </w:tabs>
+            <w:rPr>
+              <w:rFonts w:asciiTheme="minorHAnsi" w:eastAsiaTheme="minorEastAsia" w:hAnsiTheme="minorHAnsi" w:cstheme="minorBidi"/>
+              <w:noProof/>
+              <w:kern w:val="2"/>
+              <w14:ligatures w14:val="standardContextual"/>
+            </w:rPr>
+          </w:pPr>
+          <w:hyperlink w:anchor="_Toc240679759" w:history="1">
+            <w:r>
+              <w:rPr>
+                <w:rStyle w:val="Hiperhivatkozs"/>
+                <w:noProof/>
+              </w:rPr>
+              <w:t>2.5</w:t>
+            </w:r>
+            <w:r>
+              <w:rPr>
+                <w:rFonts w:asciiTheme="minorHAnsi" w:eastAsiaTheme="minorEastAsia" w:hAnsiTheme="minorHAnsi" w:cstheme="minorBidi"/>
+                <w:noProof/>
+                <w:kern w:val="2"/>
+                <w14:ligatures w14:val="standardContextual"/>
+              </w:rPr>
+              <w:tab/>
+            </w:r>
+            <w:r>
+              <w:rPr>
+                <w:rStyle w:val="Hiperhivatkozs"/>
+                <w:bCs/>
+                <w:noProof/>
+              </w:rPr>
+              <w:t>2.4 Edzők nyilvántartása</w:t>
+            </w:r>
+            <w:r>
+              <w:rPr>
+                <w:noProof/>
+              </w:rPr>
+              <w:tab/>
+            </w:r>
+            <w:r>
+              <w:rPr>
+                <w:noProof/>
+              </w:rPr>
+              <w:fldChar w:fldCharType="begin"/>
+            </w:r>
+            <w:r>
+              <w:rPr>
+                <w:noProof/>
+              </w:rPr>
+              <w:instrText xml:space="preserve"> PAGEREF _Toc240679759 \h </w:instrText>
+            </w:r>
+            <w:r>
+              <w:rPr>
+                <w:noProof/>
+              </w:rPr>
+            </w:r>
+            <w:r>
+              <w:rPr>
+                <w:noProof/>
+              </w:rPr>
+              <w:fldChar w:fldCharType="separate"/>
+            </w:r>
+            <w:r>
+              <w:rPr>
+                <w:noProof/>
+              </w:rPr>
+              <w:t>5</w:t>
+            </w:r>
+            <w:r>
+              <w:rPr>
+                <w:noProof/>
+              </w:rPr>
+              <w:fldChar w:fldCharType="end"/>
+            </w:r>
+          </w:hyperlink>
+        </w:p>
+        <w:p>
+          <w:pPr>
+            <w:pStyle w:val="TJ3"/>
+            <w:tabs>
+              <w:tab w:val="left" w:pos="1440"/>
+              <w:tab w:val="right" w:leader="dot" w:pos="9016"/>
+            </w:tabs>
+            <w:rPr>
+              <w:rFonts w:asciiTheme="minorHAnsi" w:eastAsiaTheme="minorEastAsia" w:hAnsiTheme="minorHAnsi" w:cstheme="minorBidi"/>
+              <w:noProof/>
+              <w:kern w:val="2"/>
+              <w14:ligatures w14:val="standardContextual"/>
+            </w:rPr>
+          </w:pPr>
+          <w:hyperlink w:anchor="_Toc240679760" w:history="1">
+            <w:r>
+              <w:rPr>
+                <w:rStyle w:val="Hiperhivatkozs"/>
+                <w:noProof/>
+              </w:rPr>
+              <w:t>2.5.1</w:t>
+            </w:r>
+            <w:r>
+              <w:rPr>
+                <w:rFonts w:asciiTheme="minorHAnsi" w:eastAsiaTheme="minorEastAsia" w:hAnsiTheme="minorHAnsi" w:cstheme="minorBidi"/>
+                <w:noProof/>
+                <w:kern w:val="2"/>
+                <w14:ligatures w14:val="standardContextual"/>
+              </w:rPr>
+              <w:tab/>
+            </w:r>
+            <w:r>
+              <w:rPr>
+                <w:rStyle w:val="Hiperhivatkozs"/>
+                <w:b/>
+                <w:bCs/>
+                <w:i/>
+                <w:iCs/>
+                <w:noProof/>
+              </w:rPr>
+              <w:t>Edző adatai (a dolgozói adatokon felül)</w:t>
+            </w:r>
+            <w:r>
+              <w:rPr>
+                <w:noProof/>
+              </w:rPr>
+              <w:tab/>
+            </w:r>
+            <w:r>
+              <w:rPr>
+                <w:noProof/>
+              </w:rPr>
+              <w:fldChar w:fldCharType="begin"/>
+            </w:r>
+            <w:r>
+              <w:rPr>
+                <w:noProof/>
+              </w:rPr>
+              <w:instrText xml:space="preserve"> PAGEREF _Toc240679760 \h </w:instrText>
+            </w:r>
+            <w:r>
+              <w:rPr>
+                <w:noProof/>
+              </w:rPr>
+            </w:r>
+            <w:r>
+              <w:rPr>
+                <w:noProof/>
+              </w:rPr>
+              <w:fldChar w:fldCharType="separate"/>
+            </w:r>
+            <w:r>
+              <w:rPr>
+                <w:noProof/>
+              </w:rPr>
+              <w:t>5</w:t>
+            </w:r>
+            <w:r>
+              <w:rPr>
+                <w:noProof/>
+              </w:rPr>
+              <w:fldChar w:fldCharType="end"/>
+            </w:r>
+          </w:hyperlink>
+        </w:p>
+        <w:p>
+          <w:pPr>
+            <w:pStyle w:val="TJ2"/>
+            <w:tabs>
+              <w:tab w:val="left" w:pos="960"/>
+              <w:tab w:val="right" w:leader="dot" w:pos="9016"/>
+            </w:tabs>
+            <w:rPr>
+              <w:rFonts w:asciiTheme="minorHAnsi" w:eastAsiaTheme="minorEastAsia" w:hAnsiTheme="minorHAnsi" w:cstheme="minorBidi"/>
+              <w:noProof/>
+              <w:kern w:val="2"/>
+              <w14:ligatures w14:val="standardContextual"/>
+            </w:rPr>
+          </w:pPr>
+          <w:hyperlink w:anchor="_Toc240679761" w:history="1">
+            <w:r>
+              <w:rPr>
+                <w:rStyle w:val="Hiperhivatkozs"/>
+                <w:noProof/>
+              </w:rPr>
+              <w:t>2.6</w:t>
+            </w:r>
+            <w:r>
+              <w:rPr>
+                <w:rFonts w:asciiTheme="minorHAnsi" w:eastAsiaTheme="minorEastAsia" w:hAnsiTheme="minorHAnsi" w:cstheme="minorBidi"/>
+                <w:noProof/>
+                <w:kern w:val="2"/>
+                <w14:ligatures w14:val="standardContextual"/>
+              </w:rPr>
+              <w:tab/>
+            </w:r>
+            <w:r>
+              <w:rPr>
+                <w:rStyle w:val="Hiperhivatkozs"/>
+                <w:bCs/>
+                <w:noProof/>
+              </w:rPr>
+              <w:t>2.5 Edzésórák és szolgáltatások nyilvántartása</w:t>
+            </w:r>
+            <w:r>
+              <w:rPr>
+                <w:noProof/>
+              </w:rPr>
+              <w:tab/>
+            </w:r>
+            <w:r>
+              <w:rPr>
+                <w:noProof/>
+              </w:rPr>
+              <w:fldChar w:fldCharType="begin"/>
+            </w:r>
+            <w:r>
+              <w:rPr>
+                <w:noProof/>
+              </w:rPr>
+              <w:instrText xml:space="preserve"> PAGEREF _Toc240679761 \h </w:instrText>
+            </w:r>
+            <w:r>
+              <w:rPr>
+                <w:noProof/>
+              </w:rPr>
+            </w:r>
+            <w:r>
+              <w:rPr>
+                <w:noProof/>
+              </w:rPr>
+              <w:fldChar w:fldCharType="separate"/>
+            </w:r>
+            <w:r>
+              <w:rPr>
+                <w:noProof/>
+              </w:rPr>
+              <w:t>5</w:t>
+            </w:r>
+            <w:r>
+              <w:rPr>
+                <w:noProof/>
+              </w:rPr>
+              <w:fldChar w:fldCharType="end"/>
+            </w:r>
+          </w:hyperlink>
+        </w:p>
+        <w:p>
+          <w:pPr>
+            <w:pStyle w:val="TJ3"/>
+            <w:tabs>
+              <w:tab w:val="left" w:pos="1440"/>
+              <w:tab w:val="right" w:leader="dot" w:pos="9016"/>
+            </w:tabs>
+            <w:rPr>
+              <w:rFonts w:asciiTheme="minorHAnsi" w:eastAsiaTheme="minorEastAsia" w:hAnsiTheme="minorHAnsi" w:cstheme="minorBidi"/>
+              <w:noProof/>
+              <w:kern w:val="2"/>
+              <w14:ligatures w14:val="standardContextual"/>
+            </w:rPr>
+          </w:pPr>
+          <w:hyperlink w:anchor="_Toc240679762" w:history="1">
+            <w:r>
+              <w:rPr>
+                <w:rStyle w:val="Hiperhivatkozs"/>
+                <w:noProof/>
+              </w:rPr>
+              <w:t>2.6.1</w:t>
+            </w:r>
+            <w:r>
+              <w:rPr>
+                <w:rFonts w:asciiTheme="minorHAnsi" w:eastAsiaTheme="minorEastAsia" w:hAnsiTheme="minorHAnsi" w:cstheme="minorBidi"/>
+                <w:noProof/>
+                <w:kern w:val="2"/>
+                <w14:ligatures w14:val="standardContextual"/>
+              </w:rPr>
+              <w:tab/>
+            </w:r>
+            <w:r>
+              <w:rPr>
+                <w:rStyle w:val="Hiperhivatkozs"/>
+                <w:b/>
+                <w:bCs/>
+                <w:i/>
+                <w:iCs/>
+                <w:noProof/>
+              </w:rPr>
+              <w:t>2.5.1 Csoportos foglalkozások</w:t>
+            </w:r>
+            <w:r>
+              <w:rPr>
+                <w:noProof/>
+              </w:rPr>
+              <w:tab/>
+            </w:r>
+            <w:r>
+              <w:rPr>
+                <w:noProof/>
+              </w:rPr>
+              <w:fldChar w:fldCharType="begin"/>
+            </w:r>
+            <w:r>
+              <w:rPr>
+                <w:noProof/>
+              </w:rPr>
+              <w:instrText xml:space="preserve"> PAGEREF _Toc240679762 \h </w:instrText>
+            </w:r>
+            <w:r>
+              <w:rPr>
+                <w:noProof/>
+              </w:rPr>
+            </w:r>
+            <w:r>
+              <w:rPr>
+                <w:noProof/>
+              </w:rPr>
+              <w:fldChar w:fldCharType="separate"/>
+            </w:r>
+            <w:r>
+              <w:rPr>
+                <w:noProof/>
+              </w:rPr>
+              <w:t>6</w:t>
+            </w:r>
+            <w:r>
+              <w:rPr>
+                <w:noProof/>
+              </w:rPr>
+              <w:fldChar w:fldCharType="end"/>
+            </w:r>
+          </w:hyperlink>
+        </w:p>
+        <w:p>
+          <w:pPr>
+            <w:pStyle w:val="TJ3"/>
+            <w:tabs>
+              <w:tab w:val="left" w:pos="1440"/>
+              <w:tab w:val="right" w:leader="dot" w:pos="9016"/>
+            </w:tabs>
+            <w:rPr>
+              <w:rFonts w:asciiTheme="minorHAnsi" w:eastAsiaTheme="minorEastAsia" w:hAnsiTheme="minorHAnsi" w:cstheme="minorBidi"/>
+              <w:noProof/>
+              <w:kern w:val="2"/>
+              <w14:ligatures w14:val="standardContextual"/>
+            </w:rPr>
+          </w:pPr>
+          <w:hyperlink w:anchor="_Toc240679763" w:history="1">
+            <w:r>
+              <w:rPr>
+                <w:rStyle w:val="Hiperhivatkozs"/>
+                <w:noProof/>
+              </w:rPr>
+              <w:t>2.6.2</w:t>
+            </w:r>
+            <w:r>
+              <w:rPr>
+                <w:rFonts w:asciiTheme="minorHAnsi" w:eastAsiaTheme="minorEastAsia" w:hAnsiTheme="minorHAnsi" w:cstheme="minorBidi"/>
+                <w:noProof/>
+                <w:kern w:val="2"/>
+                <w14:ligatures w14:val="standardContextual"/>
+              </w:rPr>
+              <w:tab/>
+            </w:r>
+            <w:r>
+              <w:rPr>
+                <w:rStyle w:val="Hiperhivatkozs"/>
+                <w:b/>
+                <w:bCs/>
+                <w:i/>
+                <w:iCs/>
+                <w:noProof/>
+              </w:rPr>
+              <w:t>2.5.2 Egyéni foglalkozások</w:t>
+            </w:r>
+            <w:r>
+              <w:rPr>
+                <w:noProof/>
+              </w:rPr>
+              <w:tab/>
+            </w:r>
+            <w:r>
+              <w:rPr>
+                <w:noProof/>
+              </w:rPr>
+              <w:fldChar w:fldCharType="begin"/>
+            </w:r>
+            <w:r>
+              <w:rPr>
+                <w:noProof/>
+              </w:rPr>
+              <w:instrText xml:space="preserve"> PAGEREF _Toc240679763 \h </w:instrText>
+            </w:r>
+            <w:r>
+              <w:rPr>
+                <w:noProof/>
+              </w:rPr>
+            </w:r>
+            <w:r>
+              <w:rPr>
+                <w:noProof/>
+              </w:rPr>
+              <w:fldChar w:fldCharType="separate"/>
+            </w:r>
+            <w:r>
+              <w:rPr>
+                <w:noProof/>
+              </w:rPr>
+              <w:t>6</w:t>
+            </w:r>
+            <w:r>
+              <w:rPr>
+                <w:noProof/>
+              </w:rPr>
+              <w:fldChar w:fldCharType="end"/>
+            </w:r>
+          </w:hyperlink>
+        </w:p>
+        <w:p>
+          <w:r>
+            <w:fldChar w:fldCharType="end"/>
+          </w:r>
+        </w:p>
+      </w:sdtContent>
+    </w:sdt>
+    <w:p>
+      <w:pPr>
+        <w:sectPr>
+          <w:pgSz w:w="11906" w:h="16838"/>
+          <w:pgMar w:top="1440" w:right="1440" w:bottom="1440" w:left="1440" w:header="708" w:footer="708" w:gutter="0"/>
+          <w:cols w:space="708"/>
+          <w:docGrid w:linePitch="360"/>
+        </w:sectPr>
+      </w:pPr>
+    </w:p>
+    <w:p>
+      <w:pPr>
+        <w:pStyle w:val="Cmsor1"/>
+      </w:pPr>
+      <w:bookmarkStart w:id="0" w:name="_Toc240679747"/>
+      <w:r>
+        <w:lastRenderedPageBreak/>
+        <w:t>Bevezetés</w:t>
+      </w:r>
+      <w:bookmarkEnd w:id="0"/>
+    </w:p>
+    <w:p>
+      <w:pPr>
+        <w:spacing w:after="200" w:line="276" w:lineRule="auto"/>
+        <w:jc w:val="both"/>
+      </w:pPr>
+      <w:r>
+        <w:t>Napjainkban egyre többen fordulnak az egészségtudatos életmód felé, aminek egyik legnépszerűbb és legelterjedtebb formája az edzőtermek és sportegyesületek rendszeres látogatása. A megnövekedett érdeklődés ugyanakkor komoly szervezési feladatot ró a teremvezetőkre és tulajdonosokra: nyilván kell tartani a tagok személyes adatait, a bérletek típusait és azok érvényességét, az edzésórák időbeosztását és a hozzájuk tartozó jelenléti íveket, valamint az edzők és a többi dolgozó munkarendjét.</w:t>
+      </w:r>
+    </w:p>
+    <w:p>
+      <w:pPr>
+        <w:spacing w:after="200" w:line="276" w:lineRule="auto"/>
+        <w:jc w:val="both"/>
+      </w:pPr>
+      <w:r>
+        <w:t>Az elmúlt időszakban a létesítmény szolgáltatási kínálata jelentősen kibővült. A hagyományos, csoportosan látogatható edzésórák – jóga, spinning, zumba, body pump és hasonlók – mellett egyre nagyobb hangsúlyt kapnak az egyéni, személyre szabott szolgáltatások is, mint a személyi edzés, a testösszetétel-mérés, a táplálkozási tanácsadás, a masszázs vagy a szolárium használata. Ez a bővülés nemcsak a tagok számára kínált lehetőségek körét szélesíti, hanem jelentősen növeli a nyilvántartandó adatok mennyiségét és összetettségét is: minden egyéni foglalkozáshoz külön időpontot, szolgáltatót, árat és állapotot kell rögzíteni, a csoportos óráknál pedig a létszámkorlátot és a jelentkezési listát is naprakészen kell vezetni.</w:t>
+      </w:r>
+    </w:p>
+    <w:p>
+      <w:pPr>
+        <w:spacing w:after="200" w:line="276" w:lineRule="auto"/>
+        <w:jc w:val="both"/>
+      </w:pPr>
+      <w:r>
+        <w:t>A bővülő szolgáltatási paletta a dolgozói létszám növekedésével is együtt járt. A létesítmény működtetésében jelenleg a tulajdonos mellett négy recepciós munkatárs és huszonöt edző vesz részt. A recepciós munkatársak látják el a tagok fogadásával, a bérletek és foglalások adminisztrációjával kapcsolatos napi feladatokat, míg az edzők a csoportos órák és az egyéni foglalkozások megtartásáért felelősek. Egy ekkora létszámú, több száz tagot kiszolgáló egységnél a pontos, egyidejűleg is átlátható nyilvántartás elengedhetetlen.</w:t>
+      </w:r>
+    </w:p>
+    <w:p>
+      <w:pPr>
+        <w:spacing w:after="200" w:line="276" w:lineRule="auto"/>
+        <w:jc w:val="both"/>
+      </w:pPr>
+      <w:r>
+        <w:t>Ezeknek a feladatoknak papíralapon vagy egymástól független táblázatokban történő kezelése idő- és hibaigényes: könnyen előfordulhat elírás, elveszett adat vagy éppen kettős foglalás, és a nyilvántartás nem ad valós idejű, egységes rálátást a terem működésére. Egy jól megtervezett, számítógépes nyilvántartó rendszer ezzel szemben egy helyen, konzisztens formában tárolja az adatokat, és jelentősen csökkenti az adminisztrációval járó hibalehetőségeket.</w:t>
+      </w:r>
+    </w:p>
+    <w:p>
+      <w:pPr>
+        <w:spacing w:after="200" w:line="276" w:lineRule="auto"/>
+        <w:jc w:val="both"/>
+      </w:pPr>
+      <w:r>
+        <w:t>A vizsgaremek célja egy ilyen, egy edzőterem – és annak kibővült szolgáltatási körének – működéséhez igazodó nyilvántartó rendszer megtervezése és megvalósítása. A rendszer négy fő területet fog át: a dolgozók – köztük a recepciós munkatársak és az edzők – nyilvántartását és munkaidő-beosztását, a tagok személyes adatainak kezelését, a bérletek típusainak és érvényességének nyomon követését, valamint az edzésórák, az egyéni szolgáltatások és a hozzájuk kapcsolódó jelenléti ívek, illetve foglalások vezetését.</w:t>
+      </w:r>
+    </w:p>
+    <w:p>
+      <w:pPr>
+        <w:spacing w:after="200" w:line="276" w:lineRule="auto"/>
+        <w:jc w:val="both"/>
+      </w:pPr>
+      <w:r>
+        <w:t>A rendszer használatában több, jól elkülöníthető szerepkör jelenik meg. A tulajdonos rendelkezik a legszélesebb jogosultsági körrel: kizárólag ő vehet fel új dolgozót, ő módosíthatja azok adatait, illetve ő léptetheti ki őket a rendszerből, továbbá ő állítja össze a munkaidő-beosztást a nyitvatartási idő figyelembevételével. Az edzők a saját óráikhoz, foglalkozásaikhoz és az azokon részt vevő tagokhoz kapcsolódó adatokat érik el és kezelik, míg a tagok a saját személyes adataikat, bérleteiket és a lefoglalt óráikat, szolgáltatásaikat tekinthetik meg.</w:t>
+      </w:r>
+    </w:p>
+    <w:p>
+      <w:pPr>
+        <w:spacing w:after="200" w:line="276" w:lineRule="auto"/>
+        <w:jc w:val="both"/>
+      </w:pPr>
+      <w:r>
+        <w:lastRenderedPageBreak/>
+        <w:t>A megoldás egy asztali alkalmazásból és egy hozzá kapcsolódó adatbázisból áll, amely biztosítja az adatok konzisztens, biztonságos és naprakész tárolását. Az egységes rendszer célja, hogy kiváltsa a papíralapú és a szétszórt táblázatos nyilvántartást, csökkentse az adminisztrációs hibák számát, és gyorsabb, átláthatóbb ügyintézést tegyen lehetővé mind a tulajdonos, mind a recepciós munkatársak, mind az edzők, mind a tagok számára.</w:t>
+      </w:r>
+    </w:p>
+    <w:p>
+      <w:pPr>
+        <w:spacing w:after="200" w:line="276" w:lineRule="auto"/>
+        <w:jc w:val="both"/>
+      </w:pPr>
+      <w:r>
+        <w:t>Jelen dokumentáció a Szoftverfejlesztő és -tesztelő technikus szakképesítés vizsgaremekéhez készült. A további fejezetek részletesen bemutatják a rendszerrel szemben támasztott funkcionális követelményeket, az egyes nyilvántartások – a dolgozók, a tagok, a bérletek és az edzők – felépítését, az adatok közötti kapcsolatokat, valamint a megvalósítás során alkalmazott technikai megoldásokat és a tesztelés folyamatát.</w:t>
+      </w:r>
+    </w:p>
+    <w:p>
+      <w:pPr>
+        <w:pStyle w:val="Cmsor2"/>
+      </w:pPr>
+      <w:bookmarkStart w:id="1" w:name="_Toc240679748"/>
+      <w:r>
+        <w:t xml:space="preserve">A működéshez </w:t>
+      </w:r>
+      <w:r>
+        <w:t>szükséges</w:t>
+      </w:r>
+      <w:r>
+        <w:t xml:space="preserve"> termek és eszközök bemutatása</w:t>
+      </w:r>
+      <w:bookmarkEnd w:id="1"/>
+    </w:p>
+    <w:p>
+      <w:pPr>
+        <w:spacing w:after="200" w:line="276" w:lineRule="auto"/>
+        <w:jc w:val="both"/>
+      </w:pPr>
+      <w:r>
+        <w:t xml:space="preserve">A kibővült szolgáltatási kör kiszolgálásához a létesítménynek több, egymástól jól elkülönülő </w:t>
+      </w:r>
+      <w:r>
+        <w:t>térrel</w:t>
+      </w:r>
+      <w:r>
+        <w:t xml:space="preserve"> és a hozzájuk tartozó eszközparkkal kell rendelkeznie. A termek kialakítása közvetlenül meghatározza, hogy egyszerre hány csoportos foglalkozás tartható, illetve hány egyéni szolgáltatás vehető igénybe párhuzamosan, ezért ez a nyilvántartás – különösen az órarend- és foglalásütközések elkerülése szempontjából – szorosan kapcsolódik az edzésórák és szolgáltatások későbbi fejezetben bemutatott nyilvántartásához.</w:t>
+      </w:r>
+    </w:p>
+    <w:p>
+      <w:pPr>
+        <w:spacing w:after="200" w:line="276" w:lineRule="auto"/>
+        <w:jc w:val="both"/>
+      </w:pPr>
+      <w:r>
+        <w:t>A létesítmény működéséhez szükséges helyiségek a következők:</w:t>
+      </w:r>
+    </w:p>
+    <w:p>
+      <w:pPr>
+        <w:pStyle w:val="Listaszerbekezds"/>
+        <w:numPr>
+          <w:ilvl w:val="0"/>
+          <w:numId w:val="2"/>
+        </w:numPr>
+        <w:spacing w:after="80"/>
+      </w:pPr>
+      <w:r>
+        <w:t>Recepció / ügyfélszolgálati pult – a tagok fogadása, bérletek értékesítése és a napi adminisztráció helyszíne</w:t>
+      </w:r>
+    </w:p>
+    <w:p>
+      <w:pPr>
+        <w:pStyle w:val="Listaszerbekezds"/>
+        <w:numPr>
+          <w:ilvl w:val="0"/>
+          <w:numId w:val="2"/>
+        </w:numPr>
+        <w:spacing w:after="80"/>
+      </w:pPr>
+      <w:r>
+        <w:t>Öltözők és zuhanyzók (külön a férfi és a női tagok részére)</w:t>
+      </w:r>
+    </w:p>
+    <w:p>
+      <w:pPr>
+        <w:pStyle w:val="Listaszerbekezds"/>
+        <w:numPr>
+          <w:ilvl w:val="0"/>
+          <w:numId w:val="2"/>
+        </w:numPr>
+        <w:spacing w:after="80"/>
+      </w:pPr>
+      <w:r>
+        <w:t>Súlyzós terem / gépterem – szabadsúlyos és erősítő gépes edzéshez</w:t>
+      </w:r>
+    </w:p>
+    <w:p>
+      <w:pPr>
+        <w:pStyle w:val="Listaszerbekezds"/>
+        <w:numPr>
+          <w:ilvl w:val="0"/>
+          <w:numId w:val="2"/>
+        </w:numPr>
+        <w:spacing w:after="80"/>
+      </w:pPr>
+      <w:r>
+        <w:t>Kardiósarok – futópadokkal, elliptikus és evezőgépekkel</w:t>
+      </w:r>
+    </w:p>
+    <w:p>
+      <w:pPr>
+        <w:pStyle w:val="Listaszerbekezds"/>
+        <w:numPr>
+          <w:ilvl w:val="0"/>
+          <w:numId w:val="2"/>
+        </w:numPr>
+        <w:spacing w:after="80"/>
+      </w:pPr>
+      <w:r>
+        <w:t>Csoportos órák terme – multifunkciós, tükörfallal és hangosítással ellátott terem a jóga-, pilates-, zumba- és aerobik jellegű óráknak</w:t>
+      </w:r>
+    </w:p>
+    <w:p>
+      <w:pPr>
+        <w:pStyle w:val="Listaszerbekezds"/>
+        <w:numPr>
+          <w:ilvl w:val="0"/>
+          <w:numId w:val="2"/>
+        </w:numPr>
+        <w:spacing w:after="80"/>
+      </w:pPr>
+      <w:r>
+        <w:t>Spinning terem – rögzített szobakerékpárokkal berendezve</w:t>
+      </w:r>
+    </w:p>
+    <w:p>
+      <w:pPr>
+        <w:pStyle w:val="Listaszerbekezds"/>
+        <w:numPr>
+          <w:ilvl w:val="0"/>
+          <w:numId w:val="2"/>
+        </w:numPr>
+        <w:spacing w:after="80"/>
+      </w:pPr>
+      <w:r>
+        <w:t>Személyi edzés szobája / kisebb funkcionális terem – egyéni edzésekhez</w:t>
+      </w:r>
+    </w:p>
+    <w:p>
+      <w:pPr>
+        <w:pStyle w:val="Listaszerbekezds"/>
+        <w:numPr>
+          <w:ilvl w:val="0"/>
+          <w:numId w:val="2"/>
+        </w:numPr>
+        <w:spacing w:after="80"/>
+      </w:pPr>
+      <w:r>
+        <w:t>Masszázsszoba</w:t>
+      </w:r>
+    </w:p>
+    <w:p>
+      <w:pPr>
+        <w:pStyle w:val="Listaszerbekezds"/>
+        <w:numPr>
+          <w:ilvl w:val="0"/>
+          <w:numId w:val="2"/>
+        </w:numPr>
+        <w:spacing w:after="80"/>
+      </w:pPr>
+      <w:r>
+        <w:t>Szolárium fülke</w:t>
+      </w:r>
+    </w:p>
+    <w:p>
+      <w:pPr>
+        <w:pStyle w:val="Listaszerbekezds"/>
+        <w:numPr>
+          <w:ilvl w:val="0"/>
+          <w:numId w:val="2"/>
+        </w:numPr>
+        <w:spacing w:after="80"/>
+      </w:pPr>
+      <w:r>
+        <w:t>Tanácsadó helyiség – testösszetétel-mérés és táplálkozási tanácsadás céljára</w:t>
+      </w:r>
+    </w:p>
+    <w:p>
+      <w:pPr>
+        <w:pStyle w:val="Listaszerbekezds"/>
+        <w:numPr>
+          <w:ilvl w:val="0"/>
+          <w:numId w:val="2"/>
+        </w:numPr>
+        <w:spacing w:after="80"/>
+      </w:pPr>
+      <w:r>
+        <w:t>Iroda – a tulajdonos és az adminisztrációs feladatok részére</w:t>
+      </w:r>
+    </w:p>
+    <w:p>
+      <w:pPr>
+        <w:pStyle w:val="Listaszerbekezds"/>
+        <w:numPr>
+          <w:ilvl w:val="0"/>
+          <w:numId w:val="2"/>
+        </w:numPr>
+        <w:spacing w:after="80"/>
+      </w:pPr>
+      <w:r>
+        <w:t>Raktár – törölközők, tisztítószerek és kisebb eszközök tárolására</w:t>
+      </w:r>
+    </w:p>
+    <w:p>
+      <w:pPr>
+        <w:spacing w:after="200" w:line="276" w:lineRule="auto"/>
+        <w:jc w:val="both"/>
+      </w:pPr>
+      <w:r>
+        <w:t>A helyiségekhez az alábbi fő eszközcsoportok tartoznak:</w:t>
+      </w:r>
+    </w:p>
+    <w:p>
+      <w:pPr>
+        <w:pStyle w:val="Listaszerbekezds"/>
+        <w:numPr>
+          <w:ilvl w:val="0"/>
+          <w:numId w:val="2"/>
+        </w:numPr>
+        <w:spacing w:after="80"/>
+      </w:pPr>
+      <w:r>
+        <w:t>Kardiógépek (futópad, elliptikus gép, szobakerékpár, evezőgép)</w:t>
+      </w:r>
+    </w:p>
+    <w:p>
+      <w:pPr>
+        <w:pStyle w:val="Listaszerbekezds"/>
+        <w:numPr>
+          <w:ilvl w:val="0"/>
+          <w:numId w:val="2"/>
+        </w:numPr>
+        <w:spacing w:after="80"/>
+      </w:pPr>
+      <w:r>
+        <w:t>Szabadsúlyok, súlyzópadok és szabadsúlyos állványok</w:t>
+      </w:r>
+    </w:p>
+    <w:p>
+      <w:pPr>
+        <w:pStyle w:val="Listaszerbekezds"/>
+        <w:numPr>
+          <w:ilvl w:val="0"/>
+          <w:numId w:val="2"/>
+        </w:numPr>
+        <w:spacing w:after="80"/>
+      </w:pPr>
+      <w:r>
+        <w:t>Multifunkciós erősítő gépek</w:t>
+      </w:r>
+    </w:p>
+    <w:p>
+      <w:pPr>
+        <w:pStyle w:val="Listaszerbekezds"/>
+        <w:numPr>
+          <w:ilvl w:val="0"/>
+          <w:numId w:val="2"/>
+        </w:numPr>
+        <w:spacing w:after="80"/>
+      </w:pPr>
+      <w:r>
+        <w:t>Spinning kerékpárok</w:t>
+      </w:r>
+    </w:p>
+    <w:p>
+      <w:pPr>
+        <w:pStyle w:val="Listaszerbekezds"/>
+        <w:numPr>
+          <w:ilvl w:val="0"/>
+          <w:numId w:val="2"/>
+        </w:numPr>
+        <w:spacing w:after="80"/>
+      </w:pPr>
+      <w:r>
+        <w:lastRenderedPageBreak/>
+        <w:t>Jóga- és tornamatracok, gumiszalagok, fitness labdák, egyéb kis eszközök a csoportos órákhoz</w:t>
+      </w:r>
+    </w:p>
+    <w:p>
+      <w:pPr>
+        <w:pStyle w:val="Listaszerbekezds"/>
+        <w:numPr>
+          <w:ilvl w:val="0"/>
+          <w:numId w:val="2"/>
+        </w:numPr>
+        <w:spacing w:after="80"/>
+      </w:pPr>
+      <w:r>
+        <w:t>Testösszetétel-mérő készülék</w:t>
+      </w:r>
+    </w:p>
+    <w:p>
+      <w:pPr>
+        <w:pStyle w:val="Listaszerbekezds"/>
+        <w:numPr>
+          <w:ilvl w:val="0"/>
+          <w:numId w:val="2"/>
+        </w:numPr>
+        <w:spacing w:after="80"/>
+      </w:pPr>
+      <w:r>
+        <w:t>Masszázságy és a masszázshoz szükséges kellékek</w:t>
+      </w:r>
+    </w:p>
+    <w:p>
+      <w:pPr>
+        <w:pStyle w:val="Listaszerbekezds"/>
+        <w:numPr>
+          <w:ilvl w:val="0"/>
+          <w:numId w:val="2"/>
+        </w:numPr>
+        <w:spacing w:after="80"/>
+      </w:pPr>
+      <w:r>
+        <w:t>Szolárium berendezés</w:t>
+      </w:r>
+    </w:p>
+    <w:p>
+      <w:pPr>
+        <w:pStyle w:val="Listaszerbekezds"/>
+        <w:numPr>
+          <w:ilvl w:val="0"/>
+          <w:numId w:val="2"/>
+        </w:numPr>
+        <w:spacing w:after="80"/>
+      </w:pPr>
+      <w:r>
+        <w:t>Hangosítási / zenelejátszó rendszer a csoportos órák termében</w:t>
+      </w:r>
+    </w:p>
+    <w:p>
+      <w:pPr>
+        <w:pStyle w:val="Listaszerbekezds"/>
+        <w:numPr>
+          <w:ilvl w:val="0"/>
+          <w:numId w:val="2"/>
+        </w:numPr>
+        <w:spacing w:after="80"/>
+      </w:pPr>
+      <w:r>
+        <w:t>Recepciós munkaállomás (számítógép, nyomtató) a nyilvántartó rendszer futtatásához</w:t>
+      </w:r>
+    </w:p>
+    <w:p>
+      <w:pPr>
+        <w:spacing w:after="200" w:line="276" w:lineRule="auto"/>
+        <w:jc w:val="both"/>
+      </w:pPr>
+      <w:r>
+        <w:t>A termek és eszközök fenti áttekintése a rendszer tervezése szempontjából elsősorban azért fontos, mert meghatározza az egyes foglalkozástípusok maximális, egyidejűleg kiszolgálható létszámát (pl. a csoportos órák terme, illetve a spinning terem befogadóképessége), valamint azt, hogy mely egyéni szolgáltatások (masszázs, szolárium, tanácsadás) igényelnek külön, egyszerre csak egy tag által foglalható helyiséget. Ezek a korlátok a foglalások és jelenléti ívek nyilvántartásának egyik alapfeltételét jelentik.</w:t>
+      </w:r>
+    </w:p>
+    <w:p>
+      <w:pPr>
+        <w:pStyle w:val="Cmsor1"/>
+        <w:pageBreakBefore/>
+        <w:spacing w:before="400" w:after="200"/>
+        <w:rPr>
+          <w:rFonts w:ascii="Times New Roman" w:hAnsi="Times New Roman"/>
+          <w:bCs/>
+        </w:rPr>
+      </w:pPr>
+      <w:bookmarkStart w:id="2" w:name="_Toc240679749"/>
+      <w:r>
+        <w:rPr>
+          <w:rFonts w:ascii="Times New Roman" w:hAnsi="Times New Roman"/>
+          <w:bCs/>
+        </w:rPr>
+        <w:lastRenderedPageBreak/>
+        <w:t>Feladatok megfogalmazása</w:t>
+      </w:r>
+      <w:bookmarkEnd w:id="2"/>
+    </w:p>
+    <w:p>
+      <w:r>
+        <w:t xml:space="preserve">A klub </w:t>
+      </w:r>
+      <w:r>
+        <w:t xml:space="preserve">üzemeltetése során </w:t>
+      </w:r>
+      <w:r>
+        <w:t xml:space="preserve">a </w:t>
+      </w:r>
+      <w:r>
+        <w:t>tulajdonos az alábbi nyilvántartásokat vezette</w:t>
+      </w:r>
+      <w:r>
+        <w:t xml:space="preserve">, ezeket akarjuk egységesíteni és </w:t>
+      </w:r>
+      <w:r>
+        <w:t>egyetlen rendszerbe foglalni.</w:t>
+      </w:r>
+    </w:p>
+    <w:p>
+      <w:pPr>
+        <w:pStyle w:val="Cmsor2"/>
+      </w:pPr>
+      <w:bookmarkStart w:id="3" w:name="_Toc240679750"/>
+      <w:r>
+        <w:t>Dolgozók</w:t>
+      </w:r>
+      <w:bookmarkEnd w:id="3"/>
+    </w:p>
+    <w:p>
+      <w:r>
+        <w:t xml:space="preserve">A beosztottaknál két szerepkör válik ketté. Az egyik a recepciónál a vendégekkel való kapcsolatot látja el. </w:t>
+      </w:r>
+    </w:p>
+    <w:p>
+      <w:r>
+        <w:t>Üdvözli az érkezőket</w:t>
+      </w:r>
+      <w:r>
+        <w:t>, ellenőrz</w:t>
+      </w:r>
+      <w:r>
+        <w:t>i a belépés jogosságát, kiállítja az új belépésre jogosító</w:t>
+      </w:r>
+      <w:r>
+        <w:t xml:space="preserve"> bérletet.</w:t>
+      </w:r>
+      <w:r>
+        <w:t xml:space="preserve"> </w:t>
+      </w:r>
+    </w:p>
+    <w:p>
+      <w:pPr>
+        <w:pStyle w:val="Cmsor2"/>
+        <w:spacing w:before="300" w:after="150"/>
+      </w:pPr>
+      <w:bookmarkStart w:id="4" w:name="_Toc240679751"/>
+      <w:r>
+        <w:rPr>
+          <w:bCs/>
+          <w:sz w:val="28"/>
+          <w:szCs w:val="28"/>
+        </w:rPr>
+        <w:t>Dolgozók nyilvántartása</w:t>
+      </w:r>
+      <w:bookmarkEnd w:id="4"/>
+    </w:p>
+    <w:p>
+      <w:pPr>
+        <w:pStyle w:val="Listaszerbekezds"/>
+        <w:numPr>
+          <w:ilvl w:val="0"/>
+          <w:numId w:val="2"/>
+        </w:numPr>
+        <w:spacing w:after="80"/>
+      </w:pPr>
+      <w:r>
+        <w:t>Új dolgozót csak a tulajdonos vehet fel az asztali alkalmazás segítségével</w:t>
+      </w:r>
+    </w:p>
+    <w:p>
+      <w:pPr>
+        <w:pStyle w:val="Listaszerbekezds"/>
+        <w:numPr>
+          <w:ilvl w:val="0"/>
+          <w:numId w:val="2"/>
+        </w:numPr>
+        <w:spacing w:after="80"/>
+      </w:pPr>
+      <w:r>
+        <w:t>Dolgozó adatait csak a tulajdonos módosíthatja az asztali alkalmazás segítségével</w:t>
+      </w:r>
+    </w:p>
+    <w:p>
+      <w:pPr>
+        <w:pStyle w:val="Listaszerbekezds"/>
+        <w:numPr>
+          <w:ilvl w:val="0"/>
+          <w:numId w:val="2"/>
+        </w:numPr>
+        <w:spacing w:after="80"/>
+      </w:pPr>
+      <w:r>
+        <w:t>Kiléptetni csak a tulajdonos tudja, az asztali alkalmazás segítségével</w:t>
       </w:r>
     </w:p>
     <w:p>
       <w:pPr>
         <w:pStyle w:val="Cmsor3"/>
-      </w:pPr>
-      <w:r>
+        <w:spacing w:before="200" w:after="120"/>
+      </w:pPr>
+      <w:bookmarkStart w:id="5" w:name="_Toc240679752"/>
+      <w:r>
+        <w:rPr>
+          <w:b/>
+          <w:bCs/>
+          <w:i/>
+          <w:iCs/>
+          <w:sz w:val="26"/>
+          <w:szCs w:val="26"/>
+        </w:rPr>
+        <w:t>Munkaidő beosztás</w:t>
+      </w:r>
+      <w:bookmarkEnd w:id="5"/>
+    </w:p>
+    <w:p>
+      <w:pPr>
+        <w:pStyle w:val="Listaszerbekezds"/>
+        <w:numPr>
+          <w:ilvl w:val="0"/>
+          <w:numId w:val="2"/>
+        </w:numPr>
+        <w:spacing w:after="80"/>
+      </w:pPr>
+      <w:r>
+        <w:t>A nyitvatartási idő alapján a dolgozókat be kell osztani, ezt csak a tulajdonos teheti meg az asztali alkalmazás segítségével</w:t>
+      </w:r>
+      <w:r>
+        <w:t xml:space="preserve"> </w:t>
+      </w:r>
+    </w:p>
+    <w:p>
+      <w:pPr>
+        <w:pStyle w:val="Cmsor3"/>
+        <w:spacing w:before="200" w:after="120"/>
+      </w:pPr>
+      <w:bookmarkStart w:id="6" w:name="_Toc240679753"/>
+      <w:r>
+        <w:rPr>
+          <w:b/>
+          <w:bCs/>
+          <w:i/>
+          <w:iCs/>
+          <w:sz w:val="26"/>
+          <w:szCs w:val="26"/>
+        </w:rPr>
         <w:t>Dolgozó adatai</w:t>
       </w:r>
-    </w:p>
-    <w:p>
-      <w:pPr>
-        <w:pStyle w:val="Listaszerbekezds"/>
-        <w:numPr>
-          <w:ilvl w:val="0"/>
-          <w:numId w:val="2"/>
-        </w:numPr>
+      <w:bookmarkEnd w:id="6"/>
+    </w:p>
+    <w:p>
+      <w:pPr>
+        <w:pStyle w:val="Listaszerbekezds"/>
+        <w:numPr>
+          <w:ilvl w:val="0"/>
+          <w:numId w:val="2"/>
+        </w:numPr>
+        <w:spacing w:after="80"/>
       </w:pPr>
       <w:r>
         <w:t>Név (hivatalos)</w:t>
@@ -132,6 +2131,7 @@
           <w:ilvl w:val="0"/>
           <w:numId w:val="2"/>
         </w:numPr>
+        <w:spacing w:after="80"/>
       </w:pPr>
       <w:r>
         <w:t>Becenév</w:t>
@@ -144,6 +2144,7 @@
           <w:ilvl w:val="0"/>
           <w:numId w:val="2"/>
         </w:numPr>
+        <w:spacing w:after="80"/>
       </w:pPr>
       <w:r>
         <w:t>Munkakör</w:t>
@@ -156,18 +2157,20 @@
           <w:ilvl w:val="0"/>
           <w:numId w:val="2"/>
         </w:numPr>
-      </w:pPr>
-      <w:r>
-        <w:t>személyi szám</w:t>
-      </w:r>
-    </w:p>
-    <w:p>
-      <w:pPr>
-        <w:pStyle w:val="Listaszerbekezds"/>
-        <w:numPr>
-          <w:ilvl w:val="0"/>
-          <w:numId w:val="2"/>
-        </w:numPr>
+        <w:spacing w:after="80"/>
+      </w:pPr>
+      <w:r>
+        <w:t>Személyi szám</w:t>
+      </w:r>
+    </w:p>
+    <w:p>
+      <w:pPr>
+        <w:pStyle w:val="Listaszerbekezds"/>
+        <w:numPr>
+          <w:ilvl w:val="0"/>
+          <w:numId w:val="2"/>
+        </w:numPr>
+        <w:spacing w:after="80"/>
       </w:pPr>
       <w:r>
         <w:t>TAJ szám</w:t>
@@ -180,294 +2183,1180 @@
           <w:ilvl w:val="0"/>
           <w:numId w:val="2"/>
         </w:numPr>
-      </w:pPr>
-      <w:r>
-        <w:t>adószám</w:t>
-      </w:r>
-    </w:p>
-    <w:p>
-      <w:pPr>
-        <w:pStyle w:val="Listaszerbekezds"/>
-        <w:numPr>
-          <w:ilvl w:val="0"/>
-          <w:numId w:val="2"/>
-        </w:numPr>
-      </w:pPr>
-      <w:r>
-        <w:t>telefonos elérhetőség</w:t>
-      </w:r>
-    </w:p>
-    <w:p>
-      <w:pPr>
-        <w:pStyle w:val="Listaszerbekezds"/>
-        <w:numPr>
-          <w:ilvl w:val="0"/>
-          <w:numId w:val="2"/>
-        </w:numPr>
-      </w:pPr>
-      <w:r>
-        <w:t>email cím</w:t>
+        <w:spacing w:after="80"/>
+      </w:pPr>
+      <w:r>
+        <w:t>Adószám</w:t>
+      </w:r>
+    </w:p>
+    <w:p>
+      <w:pPr>
+        <w:pStyle w:val="Listaszerbekezds"/>
+        <w:numPr>
+          <w:ilvl w:val="0"/>
+          <w:numId w:val="2"/>
+        </w:numPr>
+        <w:spacing w:after="80"/>
+      </w:pPr>
+      <w:r>
+        <w:t>Telefonos elérhetőség</w:t>
+      </w:r>
+    </w:p>
+    <w:p>
+      <w:pPr>
+        <w:pStyle w:val="Listaszerbekezds"/>
+        <w:numPr>
+          <w:ilvl w:val="0"/>
+          <w:numId w:val="2"/>
+        </w:numPr>
+        <w:spacing w:after="80"/>
+      </w:pPr>
+      <w:r>
+        <w:t>E-mail cím</w:t>
+      </w:r>
+    </w:p>
+    <w:p>
+      <w:pPr>
+        <w:pStyle w:val="Listaszerbekezds"/>
+        <w:numPr>
+          <w:ilvl w:val="0"/>
+          <w:numId w:val="2"/>
+        </w:numPr>
+        <w:spacing w:after="80"/>
+      </w:pPr>
+      <w:r>
+        <w:t>Születési idő</w:t>
+      </w:r>
+    </w:p>
+    <w:p>
+      <w:pPr>
+        <w:pStyle w:val="Listaszerbekezds"/>
+        <w:numPr>
+          <w:ilvl w:val="0"/>
+          <w:numId w:val="2"/>
+        </w:numPr>
+        <w:spacing w:after="80"/>
+      </w:pPr>
+      <w:r>
+        <w:t>Fénykép</w:t>
+      </w:r>
+    </w:p>
+    <w:p>
+      <w:pPr>
+        <w:pStyle w:val="Listaszerbekezds"/>
+        <w:numPr>
+          <w:ilvl w:val="0"/>
+          <w:numId w:val="2"/>
+        </w:numPr>
+        <w:spacing w:after="80"/>
+      </w:pPr>
+      <w:r>
+        <w:t>Portfólió</w:t>
+      </w:r>
+    </w:p>
+    <w:p>
+      <w:pPr>
+        <w:pStyle w:val="Listaszerbekezds"/>
+        <w:numPr>
+          <w:ilvl w:val="0"/>
+          <w:numId w:val="2"/>
+        </w:numPr>
+        <w:spacing w:after="80"/>
+      </w:pPr>
+      <w:r>
+        <w:t>Nem</w:t>
+      </w:r>
+    </w:p>
+    <w:p>
+      <w:pPr>
+        <w:pStyle w:val="Listaszerbekezds"/>
+        <w:numPr>
+          <w:ilvl w:val="0"/>
+          <w:numId w:val="2"/>
+        </w:numPr>
+        <w:spacing w:after="80"/>
+      </w:pPr>
+      <w:r>
+        <w:t>Óradíj</w:t>
+      </w:r>
+    </w:p>
+    <w:p>
+      <w:pPr>
+        <w:pStyle w:val="Listaszerbekezds"/>
+        <w:numPr>
+          <w:ilvl w:val="0"/>
+          <w:numId w:val="2"/>
+        </w:numPr>
+        <w:spacing w:after="80"/>
+      </w:pPr>
+      <w:r>
+        <w:t>Megjegyzés</w:t>
       </w:r>
     </w:p>
     <w:p>
       <w:pPr>
         <w:pStyle w:val="Cmsor2"/>
-      </w:pPr>
-      <w:r>
+        <w:keepNext/>
+        <w:keepLines/>
+        <w:spacing w:before="300" w:after="150" w:line="240" w:lineRule="auto"/>
+        <w:ind w:left="578" w:hanging="578"/>
+      </w:pPr>
+      <w:bookmarkStart w:id="7" w:name="_Toc240679754"/>
+      <w:r>
+        <w:rPr>
+          <w:bCs/>
+          <w:sz w:val="28"/>
+          <w:szCs w:val="28"/>
+        </w:rPr>
         <w:t>Tagok nyilvántartása</w:t>
       </w:r>
-    </w:p>
-    <w:p>
-      <w:r>
-        <w:t>Új tagot a tulajdonos vagy az edző vehet fel az asztali alkalmazás segítségével</w:t>
-      </w:r>
-    </w:p>
-    <w:p>
+      <w:bookmarkEnd w:id="7"/>
+    </w:p>
+    <w:p>
+      <w:r>
+        <w:t xml:space="preserve">A klub </w:t>
+      </w:r>
+      <w:r>
+        <w:t xml:space="preserve">szolgáltatásait csak regisztrált tagok </w:t>
+      </w:r>
+      <w:r>
+        <w:t>vehetik használatba.</w:t>
+      </w:r>
+      <w:r>
+        <w:t xml:space="preserve"> </w:t>
+      </w:r>
+    </w:p>
+    <w:p>
+      <w:pPr>
+        <w:pStyle w:val="Listaszerbekezds"/>
+        <w:numPr>
+          <w:ilvl w:val="0"/>
+          <w:numId w:val="2"/>
+        </w:numPr>
+        <w:spacing w:after="80"/>
+      </w:pPr>
+      <w:r>
+        <w:t xml:space="preserve">Új tagot a tulajdonos vagy az </w:t>
+      </w:r>
+      <w:r>
+        <w:t>recepciós</w:t>
+      </w:r>
+      <w:r>
+        <w:t xml:space="preserve"> vehet fel az asztali alkalmazás segítségével</w:t>
+      </w:r>
+    </w:p>
+    <w:p>
+      <w:pPr>
+        <w:pStyle w:val="Listaszerbekezds"/>
+        <w:numPr>
+          <w:ilvl w:val="0"/>
+          <w:numId w:val="2"/>
+        </w:numPr>
+        <w:spacing w:after="80"/>
+      </w:pPr>
       <w:r>
         <w:t>Tag adatait a tulajdonos vagy az edző módosíthatja az asztali alkalmazás segítségével</w:t>
       </w:r>
     </w:p>
     <w:p>
-      <w:r>
-        <w:t>Tagságot megszüntetni (inaktiválni) csak a tulajdonos tud az asztali alkalmazás segítségével</w:t>
+      <w:pPr>
+        <w:pStyle w:val="Listaszerbekezds"/>
+        <w:numPr>
+          <w:ilvl w:val="0"/>
+          <w:numId w:val="2"/>
+        </w:numPr>
+        <w:spacing w:after="80"/>
+      </w:pPr>
+      <w:r>
+        <w:t>Tagságot megszüntetni (inaktiválni) csak a tulajdonos tud, az asztali alkalmazás segítségével</w:t>
+      </w:r>
+    </w:p>
+    <w:p>
+      <w:pPr>
+        <w:pStyle w:val="Cmsor3"/>
+        <w:spacing w:before="200" w:after="120"/>
+      </w:pPr>
+      <w:bookmarkStart w:id="8" w:name="_Toc240679755"/>
+      <w:r>
+        <w:rPr>
+          <w:b/>
+          <w:bCs/>
+          <w:i/>
+          <w:iCs/>
+          <w:sz w:val="26"/>
+          <w:szCs w:val="26"/>
+        </w:rPr>
+        <w:lastRenderedPageBreak/>
+        <w:t>Tag adatai</w:t>
+      </w:r>
+      <w:bookmarkEnd w:id="8"/>
+    </w:p>
+    <w:p>
+      <w:pPr>
+        <w:pStyle w:val="Listaszerbekezds"/>
+        <w:numPr>
+          <w:ilvl w:val="0"/>
+          <w:numId w:val="2"/>
+        </w:numPr>
+        <w:spacing w:after="80"/>
+      </w:pPr>
+      <w:r>
+        <w:t>Név</w:t>
+      </w:r>
+    </w:p>
+    <w:p>
+      <w:pPr>
+        <w:pStyle w:val="Listaszerbekezds"/>
+        <w:numPr>
+          <w:ilvl w:val="0"/>
+          <w:numId w:val="2"/>
+        </w:numPr>
+        <w:spacing w:after="80"/>
+      </w:pPr>
+      <w:r>
+        <w:t>Születési dátum</w:t>
+      </w:r>
+    </w:p>
+    <w:p>
+      <w:pPr>
+        <w:pStyle w:val="Listaszerbekezds"/>
+        <w:numPr>
+          <w:ilvl w:val="0"/>
+          <w:numId w:val="2"/>
+        </w:numPr>
+        <w:spacing w:after="80"/>
+      </w:pPr>
+      <w:r>
+        <w:t>Lakcím</w:t>
+      </w:r>
+    </w:p>
+    <w:p>
+      <w:pPr>
+        <w:pStyle w:val="Listaszerbekezds"/>
+        <w:numPr>
+          <w:ilvl w:val="0"/>
+          <w:numId w:val="2"/>
+        </w:numPr>
+        <w:spacing w:after="80"/>
+      </w:pPr>
+      <w:r>
+        <w:t>Telefonszám</w:t>
+      </w:r>
+    </w:p>
+    <w:p>
+      <w:pPr>
+        <w:pStyle w:val="Listaszerbekezds"/>
+        <w:numPr>
+          <w:ilvl w:val="0"/>
+          <w:numId w:val="2"/>
+        </w:numPr>
+        <w:spacing w:after="80"/>
+      </w:pPr>
+      <w:r>
+        <w:t>E-mail cím</w:t>
+      </w:r>
+    </w:p>
+    <w:p>
+      <w:pPr>
+        <w:pStyle w:val="Listaszerbekezds"/>
+        <w:numPr>
+          <w:ilvl w:val="0"/>
+          <w:numId w:val="2"/>
+        </w:numPr>
+        <w:spacing w:after="80"/>
+      </w:pPr>
+      <w:r>
+        <w:t>Regisztráció dátuma</w:t>
+      </w:r>
+    </w:p>
+    <w:p>
+      <w:pPr>
+        <w:pStyle w:val="Listaszerbekezds"/>
+        <w:numPr>
+          <w:ilvl w:val="0"/>
+          <w:numId w:val="2"/>
+        </w:numPr>
+        <w:spacing w:after="80"/>
+      </w:pPr>
+      <w:r>
+        <w:t>Vészhelyzeti kapcsolattartó neve és telefonszáma</w:t>
+      </w:r>
+    </w:p>
+    <w:p>
+      <w:pPr>
+        <w:pStyle w:val="Listaszerbekezds"/>
+        <w:numPr>
+          <w:ilvl w:val="0"/>
+          <w:numId w:val="2"/>
+        </w:numPr>
+        <w:spacing w:after="80"/>
+      </w:pPr>
+      <w:r>
+        <w:t>Nem</w:t>
+      </w:r>
+    </w:p>
+    <w:p>
+      <w:pPr>
+        <w:pStyle w:val="Listaszerbekezds"/>
+        <w:numPr>
+          <w:ilvl w:val="0"/>
+          <w:numId w:val="2"/>
+        </w:numPr>
+        <w:spacing w:after="80"/>
+      </w:pPr>
+      <w:r>
+        <w:t>Megjegyzés</w:t>
+      </w:r>
+    </w:p>
+    <w:p>
+      <w:pPr>
+        <w:pStyle w:val="Cmsor2"/>
+        <w:spacing w:before="300" w:after="150"/>
+      </w:pPr>
+      <w:bookmarkStart w:id="9" w:name="_Toc240679756"/>
+      <w:r>
+        <w:rPr>
+          <w:bCs/>
+          <w:sz w:val="28"/>
+          <w:szCs w:val="28"/>
+        </w:rPr>
+        <w:t>Bérletek</w:t>
+      </w:r>
+      <w:bookmarkEnd w:id="9"/>
+    </w:p>
+    <w:p>
+      <w:pPr>
+        <w:pStyle w:val="Listaszerbekezds"/>
+        <w:numPr>
+          <w:ilvl w:val="0"/>
+          <w:numId w:val="2"/>
+        </w:numPr>
+        <w:spacing w:after="80"/>
+      </w:pPr>
+      <w:r>
+        <w:t>Bérlettípust és árat csak a tulajdonos rögzíthet vagy módosíthat az asztali alkalmazás segítségével</w:t>
+      </w:r>
+    </w:p>
+    <w:p>
+      <w:pPr>
+        <w:pStyle w:val="Listaszerbekezds"/>
+        <w:numPr>
+          <w:ilvl w:val="0"/>
+          <w:numId w:val="2"/>
+        </w:numPr>
+        <w:spacing w:after="80"/>
+      </w:pPr>
+      <w:r>
+        <w:t>Tagnak bérletet a tulajdonos vagy a</w:t>
+      </w:r>
+      <w:r>
+        <w:t xml:space="preserve"> recepciós</w:t>
+      </w:r>
+      <w:r>
+        <w:t xml:space="preserve"> rendelhet hozzá az asztali alkalmazás segítségével</w:t>
+      </w:r>
+    </w:p>
+    <w:p>
+      <w:pPr>
+        <w:pStyle w:val="Listaszerbekezds"/>
+        <w:numPr>
+          <w:ilvl w:val="0"/>
+          <w:numId w:val="2"/>
+        </w:numPr>
+        <w:spacing w:after="80"/>
+      </w:pPr>
+      <w:r>
+        <w:t>A rendszer a lejáró és a lejárt bérleteket automatikusan jelzi</w:t>
+      </w:r>
+    </w:p>
+    <w:p>
+      <w:pPr>
+        <w:pStyle w:val="Cmsor3"/>
+        <w:spacing w:before="200" w:after="120"/>
+      </w:pPr>
+      <w:bookmarkStart w:id="10" w:name="_Toc240679757"/>
+      <w:r>
+        <w:rPr>
+          <w:b/>
+          <w:bCs/>
+          <w:i/>
+          <w:iCs/>
+          <w:sz w:val="26"/>
+          <w:szCs w:val="26"/>
+        </w:rPr>
+        <w:t>Bérlettípusok</w:t>
+      </w:r>
+      <w:bookmarkEnd w:id="10"/>
+    </w:p>
+    <w:p>
+      <w:pPr>
+        <w:pStyle w:val="Listaszerbekezds"/>
+        <w:numPr>
+          <w:ilvl w:val="0"/>
+          <w:numId w:val="2"/>
+        </w:numPr>
+        <w:spacing w:after="80"/>
+      </w:pPr>
+      <w:r>
+        <w:t>Napi jegy</w:t>
+      </w:r>
+    </w:p>
+    <w:p>
+      <w:pPr>
+        <w:pStyle w:val="Listaszerbekezds"/>
+        <w:numPr>
+          <w:ilvl w:val="0"/>
+          <w:numId w:val="2"/>
+        </w:numPr>
+        <w:spacing w:after="80"/>
+      </w:pPr>
+      <w:r>
+        <w:t>Havi bérlet</w:t>
+      </w:r>
+    </w:p>
+    <w:p>
+      <w:pPr>
+        <w:pStyle w:val="Listaszerbekezds"/>
+        <w:numPr>
+          <w:ilvl w:val="0"/>
+          <w:numId w:val="2"/>
+        </w:numPr>
+        <w:spacing w:after="80"/>
+      </w:pPr>
+      <w:r>
+        <w:t>Féléves bérlet</w:t>
+      </w:r>
+    </w:p>
+    <w:p>
+      <w:pPr>
+        <w:pStyle w:val="Listaszerbekezds"/>
+        <w:numPr>
+          <w:ilvl w:val="0"/>
+          <w:numId w:val="2"/>
+        </w:numPr>
+        <w:spacing w:after="80"/>
+      </w:pPr>
+      <w:r>
+        <w:t>Éves bérlet</w:t>
+      </w:r>
+    </w:p>
+    <w:p>
+      <w:pPr>
+        <w:pStyle w:val="Listaszerbekezds"/>
+        <w:numPr>
+          <w:ilvl w:val="0"/>
+          <w:numId w:val="2"/>
+        </w:numPr>
+        <w:spacing w:after="80"/>
+      </w:pPr>
+      <w:r>
+        <w:t>Alkalmas bérlet (pl. 10 alkalmas)</w:t>
+      </w:r>
+    </w:p>
+    <w:p>
+      <w:pPr>
+        <w:pStyle w:val="Cmsor3"/>
+        <w:spacing w:before="200" w:after="120"/>
+      </w:pPr>
+      <w:bookmarkStart w:id="11" w:name="_Toc240679758"/>
+      <w:r>
+        <w:rPr>
+          <w:b/>
+          <w:bCs/>
+          <w:i/>
+          <w:iCs/>
+          <w:sz w:val="26"/>
+          <w:szCs w:val="26"/>
+        </w:rPr>
+        <w:t>Bérlet adatai</w:t>
+      </w:r>
+      <w:bookmarkEnd w:id="11"/>
+    </w:p>
+    <w:p>
+      <w:pPr>
+        <w:pStyle w:val="Listaszerbekezds"/>
+        <w:numPr>
+          <w:ilvl w:val="0"/>
+          <w:numId w:val="2"/>
+        </w:numPr>
+        <w:spacing w:after="80"/>
+      </w:pPr>
+      <w:r>
+        <w:t>Bérlet típusa</w:t>
+      </w:r>
+    </w:p>
+    <w:p>
+      <w:pPr>
+        <w:pStyle w:val="Listaszerbekezds"/>
+        <w:numPr>
+          <w:ilvl w:val="0"/>
+          <w:numId w:val="2"/>
+        </w:numPr>
+        <w:spacing w:after="80"/>
+      </w:pPr>
+      <w:r>
+        <w:t>Kezdő dátum</w:t>
+      </w:r>
+    </w:p>
+    <w:p>
+      <w:pPr>
+        <w:pStyle w:val="Listaszerbekezds"/>
+        <w:numPr>
+          <w:ilvl w:val="0"/>
+          <w:numId w:val="2"/>
+        </w:numPr>
+        <w:spacing w:after="80"/>
+      </w:pPr>
+      <w:r>
+        <w:t>Lejárati dátum</w:t>
+      </w:r>
+    </w:p>
+    <w:p>
+      <w:pPr>
+        <w:pStyle w:val="Listaszerbekezds"/>
+        <w:numPr>
+          <w:ilvl w:val="0"/>
+          <w:numId w:val="2"/>
+        </w:numPr>
+        <w:spacing w:after="80"/>
+      </w:pPr>
+      <w:r>
+        <w:t>Ár</w:t>
+      </w:r>
+    </w:p>
+    <w:p>
+      <w:pPr>
+        <w:pStyle w:val="Listaszerbekezds"/>
+        <w:numPr>
+          <w:ilvl w:val="0"/>
+          <w:numId w:val="2"/>
+        </w:numPr>
+        <w:spacing w:after="80"/>
+      </w:pPr>
+      <w:r>
+        <w:t>Hátralévő alkalmak száma (alkalmas bérlet esetén)</w:t>
+      </w:r>
+    </w:p>
+    <w:p>
+      <w:pPr>
+        <w:pStyle w:val="Listaszerbekezds"/>
+        <w:numPr>
+          <w:ilvl w:val="0"/>
+          <w:numId w:val="2"/>
+        </w:numPr>
+        <w:spacing w:after="80"/>
+      </w:pPr>
+      <w:r>
+        <w:t>A bérlethez tartozó tag</w:t>
+      </w:r>
+    </w:p>
+    <w:p>
+      <w:pPr>
+        <w:pStyle w:val="Cmsor2"/>
+        <w:spacing w:before="300" w:after="150"/>
+      </w:pPr>
+      <w:bookmarkStart w:id="12" w:name="_Toc240679759"/>
+      <w:r>
+        <w:rPr>
+          <w:bCs/>
+          <w:sz w:val="28"/>
+          <w:szCs w:val="28"/>
+        </w:rPr>
+        <w:t>Edzők nyilvántartása</w:t>
+      </w:r>
+      <w:bookmarkEnd w:id="12"/>
+    </w:p>
+    <w:p>
+      <w:pPr>
+        <w:pStyle w:val="Listaszerbekezds"/>
+        <w:numPr>
+          <w:ilvl w:val="0"/>
+          <w:numId w:val="2"/>
+        </w:numPr>
+        <w:spacing w:after="80"/>
+      </w:pPr>
+      <w:r>
+        <w:t>Edzőt, mint dolgozót, csak a tulajdonos vehet fel, ahogy azt a Dolgozók nyilvántartása fejezet részletezi</w:t>
+      </w:r>
+    </w:p>
+    <w:p>
+      <w:pPr>
+        <w:pStyle w:val="Listaszerbekezds"/>
+        <w:numPr>
+          <w:ilvl w:val="0"/>
+          <w:numId w:val="2"/>
+        </w:numPr>
+        <w:spacing w:after="80"/>
+      </w:pPr>
+      <w:r>
+        <w:t xml:space="preserve">Az edző a saját edzésóráihoz tartozó tagok listáját és jelenlétét </w:t>
+      </w:r>
+      <w:r>
+        <w:t>webes</w:t>
+      </w:r>
+      <w:r>
+        <w:t xml:space="preserve"> alkalmazásban tekintheti meg és rögzítheti</w:t>
+      </w:r>
+    </w:p>
+    <w:p>
+      <w:pPr>
+        <w:pStyle w:val="Listaszerbekezds"/>
+        <w:numPr>
+          <w:ilvl w:val="0"/>
+          <w:numId w:val="2"/>
+        </w:numPr>
+        <w:spacing w:after="80"/>
+      </w:pPr>
+      <w:r>
+        <w:t>Az edző a saját óráinak beosztását megtekintheti, a</w:t>
+      </w:r>
+      <w:r>
+        <w:t>datainak</w:t>
+      </w:r>
+      <w:r>
+        <w:t xml:space="preserve"> módosítási igényét a tulajdonos felé jelezheti</w:t>
+      </w:r>
+    </w:p>
+    <w:p>
+      <w:pPr>
+        <w:pStyle w:val="Cmsor3"/>
+        <w:spacing w:before="200" w:after="120"/>
+      </w:pPr>
+      <w:bookmarkStart w:id="13" w:name="_Toc240679760"/>
+      <w:r>
+        <w:rPr>
+          <w:b/>
+          <w:bCs/>
+          <w:i/>
+          <w:iCs/>
+          <w:sz w:val="26"/>
+          <w:szCs w:val="26"/>
+        </w:rPr>
+        <w:lastRenderedPageBreak/>
+        <w:t>Edző adatai (a dolgozói adatokon felül)</w:t>
+      </w:r>
+      <w:bookmarkEnd w:id="13"/>
+    </w:p>
+    <w:p>
+      <w:pPr>
+        <w:pStyle w:val="Listaszerbekezds"/>
+        <w:numPr>
+          <w:ilvl w:val="0"/>
+          <w:numId w:val="2"/>
+        </w:numPr>
+        <w:spacing w:after="80"/>
+      </w:pPr>
+      <w:r>
+        <w:t>Szakterület / specializáció (pl. erősítő edzés, jóga, spinning)</w:t>
+      </w:r>
+    </w:p>
+    <w:p>
+      <w:pPr>
+        <w:pStyle w:val="Listaszerbekezds"/>
+        <w:numPr>
+          <w:ilvl w:val="0"/>
+          <w:numId w:val="2"/>
+        </w:numPr>
+        <w:spacing w:after="80"/>
+      </w:pPr>
+      <w:r>
+        <w:t>Végzettség, szakmai tanúsítványok</w:t>
+      </w:r>
+    </w:p>
+    <w:p>
+      <w:pPr>
+        <w:pStyle w:val="Listaszerbekezds"/>
+        <w:numPr>
+          <w:ilvl w:val="0"/>
+          <w:numId w:val="2"/>
+        </w:numPr>
+        <w:spacing w:after="80"/>
+      </w:pPr>
+      <w:r>
+        <w:t>Óradíj</w:t>
+      </w:r>
+    </w:p>
+    <w:p>
+      <w:pPr>
+        <w:pStyle w:val="Listaszerbekezds"/>
+        <w:numPr>
+          <w:ilvl w:val="0"/>
+          <w:numId w:val="2"/>
+        </w:numPr>
+        <w:spacing w:after="80"/>
+      </w:pPr>
+      <w:r>
+        <w:t>Heti elérhetőség / preferált időpontok</w:t>
       </w:r>
     </w:p>
     <w:p/>
     <w:p>
       <w:pPr>
+        <w:pStyle w:val="Cmsor2"/>
+      </w:pPr>
+      <w:r>
+        <w:t>Nyitvatartás</w:t>
+      </w:r>
+    </w:p>
+    <w:p>
+      <w:r>
+        <w:t>A klub szolgáltatásait csak</w:t>
+      </w:r>
+      <w:r>
+        <w:t xml:space="preserve"> meghatározott időben vehetik igénybe</w:t>
+      </w:r>
+      <w:r>
+        <w:t xml:space="preserve">. </w:t>
+      </w:r>
+      <w:r>
+        <w:t xml:space="preserve">Munkanapokon </w:t>
+      </w:r>
+    </w:p>
+    <w:p>
+      <w:pPr>
+        <w:pStyle w:val="Cmsor2"/>
+        <w:spacing w:before="300" w:after="150"/>
+      </w:pPr>
+      <w:bookmarkStart w:id="14" w:name="_Toc240679761"/>
+      <w:r>
+        <w:rPr>
+          <w:bCs/>
+          <w:sz w:val="28"/>
+          <w:szCs w:val="28"/>
+        </w:rPr>
+        <w:t>Edzésórák és szolgáltatások nyilvántartása</w:t>
+      </w:r>
+      <w:bookmarkEnd w:id="14"/>
+    </w:p>
+    <w:p>
+      <w:pPr>
+        <w:pStyle w:val="Listaszerbekezds"/>
+        <w:numPr>
+          <w:ilvl w:val="0"/>
+          <w:numId w:val="2"/>
+        </w:numPr>
+        <w:spacing w:after="80"/>
+      </w:pPr>
+      <w:r>
+        <w:t>Új edzésórát vagy szolgáltatást csak a tulajdonos vehet fel, illetve módosíthat az asztali alkalmazás segítségével</w:t>
+      </w:r>
+    </w:p>
+    <w:p>
+      <w:pPr>
+        <w:pStyle w:val="Listaszerbekezds"/>
+        <w:numPr>
+          <w:ilvl w:val="0"/>
+          <w:numId w:val="2"/>
+        </w:numPr>
+        <w:spacing w:after="80"/>
+      </w:pPr>
+      <w:r>
+        <w:t xml:space="preserve">Az edző a saját óráihoz és foglalkozásaihoz tartozó időpontokat, helyszínt és a jelentkezett tagok listáját az asztali </w:t>
+      </w:r>
+      <w:r>
+        <w:t>és a we</w:t>
+      </w:r>
+      <w:r>
+        <w:t xml:space="preserve">bes </w:t>
+      </w:r>
+      <w:r>
+        <w:t>alkalmazásban tekintheti meg</w:t>
+      </w:r>
+    </w:p>
+    <w:p>
+      <w:pPr>
+        <w:pStyle w:val="Listaszerbekezds"/>
+        <w:numPr>
+          <w:ilvl w:val="0"/>
+          <w:numId w:val="2"/>
+        </w:numPr>
+        <w:spacing w:after="80"/>
+      </w:pPr>
+      <w:r>
+        <w:t>A tagok jelentkezését (foglalását) egy adott órára vagy szolgáltatásra a tulajdonos vagy a</w:t>
+      </w:r>
+      <w:r>
+        <w:t xml:space="preserve"> recepciós</w:t>
+      </w:r>
+      <w:r>
+        <w:t xml:space="preserve"> </w:t>
+      </w:r>
+      <w:r>
+        <w:t>rögzíti az asztali alkalmazásban</w:t>
+      </w:r>
+      <w:r>
+        <w:t>. A cs</w:t>
+      </w:r>
+    </w:p>
+    <w:p>
+      <w:pPr>
+        <w:pStyle w:val="Listaszerbekezds"/>
+        <w:numPr>
+          <w:ilvl w:val="0"/>
+          <w:numId w:val="2"/>
+        </w:numPr>
+        <w:spacing w:after="80"/>
+      </w:pPr>
+      <w:r>
+        <w:t>A rendszer megkülönbözteti a csoportos és az egyéni foglalkozásokat</w:t>
+      </w:r>
+    </w:p>
+    <w:p>
+      <w:pPr>
         <w:pStyle w:val="Cmsor3"/>
-      </w:pPr>
-      <w:r>
-        <w:t>Tag adatai</w:t>
-      </w:r>
-    </w:p>
-    <w:p>
-      <w:pPr>
-        <w:pStyle w:val="Listaszerbekezds"/>
-        <w:numPr>
-          <w:ilvl w:val="0"/>
-          <w:numId w:val="2"/>
-        </w:numPr>
-      </w:pPr>
-      <w:r>
-        <w:t>Név</w:t>
-      </w:r>
-    </w:p>
-    <w:p>
-      <w:pPr>
-        <w:pStyle w:val="Listaszerbekezds"/>
-        <w:numPr>
-          <w:ilvl w:val="0"/>
-          <w:numId w:val="2"/>
-        </w:numPr>
-      </w:pPr>
-      <w:r>
-        <w:t>Születési dátum</w:t>
-      </w:r>
-    </w:p>
-    <w:p>
-      <w:pPr>
-        <w:pStyle w:val="Listaszerbekezds"/>
-        <w:numPr>
-          <w:ilvl w:val="0"/>
-          <w:numId w:val="2"/>
-        </w:numPr>
-      </w:pPr>
-      <w:r>
-        <w:t>Lakcím</w:t>
-      </w:r>
-    </w:p>
-    <w:p>
-      <w:pPr>
-        <w:pStyle w:val="Listaszerbekezds"/>
-        <w:numPr>
-          <w:ilvl w:val="0"/>
-          <w:numId w:val="2"/>
-        </w:numPr>
-      </w:pPr>
-      <w:r>
-        <w:t>Telefonszám</w:t>
-      </w:r>
-    </w:p>
-    <w:p>
-      <w:pPr>
-        <w:pStyle w:val="Listaszerbekezds"/>
-        <w:numPr>
-          <w:ilvl w:val="0"/>
-          <w:numId w:val="2"/>
-        </w:numPr>
-      </w:pPr>
-      <w:r>
-        <w:t>E-mail cím</w:t>
-      </w:r>
-    </w:p>
-    <w:p>
-      <w:pPr>
-        <w:pStyle w:val="Listaszerbekezds"/>
-        <w:numPr>
-          <w:ilvl w:val="0"/>
-          <w:numId w:val="2"/>
-        </w:numPr>
-      </w:pPr>
-      <w:r>
-        <w:t>Regisztráció dátuma</w:t>
-      </w:r>
-    </w:p>
-    <w:p>
-      <w:pPr>
-        <w:pStyle w:val="Listaszerbekezds"/>
-        <w:numPr>
-          <w:ilvl w:val="0"/>
-          <w:numId w:val="2"/>
-        </w:numPr>
-      </w:pPr>
-      <w:r>
-        <w:t>Vészhelyzeti kapcsolattartó neve és telefonszáma</w:t>
-      </w:r>
-    </w:p>
-    <w:p>
-      <w:pPr>
-        <w:pStyle w:val="Cmsor2"/>
-      </w:pPr>
-      <w:r>
-        <w:t>Bérletek</w:t>
-      </w:r>
-    </w:p>
-    <w:p>
-      <w:r>
-        <w:t>Bérlettípust és árat csak a tulajdonos rögzíthet vagy módosíthat az asztali alkalmazás segítségével</w:t>
-      </w:r>
-    </w:p>
-    <w:p>
-      <w:r>
-        <w:t>Tagnak bérletet a tulajdonos vagy az edző rendelhet hozzá az asztali alkalmazás segítségével</w:t>
-      </w:r>
-    </w:p>
-    <w:p>
-      <w:r>
-        <w:t>A rendszer a lejáró és a lejárt bérleteket automatikusan jelzi</w:t>
-      </w:r>
-    </w:p>
-    <w:p/>
+        <w:spacing w:before="200" w:after="120"/>
+      </w:pPr>
+      <w:bookmarkStart w:id="15" w:name="_Toc240679762"/>
+      <w:r>
+        <w:rPr>
+          <w:b/>
+          <w:bCs/>
+          <w:i/>
+          <w:iCs/>
+          <w:sz w:val="26"/>
+          <w:szCs w:val="26"/>
+        </w:rPr>
+        <w:t>Csoportos foglalkozások</w:t>
+      </w:r>
+      <w:bookmarkEnd w:id="15"/>
+    </w:p>
+    <w:p>
+      <w:pPr>
+        <w:spacing w:after="200" w:line="276" w:lineRule="auto"/>
+        <w:jc w:val="both"/>
+      </w:pPr>
+      <w:r>
+        <w:t>A csoportos foglalkozásokon egyszerre több tag is részt vehet, a létszámnak felső korlátja van. Ilyen foglalkozás lehet többek között:</w:t>
+      </w:r>
+    </w:p>
+    <w:p>
+      <w:pPr>
+        <w:pStyle w:val="Listaszerbekezds"/>
+        <w:numPr>
+          <w:ilvl w:val="0"/>
+          <w:numId w:val="2"/>
+        </w:numPr>
+        <w:spacing w:after="80"/>
+      </w:pPr>
+      <w:r>
+        <w:t>Jóga, pilates</w:t>
+      </w:r>
+    </w:p>
+    <w:p>
+      <w:pPr>
+        <w:pStyle w:val="Listaszerbekezds"/>
+        <w:numPr>
+          <w:ilvl w:val="0"/>
+          <w:numId w:val="2"/>
+        </w:numPr>
+        <w:spacing w:after="80"/>
+      </w:pPr>
+      <w:r>
+        <w:t>Spinning</w:t>
+      </w:r>
+    </w:p>
+    <w:p>
+      <w:pPr>
+        <w:pStyle w:val="Listaszerbekezds"/>
+        <w:numPr>
+          <w:ilvl w:val="0"/>
+          <w:numId w:val="2"/>
+        </w:numPr>
+        <w:spacing w:after="80"/>
+      </w:pPr>
+      <w:r>
+        <w:t>Zumba, aerobik, step aerobik</w:t>
+      </w:r>
+    </w:p>
+    <w:p>
+      <w:pPr>
+        <w:pStyle w:val="Listaszerbekezds"/>
+        <w:numPr>
+          <w:ilvl w:val="0"/>
+          <w:numId w:val="2"/>
+        </w:numPr>
+        <w:spacing w:after="80"/>
+      </w:pPr>
+      <w:r>
+        <w:t>Body pump, funkcionális edzés, HIIT</w:t>
+      </w:r>
+    </w:p>
+    <w:p>
+      <w:pPr>
+        <w:pStyle w:val="Listaszerbekezds"/>
+        <w:numPr>
+          <w:ilvl w:val="0"/>
+          <w:numId w:val="2"/>
+        </w:numPr>
+        <w:spacing w:after="80"/>
+      </w:pPr>
+      <w:r>
+        <w:t>Kick-box, box aerobik</w:t>
+      </w:r>
+    </w:p>
+    <w:p>
+      <w:pPr>
+        <w:pStyle w:val="Listaszerbekezds"/>
+        <w:numPr>
+          <w:ilvl w:val="0"/>
+          <w:numId w:val="2"/>
+        </w:numPr>
+        <w:spacing w:after="80"/>
+      </w:pPr>
+      <w:r>
+        <w:t>Nyújtás / stretching, relaxációs óra</w:t>
+      </w:r>
+    </w:p>
+    <w:p>
+      <w:pPr>
+        <w:spacing w:after="200" w:line="276" w:lineRule="auto"/>
+        <w:jc w:val="both"/>
+      </w:pPr>
+      <w:r>
+        <w:t>Csoportos foglalkozás adatai:</w:t>
+      </w:r>
+    </w:p>
+    <w:p>
+      <w:pPr>
+        <w:pStyle w:val="Listaszerbekezds"/>
+        <w:numPr>
+          <w:ilvl w:val="0"/>
+          <w:numId w:val="2"/>
+        </w:numPr>
+        <w:spacing w:after="80"/>
+      </w:pPr>
+      <w:r>
+        <w:t>Megnevezés</w:t>
+      </w:r>
+    </w:p>
+    <w:p>
+      <w:pPr>
+        <w:pStyle w:val="Listaszerbekezds"/>
+        <w:numPr>
+          <w:ilvl w:val="0"/>
+          <w:numId w:val="2"/>
+        </w:numPr>
+        <w:spacing w:after="80"/>
+      </w:pPr>
+      <w:r>
+        <w:t>Edző</w:t>
+      </w:r>
+    </w:p>
+    <w:p>
+      <w:pPr>
+        <w:pStyle w:val="Listaszerbekezds"/>
+        <w:numPr>
+          <w:ilvl w:val="0"/>
+          <w:numId w:val="2"/>
+        </w:numPr>
+        <w:spacing w:after="80"/>
+      </w:pPr>
+      <w:r>
+        <w:t>Időpont (nap, kezdési időpont, időtartam)</w:t>
+      </w:r>
+    </w:p>
+    <w:p>
+      <w:pPr>
+        <w:pStyle w:val="Listaszerbekezds"/>
+        <w:numPr>
+          <w:ilvl w:val="0"/>
+          <w:numId w:val="2"/>
+        </w:numPr>
+        <w:spacing w:after="80"/>
+      </w:pPr>
+      <w:r>
+        <w:t>Helyszín / terem</w:t>
+      </w:r>
+    </w:p>
+    <w:p>
+      <w:pPr>
+        <w:pStyle w:val="Listaszerbekezds"/>
+        <w:numPr>
+          <w:ilvl w:val="0"/>
+          <w:numId w:val="2"/>
+        </w:numPr>
+        <w:spacing w:after="80"/>
+      </w:pPr>
+      <w:r>
+        <w:t>Maximális létszám</w:t>
+      </w:r>
+    </w:p>
+    <w:p>
+      <w:pPr>
+        <w:pStyle w:val="Listaszerbekezds"/>
+        <w:numPr>
+          <w:ilvl w:val="0"/>
+          <w:numId w:val="2"/>
+        </w:numPr>
+        <w:spacing w:after="80"/>
+      </w:pPr>
+      <w:r>
+        <w:t>Jelentkezett tagok listája</w:t>
+      </w:r>
+    </w:p>
     <w:p>
       <w:pPr>
         <w:pStyle w:val="Cmsor3"/>
-      </w:pPr>
-      <w:r>
-        <w:t>Bérlettípusok</w:t>
-      </w:r>
-    </w:p>
-    <w:p>
-      <w:pPr>
-        <w:pStyle w:val="Listaszerbekezds"/>
-        <w:numPr>
-          <w:ilvl w:val="0"/>
-          <w:numId w:val="2"/>
-        </w:numPr>
-      </w:pPr>
-      <w:r>
-        <w:t>Napi jegy</w:t>
-      </w:r>
-    </w:p>
-    <w:p>
-      <w:pPr>
-        <w:pStyle w:val="Listaszerbekezds"/>
-        <w:numPr>
-          <w:ilvl w:val="0"/>
-          <w:numId w:val="2"/>
-        </w:numPr>
-      </w:pPr>
-      <w:r>
-        <w:t>Havi bérlet</w:t>
-      </w:r>
-    </w:p>
-    <w:p>
-      <w:pPr>
-        <w:pStyle w:val="Listaszerbekezds"/>
-        <w:numPr>
-          <w:ilvl w:val="0"/>
-          <w:numId w:val="2"/>
-        </w:numPr>
-      </w:pPr>
-      <w:r>
-        <w:t>Féléves bérlet</w:t>
-      </w:r>
-    </w:p>
-    <w:p>
-      <w:pPr>
-        <w:pStyle w:val="Listaszerbekezds"/>
-        <w:numPr>
-          <w:ilvl w:val="0"/>
-          <w:numId w:val="2"/>
-        </w:numPr>
-      </w:pPr>
-      <w:r>
-        <w:t>Éves bérlet</w:t>
-      </w:r>
-    </w:p>
-    <w:p>
-      <w:pPr>
-        <w:pStyle w:val="Listaszerbekezds"/>
-        <w:numPr>
-          <w:ilvl w:val="0"/>
-          <w:numId w:val="2"/>
-        </w:numPr>
-      </w:pPr>
-      <w:r>
-        <w:t>Alkalmas bérlet (pl. 10 alkalmas)</w:t>
-      </w:r>
-    </w:p>
-    <w:p>
-      <w:pPr>
-        <w:pStyle w:val="Cmsor3"/>
-      </w:pPr>
-      <w:r>
-        <w:t>Bérlet adatai</w:t>
-      </w:r>
-    </w:p>
-    <w:p>
-      <w:pPr>
-        <w:pStyle w:val="Listaszerbekezds"/>
-        <w:numPr>
-          <w:ilvl w:val="0"/>
-          <w:numId w:val="2"/>
-        </w:numPr>
-      </w:pPr>
-      <w:r>
-        <w:t>Bérlet típusa</w:t>
-      </w:r>
-    </w:p>
-    <w:p>
-      <w:pPr>
-        <w:pStyle w:val="Listaszerbekezds"/>
-        <w:numPr>
-          <w:ilvl w:val="0"/>
-          <w:numId w:val="2"/>
-        </w:numPr>
-      </w:pPr>
-      <w:r>
-        <w:t>Kezdő dátum</w:t>
-      </w:r>
-    </w:p>
-    <w:p>
-      <w:pPr>
-        <w:pStyle w:val="Listaszerbekezds"/>
-        <w:numPr>
-          <w:ilvl w:val="0"/>
-          <w:numId w:val="2"/>
-        </w:numPr>
-      </w:pPr>
-      <w:r>
-        <w:t>Lejárati dátum</w:t>
-      </w:r>
-    </w:p>
-    <w:p>
-      <w:pPr>
-        <w:pStyle w:val="Listaszerbekezds"/>
-        <w:numPr>
-          <w:ilvl w:val="0"/>
-          <w:numId w:val="2"/>
-        </w:numPr>
+        <w:spacing w:before="200" w:after="120"/>
+      </w:pPr>
+      <w:bookmarkStart w:id="16" w:name="_Toc240679763"/>
+      <w:r>
+        <w:rPr>
+          <w:b/>
+          <w:bCs/>
+          <w:i/>
+          <w:iCs/>
+          <w:sz w:val="26"/>
+          <w:szCs w:val="26"/>
+        </w:rPr>
+        <w:t>Egyéni foglalkozások</w:t>
+      </w:r>
+      <w:bookmarkEnd w:id="16"/>
+    </w:p>
+    <w:p>
+      <w:pPr>
+        <w:spacing w:after="200" w:line="276" w:lineRule="auto"/>
+        <w:jc w:val="both"/>
+      </w:pPr>
+      <w:r>
+        <w:t>Az egyéni foglalkozásokat egy adott tag veszi igénybe, előre egyeztetett időpontban. Ilyen szolgáltatás lehet többek között:</w:t>
+      </w:r>
+    </w:p>
+    <w:p>
+      <w:pPr>
+        <w:pStyle w:val="Listaszerbekezds"/>
+        <w:numPr>
+          <w:ilvl w:val="0"/>
+          <w:numId w:val="2"/>
+        </w:numPr>
+        <w:spacing w:after="80"/>
+      </w:pPr>
+      <w:r>
+        <w:lastRenderedPageBreak/>
+        <w:t>Személyi edzés</w:t>
+      </w:r>
+    </w:p>
+    <w:p>
+      <w:pPr>
+        <w:pStyle w:val="Listaszerbekezds"/>
+        <w:numPr>
+          <w:ilvl w:val="0"/>
+          <w:numId w:val="2"/>
+        </w:numPr>
+        <w:spacing w:after="80"/>
+      </w:pPr>
+      <w:r>
+        <w:t>Testösszetétel-mérés</w:t>
+      </w:r>
+    </w:p>
+    <w:p>
+      <w:pPr>
+        <w:pStyle w:val="Listaszerbekezds"/>
+        <w:numPr>
+          <w:ilvl w:val="0"/>
+          <w:numId w:val="2"/>
+        </w:numPr>
+        <w:spacing w:after="80"/>
+      </w:pPr>
+      <w:r>
+        <w:t>Táplálkozási tanácsadás</w:t>
+      </w:r>
+    </w:p>
+    <w:p>
+      <w:pPr>
+        <w:pStyle w:val="Listaszerbekezds"/>
+        <w:numPr>
+          <w:ilvl w:val="0"/>
+          <w:numId w:val="2"/>
+        </w:numPr>
+        <w:spacing w:after="80"/>
+      </w:pPr>
+      <w:r>
+        <w:t>Masszázs</w:t>
+      </w:r>
+    </w:p>
+    <w:p>
+      <w:pPr>
+        <w:pStyle w:val="Listaszerbekezds"/>
+        <w:numPr>
+          <w:ilvl w:val="0"/>
+          <w:numId w:val="2"/>
+        </w:numPr>
+        <w:spacing w:after="80"/>
+      </w:pPr>
+      <w:r>
+        <w:t>Szolárium</w:t>
+      </w:r>
+    </w:p>
+    <w:p>
+      <w:pPr>
+        <w:spacing w:after="200" w:line="276" w:lineRule="auto"/>
+        <w:jc w:val="both"/>
+      </w:pPr>
+      <w:r>
+        <w:t>Egyéni foglalkozás adatai:</w:t>
+      </w:r>
+    </w:p>
+    <w:p>
+      <w:pPr>
+        <w:pStyle w:val="Listaszerbekezds"/>
+        <w:numPr>
+          <w:ilvl w:val="0"/>
+          <w:numId w:val="2"/>
+        </w:numPr>
+        <w:spacing w:after="80"/>
+      </w:pPr>
+      <w:r>
+        <w:t>Megnevezés</w:t>
+      </w:r>
+    </w:p>
+    <w:p>
+      <w:pPr>
+        <w:pStyle w:val="Listaszerbekezds"/>
+        <w:numPr>
+          <w:ilvl w:val="0"/>
+          <w:numId w:val="2"/>
+        </w:numPr>
+        <w:spacing w:after="80"/>
+      </w:pPr>
+      <w:r>
+        <w:t>Szolgáltatást nyújtó edző / dolgozó</w:t>
+      </w:r>
+    </w:p>
+    <w:p>
+      <w:pPr>
+        <w:pStyle w:val="Listaszerbekezds"/>
+        <w:numPr>
+          <w:ilvl w:val="0"/>
+          <w:numId w:val="2"/>
+        </w:numPr>
+        <w:spacing w:after="80"/>
+      </w:pPr>
+      <w:r>
+        <w:t>Tag</w:t>
+      </w:r>
+    </w:p>
+    <w:p>
+      <w:pPr>
+        <w:pStyle w:val="Listaszerbekezds"/>
+        <w:numPr>
+          <w:ilvl w:val="0"/>
+          <w:numId w:val="2"/>
+        </w:numPr>
+        <w:spacing w:after="80"/>
+      </w:pPr>
+      <w:r>
+        <w:t>Időpont és időtartam</w:t>
+      </w:r>
+    </w:p>
+    <w:p>
+      <w:pPr>
+        <w:pStyle w:val="Listaszerbekezds"/>
+        <w:numPr>
+          <w:ilvl w:val="0"/>
+          <w:numId w:val="2"/>
+        </w:numPr>
+        <w:spacing w:after="80"/>
       </w:pPr>
       <w:r>
         <w:t>Ár</w:t>
@@ -480,106 +3369,18 @@
           <w:ilvl w:val="0"/>
           <w:numId w:val="2"/>
         </w:numPr>
-      </w:pPr>
-      <w:r>
-        <w:t>Hátralévő alkalmak száma (alkalmas bérlet esetén)</w:t>
-      </w:r>
-    </w:p>
-    <w:p>
-      <w:pPr>
-        <w:pStyle w:val="Listaszerbekezds"/>
-        <w:numPr>
-          <w:ilvl w:val="0"/>
-          <w:numId w:val="2"/>
-        </w:numPr>
-      </w:pPr>
-      <w:r>
-        <w:t>A bérlethez tartozó tag</w:t>
-      </w:r>
-    </w:p>
-    <w:p>
-      <w:pPr>
-        <w:pStyle w:val="Cmsor2"/>
-      </w:pPr>
-      <w:r>
-        <w:t>Edzők nyilvántartása</w:t>
-      </w:r>
-    </w:p>
-    <w:p>
-      <w:r>
-        <w:t>Edzőt, mint dolgozót, csak a tulajdonos vehet fel, ahogy azt a Dolgozók nyilvántartása fejezet részletezi</w:t>
-      </w:r>
-    </w:p>
-    <w:p>
-      <w:r>
-        <w:t>Az edző a saját edzésóráihoz tartozó tagok listáját és jelenlétét az asztali alkalmazásban tekintheti meg és rögzítheti</w:t>
-      </w:r>
-    </w:p>
-    <w:p>
-      <w:r>
-        <w:t>Az edző a saját óráinak beosztását megtekintheti, a módosítási igényét a tulajdonos felé jelezheti</w:t>
-      </w:r>
-    </w:p>
-    <w:p/>
-    <w:p>
-      <w:pPr>
-        <w:pStyle w:val="Cmsor3"/>
-      </w:pPr>
-      <w:r>
-        <w:t>Edző adatai (a dolgozói adatokon felül)</w:t>
-      </w:r>
-    </w:p>
-    <w:p>
-      <w:pPr>
-        <w:pStyle w:val="Listaszerbekezds"/>
-        <w:numPr>
-          <w:ilvl w:val="0"/>
-          <w:numId w:val="2"/>
-        </w:numPr>
-      </w:pPr>
-      <w:r>
-        <w:t>Szakterület / specializáció (pl. erősítő edzés, jóga, spinning)</w:t>
-      </w:r>
-    </w:p>
-    <w:p>
-      <w:pPr>
-        <w:pStyle w:val="Listaszerbekezds"/>
-        <w:numPr>
-          <w:ilvl w:val="0"/>
-          <w:numId w:val="2"/>
-        </w:numPr>
-      </w:pPr>
-      <w:r>
-        <w:t>Végzettség, szakmai tanúsítványok</w:t>
-      </w:r>
-    </w:p>
-    <w:p>
-      <w:pPr>
-        <w:pStyle w:val="Listaszerbekezds"/>
-        <w:numPr>
-          <w:ilvl w:val="0"/>
-          <w:numId w:val="2"/>
-        </w:numPr>
-      </w:pPr>
-      <w:r>
-        <w:t>Óradíj</w:t>
-      </w:r>
-    </w:p>
-    <w:p>
-      <w:pPr>
-        <w:pStyle w:val="Listaszerbekezds"/>
-        <w:numPr>
-          <w:ilvl w:val="0"/>
-          <w:numId w:val="2"/>
-        </w:numPr>
-      </w:pPr>
-      <w:r>
-        <w:t>Heti elérhetőség / preferált időpontok</w:t>
+        <w:spacing w:after="80"/>
+      </w:pPr>
+      <w:r>
+        <w:t>Állapot (lefoglalva / teljesítve / lemondva)</w:t>
       </w:r>
     </w:p>
     <w:sectPr>
+      <w:headerReference w:type="default" r:id="rId7"/>
+      <w:footerReference w:type="default" r:id="rId8"/>
       <w:pgSz w:w="11906" w:h="16838"/>
-      <w:pgMar w:top="1417" w:right="1417" w:bottom="1417" w:left="1417" w:header="708" w:footer="708" w:gutter="0"/>
+      <w:pgMar w:top="1440" w:right="1440" w:bottom="1440" w:left="1440" w:header="708" w:footer="708" w:gutter="0"/>
+      <w:pgNumType w:start="1"/>
       <w:cols w:space="708"/>
       <w:docGrid w:linePitch="360"/>
     </w:sectPr>
@@ -587,122 +3388,186 @@
 </w:document>
 </file>
 
+<file path=word/endnotes.xml><?xml version="1.0" encoding="utf-8"?>
+<w:endnotes xmlns:wpc="http://schemas.microsoft.com/office/word/2010/wordprocessingCanvas" xmlns:cx="http://schemas.microsoft.com/office/drawing/2014/chartex" xmlns:cx1="http://schemas.microsoft.com/office/drawing/2015/9/8/chartex" xmlns:cx2="http://schemas.microsoft.com/office/drawing/2015/10/21/chartex" xmlns:cx3="http://schemas.microsoft.com/office/drawing/2016/5/9/chartex" xmlns:cx4="http://schemas.microsoft.com/office/drawing/2016/5/10/chartex" xmlns:cx5="http://schemas.microsoft.com/office/drawing/2016/5/11/chartex" xmlns:cx6="http://schemas.microsoft.com/office/drawing/2016/5/12/chartex" xmlns:cx7="http://schemas.microsoft.com/office/drawing/2016/5/13/chartex" xmlns:cx8="http://schemas.microsoft.com/office/drawing/2016/5/14/chartex" xmlns:mc="http://schemas.openxmlformats.org/markup-compatibility/2006" xmlns:aink="http://schemas.microsoft.com/office/drawing/2016/ink" xmlns:am3d="http://schemas.microsoft.com/office/drawing/2017/model3d" xmlns:o="urn:schemas-microsoft-com:office:office" xmlns:oel="http://schemas.microsoft.com/office/2019/extlst" xmlns:r="http://schemas.openxmlformats.org/officeDocument/2006/relationships" xmlns:m="http://schemas.openxmlformats.org/officeDocument/2006/math" xmlns:v="urn:schemas-microsoft-com:vml" xmlns:wp14="http://schemas.microsoft.com/office/word/2010/wordprocessingDrawing" xmlns:wp="http://schemas.openxmlformats.org/drawingml/2006/wordprocessingDrawing" xmlns:w10="urn:schemas-microsoft-com:office:word" xmlns:w="http://schemas.openxmlformats.org/wordprocessingml/2006/main" xmlns:w14="http://schemas.microsoft.com/office/word/2010/wordml" xmlns:w15="http://schemas.microsoft.com/office/word/2012/wordml" xmlns:w16cex="http://schemas.microsoft.com/office/word/2018/wordml/cex" xmlns:w16cid="http://schemas.microsoft.com/office/word/2016/wordml/cid" xmlns:w16="http://schemas.microsoft.com/office/word/2018/wordml" xmlns:w16du="http://schemas.microsoft.com/office/word/2023/wordml/word16du" xmlns:w16sdtdh="http://schemas.microsoft.com/office/word/2020/wordml/sdtdatahash" xmlns:w16sdtfl="http://schemas.microsoft.com/office/word/2024/wordml/sdtformatlock" xmlns:w16se="http://schemas.microsoft.com/office/word/2015/wordml/symex" xmlns:wpg="http://schemas.microsoft.com/office/word/2010/wordprocessingGroup" xmlns:wpi="http://schemas.microsoft.com/office/word/2010/wordprocessingInk" xmlns:wne="http://schemas.microsoft.com/office/word/2006/wordml" xmlns:wps="http://schemas.microsoft.com/office/word/2010/wordprocessingShape" mc:Ignorable="w14 w15 w16se w16cid w16 w16cex w16sdtdh w16sdtfl w16du wp14">
+  <w:endnote w:type="separator" w:id="-1">
+    <w:p>
+      <w:r>
+        <w:separator/>
+      </w:r>
+    </w:p>
+  </w:endnote>
+  <w:endnote w:type="continuationSeparator" w:id="0">
+    <w:p>
+      <w:r>
+        <w:continuationSeparator/>
+      </w:r>
+    </w:p>
+  </w:endnote>
+</w:endnotes>
+</file>
+
+<file path=word/footer1.xml><?xml version="1.0" encoding="utf-8"?>
+<w:ftr xmlns:wpc="http://schemas.microsoft.com/office/word/2010/wordprocessingCanvas" xmlns:cx="http://schemas.microsoft.com/office/drawing/2014/chartex" xmlns:cx1="http://schemas.microsoft.com/office/drawing/2015/9/8/chartex" xmlns:cx2="http://schemas.microsoft.com/office/drawing/2015/10/21/chartex" xmlns:cx3="http://schemas.microsoft.com/office/drawing/2016/5/9/chartex" xmlns:cx4="http://schemas.microsoft.com/office/drawing/2016/5/10/chartex" xmlns:cx5="http://schemas.microsoft.com/office/drawing/2016/5/11/chartex" xmlns:cx6="http://schemas.microsoft.com/office/drawing/2016/5/12/chartex" xmlns:cx7="http://schemas.microsoft.com/office/drawing/2016/5/13/chartex" xmlns:cx8="http://schemas.microsoft.com/office/drawing/2016/5/14/chartex" xmlns:mc="http://schemas.openxmlformats.org/markup-compatibility/2006" xmlns:aink="http://schemas.microsoft.com/office/drawing/2016/ink" xmlns:am3d="http://schemas.microsoft.com/office/drawing/2017/model3d" xmlns:o="urn:schemas-microsoft-com:office:office" xmlns:oel="http://schemas.microsoft.com/office/2019/extlst" xmlns:r="http://schemas.openxmlformats.org/officeDocument/2006/relationships" xmlns:m="http://schemas.openxmlformats.org/officeDocument/2006/math" xmlns:v="urn:schemas-microsoft-com:vml" xmlns:wp14="http://schemas.microsoft.com/office/word/2010/wordprocessingDrawing" xmlns:wp="http://schemas.openxmlformats.org/drawingml/2006/wordprocessingDrawing" xmlns:w10="urn:schemas-microsoft-com:office:word" xmlns:w="http://schemas.openxmlformats.org/wordprocessingml/2006/main" xmlns:w14="http://schemas.microsoft.com/office/word/2010/wordml" xmlns:w15="http://schemas.microsoft.com/office/word/2012/wordml" xmlns:w16cex="http://schemas.microsoft.com/office/word/2018/wordml/cex" xmlns:w16cid="http://schemas.microsoft.com/office/word/2016/wordml/cid" xmlns:w16="http://schemas.microsoft.com/office/word/2018/wordml" xmlns:w16du="http://schemas.microsoft.com/office/word/2023/wordml/word16du" xmlns:w16sdtdh="http://schemas.microsoft.com/office/word/2020/wordml/sdtdatahash" xmlns:w16sdtfl="http://schemas.microsoft.com/office/word/2024/wordml/sdtformatlock" xmlns:w16se="http://schemas.microsoft.com/office/word/2015/wordml/symex" xmlns:wpg="http://schemas.microsoft.com/office/word/2010/wordprocessingGroup" xmlns:wpi="http://schemas.microsoft.com/office/word/2010/wordprocessingInk" xmlns:wne="http://schemas.microsoft.com/office/word/2006/wordml" xmlns:wps="http://schemas.microsoft.com/office/word/2010/wordprocessingShape" mc:Ignorable="w14 w15 w16se w16cid w16 w16cex w16sdtdh w16sdtfl w16du wp14">
+  <w:sdt>
+    <w:sdtPr>
+      <w:id w:val="1181002633"/>
+      <w:docPartObj>
+        <w:docPartGallery w:val="Page Numbers (Bottom of Page)"/>
+        <w:docPartUnique/>
+      </w:docPartObj>
+    </w:sdtPr>
+    <w:sdtContent>
+      <w:p>
+        <w:pPr>
+          <w:pStyle w:val="llb"/>
+          <w:jc w:val="center"/>
+        </w:pPr>
+        <w:r>
+          <w:fldChar w:fldCharType="begin"/>
+        </w:r>
+        <w:r>
+          <w:instrText>PAGE   \* MERGEFORMAT</w:instrText>
+        </w:r>
+        <w:r>
+          <w:fldChar w:fldCharType="separate"/>
+        </w:r>
+        <w:r>
+          <w:t>2</w:t>
+        </w:r>
+        <w:r>
+          <w:fldChar w:fldCharType="end"/>
+        </w:r>
+      </w:p>
+    </w:sdtContent>
+  </w:sdt>
+  <w:p>
+    <w:pPr>
+      <w:pStyle w:val="llb"/>
+    </w:pPr>
+  </w:p>
+</w:ftr>
+</file>
+
+<file path=word/footnotes.xml><?xml version="1.0" encoding="utf-8"?>
+<w:footnotes xmlns:wpc="http://schemas.microsoft.com/office/word/2010/wordprocessingCanvas" xmlns:cx="http://schemas.microsoft.com/office/drawing/2014/chartex" xmlns:cx1="http://schemas.microsoft.com/office/drawing/2015/9/8/chartex" xmlns:cx2="http://schemas.microsoft.com/office/drawing/2015/10/21/chartex" xmlns:cx3="http://schemas.microsoft.com/office/drawing/2016/5/9/chartex" xmlns:cx4="http://schemas.microsoft.com/office/drawing/2016/5/10/chartex" xmlns:cx5="http://schemas.microsoft.com/office/drawing/2016/5/11/chartex" xmlns:cx6="http://schemas.microsoft.com/office/drawing/2016/5/12/chartex" xmlns:cx7="http://schemas.microsoft.com/office/drawing/2016/5/13/chartex" xmlns:cx8="http://schemas.microsoft.com/office/drawing/2016/5/14/chartex" xmlns:mc="http://schemas.openxmlformats.org/markup-compatibility/2006" xmlns:aink="http://schemas.microsoft.com/office/drawing/2016/ink" xmlns:am3d="http://schemas.microsoft.com/office/drawing/2017/model3d" xmlns:o="urn:schemas-microsoft-com:office:office" xmlns:oel="http://schemas.microsoft.com/office/2019/extlst" xmlns:r="http://schemas.openxmlformats.org/officeDocument/2006/relationships" xmlns:m="http://schemas.openxmlformats.org/officeDocument/2006/math" xmlns:v="urn:schemas-microsoft-com:vml" xmlns:wp14="http://schemas.microsoft.com/office/word/2010/wordprocessingDrawing" xmlns:wp="http://schemas.openxmlformats.org/drawingml/2006/wordprocessingDrawing" xmlns:w10="urn:schemas-microsoft-com:office:word" xmlns:w="http://schemas.openxmlformats.org/wordprocessingml/2006/main" xmlns:w14="http://schemas.microsoft.com/office/word/2010/wordml" xmlns:w15="http://schemas.microsoft.com/office/word/2012/wordml" xmlns:w16cex="http://schemas.microsoft.com/office/word/2018/wordml/cex" xmlns:w16cid="http://schemas.microsoft.com/office/word/2016/wordml/cid" xmlns:w16="http://schemas.microsoft.com/office/word/2018/wordml" xmlns:w16du="http://schemas.microsoft.com/office/word/2023/wordml/word16du" xmlns:w16sdtdh="http://schemas.microsoft.com/office/word/2020/wordml/sdtdatahash" xmlns:w16sdtfl="http://schemas.microsoft.com/office/word/2024/wordml/sdtformatlock" xmlns:w16se="http://schemas.microsoft.com/office/word/2015/wordml/symex" xmlns:wpg="http://schemas.microsoft.com/office/word/2010/wordprocessingGroup" xmlns:wpi="http://schemas.microsoft.com/office/word/2010/wordprocessingInk" xmlns:wne="http://schemas.microsoft.com/office/word/2006/wordml" xmlns:wps="http://schemas.microsoft.com/office/word/2010/wordprocessingShape" mc:Ignorable="w14 w15 w16se w16cid w16 w16cex w16sdtdh w16sdtfl w16du wp14">
+  <w:footnote w:type="separator" w:id="-1">
+    <w:p>
+      <w:r>
+        <w:separator/>
+      </w:r>
+    </w:p>
+  </w:footnote>
+  <w:footnote w:type="continuationSeparator" w:id="0">
+    <w:p>
+      <w:r>
+        <w:continuationSeparator/>
+      </w:r>
+    </w:p>
+  </w:footnote>
+</w:footnotes>
+</file>
+
+<file path=word/header1.xml><?xml version="1.0" encoding="utf-8"?>
+<w:hdr xmlns:wpc="http://schemas.microsoft.com/office/word/2010/wordprocessingCanvas" xmlns:cx="http://schemas.microsoft.com/office/drawing/2014/chartex" xmlns:cx1="http://schemas.microsoft.com/office/drawing/2015/9/8/chartex" xmlns:cx2="http://schemas.microsoft.com/office/drawing/2015/10/21/chartex" xmlns:cx3="http://schemas.microsoft.com/office/drawing/2016/5/9/chartex" xmlns:cx4="http://schemas.microsoft.com/office/drawing/2016/5/10/chartex" xmlns:cx5="http://schemas.microsoft.com/office/drawing/2016/5/11/chartex" xmlns:cx6="http://schemas.microsoft.com/office/drawing/2016/5/12/chartex" xmlns:cx7="http://schemas.microsoft.com/office/drawing/2016/5/13/chartex" xmlns:cx8="http://schemas.microsoft.com/office/drawing/2016/5/14/chartex" xmlns:mc="http://schemas.openxmlformats.org/markup-compatibility/2006" xmlns:aink="http://schemas.microsoft.com/office/drawing/2016/ink" xmlns:am3d="http://schemas.microsoft.com/office/drawing/2017/model3d" xmlns:o="urn:schemas-microsoft-com:office:office" xmlns:oel="http://schemas.microsoft.com/office/2019/extlst" xmlns:r="http://schemas.openxmlformats.org/officeDocument/2006/relationships" xmlns:m="http://schemas.openxmlformats.org/officeDocument/2006/math" xmlns:v="urn:schemas-microsoft-com:vml" xmlns:wp14="http://schemas.microsoft.com/office/word/2010/wordprocessingDrawing" xmlns:wp="http://schemas.openxmlformats.org/drawingml/2006/wordprocessingDrawing" xmlns:w10="urn:schemas-microsoft-com:office:word" xmlns:w="http://schemas.openxmlformats.org/wordprocessingml/2006/main" xmlns:w14="http://schemas.microsoft.com/office/word/2010/wordml" xmlns:w15="http://schemas.microsoft.com/office/word/2012/wordml" xmlns:w16cex="http://schemas.microsoft.com/office/word/2018/wordml/cex" xmlns:w16cid="http://schemas.microsoft.com/office/word/2016/wordml/cid" xmlns:w16="http://schemas.microsoft.com/office/word/2018/wordml" xmlns:w16du="http://schemas.microsoft.com/office/word/2023/wordml/word16du" xmlns:w16sdtdh="http://schemas.microsoft.com/office/word/2020/wordml/sdtdatahash" xmlns:w16sdtfl="http://schemas.microsoft.com/office/word/2024/wordml/sdtformatlock" xmlns:w16se="http://schemas.microsoft.com/office/word/2015/wordml/symex" xmlns:wpg="http://schemas.microsoft.com/office/word/2010/wordprocessingGroup" xmlns:wpi="http://schemas.microsoft.com/office/word/2010/wordprocessingInk" xmlns:wne="http://schemas.microsoft.com/office/word/2006/wordml" xmlns:wps="http://schemas.microsoft.com/office/word/2010/wordprocessingShape" mc:Ignorable="w14 w15 w16se w16cid w16 w16cex w16sdtdh w16sdtfl w16du wp14">
+  <w:p>
+    <w:pPr>
+      <w:pStyle w:val="lfej"/>
+    </w:pPr>
+  </w:p>
+</w:hdr>
+</file>
+
 <file path=word/numbering.xml><?xml version="1.0" encoding="utf-8"?>
 <w:numbering xmlns:wpc="http://schemas.microsoft.com/office/word/2010/wordprocessingCanvas" xmlns:cx="http://schemas.microsoft.com/office/drawing/2014/chartex" xmlns:cx1="http://schemas.microsoft.com/office/drawing/2015/9/8/chartex" xmlns:cx2="http://schemas.microsoft.com/office/drawing/2015/10/21/chartex" xmlns:cx3="http://schemas.microsoft.com/office/drawing/2016/5/9/chartex" xmlns:cx4="http://schemas.microsoft.com/office/drawing/2016/5/10/chartex" xmlns:cx5="http://schemas.microsoft.com/office/drawing/2016/5/11/chartex" xmlns:cx6="http://schemas.microsoft.com/office/drawing/2016/5/12/chartex" xmlns:cx7="http://schemas.microsoft.com/office/drawing/2016/5/13/chartex" xmlns:cx8="http://schemas.microsoft.com/office/drawing/2016/5/14/chartex" xmlns:mc="http://schemas.openxmlformats.org/markup-compatibility/2006" xmlns:aink="http://schemas.microsoft.com/office/drawing/2016/ink" xmlns:am3d="http://schemas.microsoft.com/office/drawing/2017/model3d" xmlns:o="urn:schemas-microsoft-com:office:office" xmlns:oel="http://schemas.microsoft.com/office/2019/extlst" xmlns:r="http://schemas.openxmlformats.org/officeDocument/2006/relationships" xmlns:m="http://schemas.openxmlformats.org/officeDocument/2006/math" xmlns:v="urn:schemas-microsoft-com:vml" xmlns:wp14="http://schemas.microsoft.com/office/word/2010/wordprocessingDrawing" xmlns:wp="http://schemas.openxmlformats.org/drawingml/2006/wordprocessingDrawing" xmlns:w10="urn:schemas-microsoft-com:office:word" xmlns:w="http://schemas.openxmlformats.org/wordprocessingml/2006/main" xmlns:w14="http://schemas.microsoft.com/office/word/2010/wordml" xmlns:w15="http://schemas.microsoft.com/office/word/2012/wordml" xmlns:w16cex="http://schemas.microsoft.com/office/word/2018/wordml/cex" xmlns:w16cid="http://schemas.microsoft.com/office/word/2016/wordml/cid" xmlns:w16="http://schemas.microsoft.com/office/word/2018/wordml" xmlns:w16du="http://schemas.microsoft.com/office/word/2023/wordml/word16du" xmlns:w16sdtdh="http://schemas.microsoft.com/office/word/2020/wordml/sdtdatahash" xmlns:w16sdtfl="http://schemas.microsoft.com/office/word/2024/wordml/sdtformatlock" xmlns:w16se="http://schemas.microsoft.com/office/word/2015/wordml/symex" xmlns:wpg="http://schemas.microsoft.com/office/word/2010/wordprocessingGroup" xmlns:wpi="http://schemas.microsoft.com/office/word/2010/wordprocessingInk" xmlns:wne="http://schemas.microsoft.com/office/word/2006/wordml" xmlns:wps="http://schemas.microsoft.com/office/word/2010/wordprocessingShape" mc:Ignorable="w14 w15 w16se w16cid w16 w16cex w16sdtdh w16sdtfl w16du wp14">
   <w:abstractNum w:abstractNumId="0" w15:restartNumberingAfterBreak="0">
-    <w:nsid w:val="099374BD"/>
+    <w:nsid w:val="3C2F05E3"/>
     <w:multiLevelType w:val="hybridMultilevel"/>
-    <w:tmpl w:val="9F2263DE"/>
-    <w:lvl w:ilvl="0" w:tplc="9EA0DADA">
-      <w:numFmt w:val="bullet"/>
-      <w:lvlText w:val="-"/>
-      <w:lvlJc w:val="left"/>
-      <w:pPr>
-        <w:ind w:left="720" w:hanging="360"/>
-      </w:pPr>
-      <w:rPr>
-        <w:rFonts w:ascii="Aptos" w:eastAsiaTheme="minorHAnsi" w:hAnsi="Aptos" w:cstheme="minorBidi" w:hint="default"/>
-      </w:rPr>
-    </w:lvl>
-    <w:lvl w:ilvl="1" w:tplc="040E0003" w:tentative="1">
+    <w:tmpl w:val="2134255A"/>
+    <w:lvl w:ilvl="0" w:tplc="5B263E1E">
       <w:start w:val="1"/>
       <w:numFmt w:val="bullet"/>
-      <w:lvlText w:val="o"/>
+      <w:lvlText w:val="●"/>
       <w:lvlJc w:val="left"/>
       <w:pPr>
-        <w:ind w:left="1440" w:hanging="360"/>
-      </w:pPr>
-      <w:rPr>
-        <w:rFonts w:ascii="Courier New" w:hAnsi="Courier New" w:cs="Courier New" w:hint="default"/>
-      </w:rPr>
+        <w:ind w:left="720" w:hanging="360"/>
+      </w:pPr>
     </w:lvl>
-    <w:lvl w:ilvl="2" w:tplc="040E0005" w:tentative="1">
+    <w:lvl w:ilvl="1" w:tplc="67CECF26">
       <w:start w:val="1"/>
       <w:numFmt w:val="bullet"/>
-      <w:lvlText w:val=""/>
+      <w:lvlText w:val="○"/>
       <w:lvlJc w:val="left"/>
       <w:pPr>
-        <w:ind w:left="2160" w:hanging="360"/>
-      </w:pPr>
-      <w:rPr>
-        <w:rFonts w:ascii="Wingdings" w:hAnsi="Wingdings" w:hint="default"/>
-      </w:rPr>
+        <w:ind w:left="1440" w:hanging="360"/>
+      </w:pPr>
     </w:lvl>
-    <w:lvl w:ilvl="3" w:tplc="040E0001" w:tentative="1">
+    <w:lvl w:ilvl="2" w:tplc="7AA0DFAA">
       <w:start w:val="1"/>
       <w:numFmt w:val="bullet"/>
-      <w:lvlText w:val=""/>
+      <w:lvlText w:val="■"/>
       <w:lvlJc w:val="left"/>
       <w:pPr>
-        <w:ind w:left="2880" w:hanging="360"/>
-      </w:pPr>
-      <w:rPr>
-        <w:rFonts w:ascii="Symbol" w:hAnsi="Symbol" w:hint="default"/>
-      </w:rPr>
+        <w:ind w:left="2160" w:hanging="360"/>
+      </w:pPr>
     </w:lvl>
-    <w:lvl w:ilvl="4" w:tplc="040E0003" w:tentative="1">
+    <w:lvl w:ilvl="3" w:tplc="1BAC0348">
       <w:start w:val="1"/>
       <w:numFmt w:val="bullet"/>
-      <w:lvlText w:val="o"/>
+      <w:lvlText w:val="●"/>
       <w:lvlJc w:val="left"/>
       <w:pPr>
-        <w:ind w:left="3600" w:hanging="360"/>
-      </w:pPr>
-      <w:rPr>
-        <w:rFonts w:ascii="Courier New" w:hAnsi="Courier New" w:cs="Courier New" w:hint="default"/>
-      </w:rPr>
+        <w:ind w:left="2880" w:hanging="360"/>
+      </w:pPr>
     </w:lvl>
-    <w:lvl w:ilvl="5" w:tplc="040E0005" w:tentative="1">
+    <w:lvl w:ilvl="4" w:tplc="5CD82150">
       <w:start w:val="1"/>
       <w:numFmt w:val="bullet"/>
-      <w:lvlText w:val=""/>
+      <w:lvlText w:val="○"/>
       <w:lvlJc w:val="left"/>
       <w:pPr>
-        <w:ind w:left="4320" w:hanging="360"/>
-      </w:pPr>
-      <w:rPr>
-        <w:rFonts w:ascii="Wingdings" w:hAnsi="Wingdings" w:hint="default"/>
-      </w:rPr>
+        <w:ind w:left="3600" w:hanging="360"/>
+      </w:pPr>
     </w:lvl>
-    <w:lvl w:ilvl="6" w:tplc="040E0001" w:tentative="1">
+    <w:lvl w:ilvl="5" w:tplc="818EA210">
       <w:start w:val="1"/>
       <w:numFmt w:val="bullet"/>
-      <w:lvlText w:val=""/>
+      <w:lvlText w:val="■"/>
       <w:lvlJc w:val="left"/>
       <w:pPr>
-        <w:ind w:left="5040" w:hanging="360"/>
-      </w:pPr>
-      <w:rPr>
-        <w:rFonts w:ascii="Symbol" w:hAnsi="Symbol" w:hint="default"/>
-      </w:rPr>
+        <w:ind w:left="4320" w:hanging="360"/>
+      </w:pPr>
     </w:lvl>
-    <w:lvl w:ilvl="7" w:tplc="040E0003" w:tentative="1">
+    <w:lvl w:ilvl="6" w:tplc="D7C2C5DC">
       <w:start w:val="1"/>
       <w:numFmt w:val="bullet"/>
-      <w:lvlText w:val="o"/>
+      <w:lvlText w:val="●"/>
       <w:lvlJc w:val="left"/>
       <w:pPr>
-        <w:ind w:left="5760" w:hanging="360"/>
-      </w:pPr>
-      <w:rPr>
-        <w:rFonts w:ascii="Courier New" w:hAnsi="Courier New" w:cs="Courier New" w:hint="default"/>
-      </w:rPr>
+        <w:ind w:left="5040" w:hanging="360"/>
+      </w:pPr>
     </w:lvl>
-    <w:lvl w:ilvl="8" w:tplc="040E0005" w:tentative="1">
+    <w:lvl w:ilvl="7" w:tplc="2B50047E">
       <w:start w:val="1"/>
       <w:numFmt w:val="bullet"/>
-      <w:lvlText w:val=""/>
+      <w:lvlText w:val="●"/>
       <w:lvlJc w:val="left"/>
       <w:pPr>
+        <w:ind w:left="5760" w:hanging="360"/>
+      </w:pPr>
+    </w:lvl>
+    <w:lvl w:ilvl="8" w:tplc="AF200E2A">
+      <w:start w:val="1"/>
+      <w:numFmt w:val="bullet"/>
+      <w:lvlText w:val="●"/>
+      <w:lvlJc w:val="left"/>
+      <w:pPr>
         <w:ind w:left="6480" w:hanging="360"/>
       </w:pPr>
-      <w:rPr>
-        <w:rFonts w:ascii="Wingdings" w:hAnsi="Wingdings" w:hint="default"/>
-      </w:rPr>
     </w:lvl>
   </w:abstractNum>
   <w:abstractNum w:abstractNumId="1" w15:restartNumberingAfterBreak="0">
-    <w:nsid w:val="7BF37648"/>
+    <w:nsid w:val="3CD15785"/>
     <w:multiLevelType w:val="multilevel"/>
     <w:tmpl w:val="040E0025"/>
     <w:lvl w:ilvl="0">
@@ -796,11 +3661,78 @@
       </w:pPr>
     </w:lvl>
   </w:abstractNum>
-  <w:num w:numId="1" w16cid:durableId="412513651">
+  <w:abstractNum w:abstractNumId="2" w15:restartNumberingAfterBreak="0">
+    <w:nsid w:val="59741311"/>
+    <w:multiLevelType w:val="hybridMultilevel"/>
+    <w:tmpl w:val="6FC41AD2"/>
+    <w:lvl w:ilvl="0" w:tplc="3A46FEAA">
+      <w:start w:val="1"/>
+      <w:numFmt w:val="bullet"/>
+      <w:lvlText w:val="•"/>
+      <w:lvlJc w:val="left"/>
+      <w:pPr>
+        <w:ind w:left="576" w:hanging="288"/>
+      </w:pPr>
+    </w:lvl>
+    <w:lvl w:ilvl="1" w:tplc="7A940FE4">
+      <w:start w:val="1"/>
+      <w:numFmt w:val="bullet"/>
+      <w:lvlText w:val="◦"/>
+      <w:lvlJc w:val="left"/>
+      <w:pPr>
+        <w:ind w:left="1152" w:hanging="288"/>
+      </w:pPr>
+    </w:lvl>
+    <w:lvl w:ilvl="2" w:tplc="0DCC8E06">
+      <w:numFmt w:val="decimal"/>
+      <w:lvlText w:val=""/>
+      <w:lvlJc w:val="left"/>
+    </w:lvl>
+    <w:lvl w:ilvl="3" w:tplc="FF2A9780">
+      <w:numFmt w:val="decimal"/>
+      <w:lvlText w:val=""/>
+      <w:lvlJc w:val="left"/>
+    </w:lvl>
+    <w:lvl w:ilvl="4" w:tplc="A94A2656">
+      <w:numFmt w:val="decimal"/>
+      <w:lvlText w:val=""/>
+      <w:lvlJc w:val="left"/>
+    </w:lvl>
+    <w:lvl w:ilvl="5" w:tplc="F90CCB2E">
+      <w:numFmt w:val="decimal"/>
+      <w:lvlText w:val=""/>
+      <w:lvlJc w:val="left"/>
+    </w:lvl>
+    <w:lvl w:ilvl="6" w:tplc="1CE003DA">
+      <w:numFmt w:val="decimal"/>
+      <w:lvlText w:val=""/>
+      <w:lvlJc w:val="left"/>
+    </w:lvl>
+    <w:lvl w:ilvl="7" w:tplc="0F5CC1C0">
+      <w:numFmt w:val="decimal"/>
+      <w:lvlText w:val=""/>
+      <w:lvlJc w:val="left"/>
+    </w:lvl>
+    <w:lvl w:ilvl="8" w:tplc="8780D108">
+      <w:numFmt w:val="decimal"/>
+      <w:lvlText w:val=""/>
+      <w:lvlJc w:val="left"/>
+    </w:lvl>
+  </w:abstractNum>
+  <w:num w:numId="1" w16cid:durableId="818765714">
+    <w:abstractNumId w:val="0"/>
+    <w:lvlOverride w:ilvl="0">
+      <w:startOverride w:val="1"/>
+    </w:lvlOverride>
+  </w:num>
+  <w:num w:numId="2" w16cid:durableId="835413822">
+    <w:abstractNumId w:val="2"/>
+    <w:lvlOverride w:ilvl="0">
+      <w:startOverride w:val="1"/>
+    </w:lvlOverride>
+  </w:num>
+  <w:num w:numId="3" w16cid:durableId="1832939558">
     <w:abstractNumId w:val="1"/>
-  </w:num>
-  <w:num w:numId="2" w16cid:durableId="558368876">
-    <w:abstractNumId w:val="0"/>
   </w:num>
 </w:numbering>
 </file>
@@ -810,19 +3742,13 @@
   <w:docDefaults>
     <w:rPrDefault>
       <w:rPr>
-        <w:rFonts w:asciiTheme="minorHAnsi" w:eastAsiaTheme="minorHAnsi" w:hAnsiTheme="minorHAnsi" w:cstheme="minorBidi"/>
-        <w:kern w:val="2"/>
+        <w:rFonts w:ascii="Times New Roman" w:eastAsia="Times New Roman" w:hAnsi="Times New Roman" w:cs="Times New Roman"/>
         <w:sz w:val="24"/>
         <w:szCs w:val="24"/>
-        <w:lang w:val="hu-HU" w:eastAsia="en-US" w:bidi="ar-SA"/>
-        <w14:ligatures w14:val="standardContextual"/>
+        <w:lang w:val="hu-HU" w:eastAsia="hu-HU" w:bidi="ar-SA"/>
       </w:rPr>
     </w:rPrDefault>
-    <w:pPrDefault>
-      <w:pPr>
-        <w:spacing w:after="160" w:line="278" w:lineRule="auto"/>
-      </w:pPr>
-    </w:pPrDefault>
+    <w:pPrDefault/>
   </w:docDefaults>
   <w:latentStyles w:defLockedState="0" w:defUIPriority="99" w:defSemiHidden="0" w:defUnhideWhenUsed="0" w:defQFormat="0" w:count="376">
     <w:lsdException w:name="Normal" w:uiPriority="0" w:qFormat="1"/>
@@ -1208,157 +4134,114 @@
   </w:style>
   <w:style w:type="paragraph" w:styleId="Cmsor1">
     <w:name w:val="heading 1"/>
-    <w:basedOn w:val="Norml"/>
-    <w:next w:val="Norml"/>
-    <w:link w:val="Cmsor1Char"/>
     <w:uiPriority w:val="9"/>
     <w:qFormat/>
-    <w:rsid w:val="009D61E8"/>
+    <w:rsid w:val="00C22131"/>
     <w:pPr>
       <w:keepNext/>
       <w:keepLines/>
       <w:numPr>
-        <w:numId w:val="1"/>
+        <w:numId w:val="3"/>
       </w:numPr>
-      <w:spacing w:before="360" w:after="80"/>
+      <w:spacing w:before="240" w:after="120"/>
       <w:outlineLvl w:val="0"/>
     </w:pPr>
     <w:rPr>
-      <w:rFonts w:asciiTheme="majorHAnsi" w:eastAsiaTheme="majorEastAsia" w:hAnsiTheme="majorHAnsi" w:cstheme="majorBidi"/>
-      <w:color w:val="0F4761" w:themeColor="accent1" w:themeShade="BF"/>
-      <w:sz w:val="40"/>
-      <w:szCs w:val="40"/>
+      <w:rFonts w:ascii="Arial" w:hAnsi="Arial"/>
+      <w:b/>
+      <w:color w:val="2E74B5"/>
+      <w:sz w:val="32"/>
+      <w:szCs w:val="32"/>
     </w:rPr>
   </w:style>
   <w:style w:type="paragraph" w:styleId="Cmsor2">
     <w:name w:val="heading 2"/>
-    <w:basedOn w:val="Norml"/>
-    <w:next w:val="Norml"/>
-    <w:link w:val="Cmsor2Char"/>
     <w:uiPriority w:val="9"/>
     <w:unhideWhenUsed/>
     <w:qFormat/>
-    <w:rsid w:val="009D61E8"/>
+    <w:rsid w:val="00C22131"/>
     <w:pPr>
-      <w:keepNext/>
-      <w:keepLines/>
       <w:numPr>
         <w:ilvl w:val="1"/>
-        <w:numId w:val="1"/>
+        <w:numId w:val="3"/>
       </w:numPr>
-      <w:spacing w:before="160" w:after="80"/>
+      <w:spacing w:before="120" w:after="120" w:line="360" w:lineRule="auto"/>
       <w:outlineLvl w:val="1"/>
     </w:pPr>
     <w:rPr>
-      <w:rFonts w:asciiTheme="majorHAnsi" w:eastAsiaTheme="majorEastAsia" w:hAnsiTheme="majorHAnsi" w:cstheme="majorBidi"/>
-      <w:color w:val="0F4761" w:themeColor="accent1" w:themeShade="BF"/>
-      <w:sz w:val="32"/>
-      <w:szCs w:val="32"/>
+      <w:b/>
+      <w:color w:val="2E74B5"/>
+      <w:sz w:val="26"/>
+      <w:szCs w:val="26"/>
     </w:rPr>
   </w:style>
   <w:style w:type="paragraph" w:styleId="Cmsor3">
     <w:name w:val="heading 3"/>
-    <w:basedOn w:val="Norml"/>
-    <w:next w:val="Norml"/>
-    <w:link w:val="Cmsor3Char"/>
     <w:uiPriority w:val="9"/>
     <w:unhideWhenUsed/>
     <w:qFormat/>
-    <w:rsid w:val="009D61E8"/>
     <w:pPr>
-      <w:keepNext/>
-      <w:keepLines/>
       <w:numPr>
         <w:ilvl w:val="2"/>
-        <w:numId w:val="1"/>
+        <w:numId w:val="3"/>
       </w:numPr>
-      <w:spacing w:before="160" w:after="80"/>
       <w:outlineLvl w:val="2"/>
     </w:pPr>
     <w:rPr>
-      <w:rFonts w:eastAsiaTheme="majorEastAsia" w:cstheme="majorBidi"/>
-      <w:color w:val="0F4761" w:themeColor="accent1" w:themeShade="BF"/>
-      <w:sz w:val="28"/>
-      <w:szCs w:val="28"/>
+      <w:color w:val="1F4D78"/>
     </w:rPr>
   </w:style>
   <w:style w:type="paragraph" w:styleId="Cmsor4">
     <w:name w:val="heading 4"/>
-    <w:basedOn w:val="Norml"/>
-    <w:next w:val="Norml"/>
-    <w:link w:val="Cmsor4Char"/>
     <w:uiPriority w:val="9"/>
     <w:semiHidden/>
     <w:unhideWhenUsed/>
     <w:qFormat/>
-    <w:rsid w:val="009D61E8"/>
     <w:pPr>
-      <w:keepNext/>
-      <w:keepLines/>
       <w:numPr>
         <w:ilvl w:val="3"/>
-        <w:numId w:val="1"/>
+        <w:numId w:val="3"/>
       </w:numPr>
-      <w:spacing w:before="80" w:after="40"/>
       <w:outlineLvl w:val="3"/>
     </w:pPr>
     <w:rPr>
-      <w:rFonts w:eastAsiaTheme="majorEastAsia" w:cstheme="majorBidi"/>
       <w:i/>
       <w:iCs/>
-      <w:color w:val="0F4761" w:themeColor="accent1" w:themeShade="BF"/>
+      <w:color w:val="2E74B5"/>
     </w:rPr>
   </w:style>
   <w:style w:type="paragraph" w:styleId="Cmsor5">
     <w:name w:val="heading 5"/>
-    <w:basedOn w:val="Norml"/>
-    <w:next w:val="Norml"/>
-    <w:link w:val="Cmsor5Char"/>
     <w:uiPriority w:val="9"/>
     <w:semiHidden/>
     <w:unhideWhenUsed/>
     <w:qFormat/>
-    <w:rsid w:val="009D61E8"/>
     <w:pPr>
-      <w:keepNext/>
-      <w:keepLines/>
       <w:numPr>
         <w:ilvl w:val="4"/>
-        <w:numId w:val="1"/>
+        <w:numId w:val="3"/>
       </w:numPr>
-      <w:spacing w:before="80" w:after="40"/>
       <w:outlineLvl w:val="4"/>
     </w:pPr>
     <w:rPr>
-      <w:rFonts w:eastAsiaTheme="majorEastAsia" w:cstheme="majorBidi"/>
-      <w:color w:val="0F4761" w:themeColor="accent1" w:themeShade="BF"/>
+      <w:color w:val="2E74B5"/>
     </w:rPr>
   </w:style>
   <w:style w:type="paragraph" w:styleId="Cmsor6">
     <w:name w:val="heading 6"/>
-    <w:basedOn w:val="Norml"/>
-    <w:next w:val="Norml"/>
-    <w:link w:val="Cmsor6Char"/>
     <w:uiPriority w:val="9"/>
     <w:semiHidden/>
     <w:unhideWhenUsed/>
     <w:qFormat/>
-    <w:rsid w:val="009D61E8"/>
     <w:pPr>
-      <w:keepNext/>
-      <w:keepLines/>
       <w:numPr>
         <w:ilvl w:val="5"/>
-        <w:numId w:val="1"/>
+        <w:numId w:val="3"/>
       </w:numPr>
-      <w:spacing w:before="40" w:after="0"/>
       <w:outlineLvl w:val="5"/>
     </w:pPr>
     <w:rPr>
-      <w:rFonts w:eastAsiaTheme="majorEastAsia" w:cstheme="majorBidi"/>
-      <w:i/>
-      <w:iCs/>
-      <w:color w:val="595959" w:themeColor="text1" w:themeTint="A6"/>
+      <w:color w:val="1F4D78"/>
     </w:rPr>
   </w:style>
   <w:style w:type="paragraph" w:styleId="Cmsor7">
@@ -1370,20 +4253,22 @@
     <w:semiHidden/>
     <w:unhideWhenUsed/>
     <w:qFormat/>
-    <w:rsid w:val="009D61E8"/>
+    <w:rsid w:val="00F614BE"/>
     <w:pPr>
       <w:keepNext/>
       <w:keepLines/>
       <w:numPr>
         <w:ilvl w:val="6"/>
-        <w:numId w:val="1"/>
+        <w:numId w:val="3"/>
       </w:numPr>
-      <w:spacing w:before="40" w:after="0"/>
+      <w:spacing w:before="40"/>
       <w:outlineLvl w:val="6"/>
     </w:pPr>
     <w:rPr>
-      <w:rFonts w:eastAsiaTheme="majorEastAsia" w:cstheme="majorBidi"/>
-      <w:color w:val="595959" w:themeColor="text1" w:themeTint="A6"/>
+      <w:rFonts w:asciiTheme="majorHAnsi" w:eastAsiaTheme="majorEastAsia" w:hAnsiTheme="majorHAnsi" w:cstheme="majorBidi"/>
+      <w:i/>
+      <w:iCs/>
+      <w:color w:val="0A2F40" w:themeColor="accent1" w:themeShade="7F"/>
     </w:rPr>
   </w:style>
   <w:style w:type="paragraph" w:styleId="Cmsor8">
@@ -1395,22 +4280,22 @@
     <w:semiHidden/>
     <w:unhideWhenUsed/>
     <w:qFormat/>
-    <w:rsid w:val="009D61E8"/>
+    <w:rsid w:val="00F614BE"/>
     <w:pPr>
       <w:keepNext/>
       <w:keepLines/>
       <w:numPr>
         <w:ilvl w:val="7"/>
-        <w:numId w:val="1"/>
+        <w:numId w:val="3"/>
       </w:numPr>
-      <w:spacing w:after="0"/>
+      <w:spacing w:before="40"/>
       <w:outlineLvl w:val="7"/>
     </w:pPr>
     <w:rPr>
-      <w:rFonts w:eastAsiaTheme="majorEastAsia" w:cstheme="majorBidi"/>
-      <w:i/>
-      <w:iCs/>
+      <w:rFonts w:asciiTheme="majorHAnsi" w:eastAsiaTheme="majorEastAsia" w:hAnsiTheme="majorHAnsi" w:cstheme="majorBidi"/>
       <w:color w:val="272727" w:themeColor="text1" w:themeTint="D8"/>
+      <w:sz w:val="21"/>
+      <w:szCs w:val="21"/>
     </w:rPr>
   </w:style>
   <w:style w:type="paragraph" w:styleId="Cmsor9">
@@ -1422,25 +4307,30 @@
     <w:semiHidden/>
     <w:unhideWhenUsed/>
     <w:qFormat/>
-    <w:rsid w:val="009D61E8"/>
+    <w:rsid w:val="00F614BE"/>
     <w:pPr>
       <w:keepNext/>
       <w:keepLines/>
       <w:numPr>
         <w:ilvl w:val="8"/>
-        <w:numId w:val="1"/>
+        <w:numId w:val="3"/>
       </w:numPr>
-      <w:spacing w:after="0"/>
+      <w:spacing w:before="40"/>
       <w:outlineLvl w:val="8"/>
     </w:pPr>
     <w:rPr>
-      <w:rFonts w:eastAsiaTheme="majorEastAsia" w:cstheme="majorBidi"/>
+      <w:rFonts w:asciiTheme="majorHAnsi" w:eastAsiaTheme="majorEastAsia" w:hAnsiTheme="majorHAnsi" w:cstheme="majorBidi"/>
+      <w:i/>
+      <w:iCs/>
       <w:color w:val="272727" w:themeColor="text1" w:themeTint="D8"/>
+      <w:sz w:val="21"/>
+      <w:szCs w:val="21"/>
     </w:rPr>
   </w:style>
   <w:style w:type="character" w:default="1" w:styleId="Bekezdsalapbettpusa">
     <w:name w:val="Default Paragraph Font"/>
     <w:uiPriority w:val="1"/>
+    <w:semiHidden/>
     <w:unhideWhenUsed/>
   </w:style>
   <w:style w:type="table" w:default="1" w:styleId="Normltblzat">
@@ -1464,84 +4354,177 @@
     <w:semiHidden/>
     <w:unhideWhenUsed/>
   </w:style>
-  <w:style w:type="character" w:customStyle="1" w:styleId="Cmsor1Char">
-    <w:name w:val="Címsor 1 Char"/>
-    <w:basedOn w:val="Bekezdsalapbettpusa"/>
-    <w:link w:val="Cmsor1"/>
-    <w:uiPriority w:val="9"/>
-    <w:rsid w:val="009D61E8"/>
+  <w:style w:type="paragraph" w:styleId="Cm">
+    <w:name w:val="Title"/>
+    <w:uiPriority w:val="10"/>
+    <w:qFormat/>
     <w:rPr>
-      <w:rFonts w:asciiTheme="majorHAnsi" w:eastAsiaTheme="majorEastAsia" w:hAnsiTheme="majorHAnsi" w:cstheme="majorBidi"/>
-      <w:color w:val="0F4761" w:themeColor="accent1" w:themeShade="BF"/>
-      <w:sz w:val="40"/>
-      <w:szCs w:val="40"/>
+      <w:sz w:val="56"/>
+      <w:szCs w:val="56"/>
     </w:rPr>
   </w:style>
-  <w:style w:type="character" w:customStyle="1" w:styleId="Cmsor2Char">
-    <w:name w:val="Címsor 2 Char"/>
-    <w:basedOn w:val="Bekezdsalapbettpusa"/>
-    <w:link w:val="Cmsor2"/>
-    <w:uiPriority w:val="9"/>
-    <w:rsid w:val="009D61E8"/>
+  <w:style w:type="paragraph" w:customStyle="1" w:styleId="Kiemels21">
+    <w:name w:val="Kiemelés 21"/>
+    <w:qFormat/>
     <w:rPr>
-      <w:rFonts w:asciiTheme="majorHAnsi" w:eastAsiaTheme="majorEastAsia" w:hAnsiTheme="majorHAnsi" w:cstheme="majorBidi"/>
-      <w:color w:val="0F4761" w:themeColor="accent1" w:themeShade="BF"/>
-      <w:sz w:val="32"/>
-      <w:szCs w:val="32"/>
+      <w:b/>
+      <w:bCs/>
     </w:rPr>
   </w:style>
-  <w:style w:type="character" w:customStyle="1" w:styleId="Cmsor3Char">
-    <w:name w:val="Címsor 3 Char"/>
-    <w:basedOn w:val="Bekezdsalapbettpusa"/>
-    <w:link w:val="Cmsor3"/>
-    <w:uiPriority w:val="9"/>
-    <w:rsid w:val="009D61E8"/>
+  <w:style w:type="paragraph" w:styleId="Listaszerbekezds">
+    <w:name w:val="List Paragraph"/>
+    <w:qFormat/>
+  </w:style>
+  <w:style w:type="character" w:styleId="Hiperhivatkozs">
+    <w:name w:val="Hyperlink"/>
+    <w:uiPriority w:val="99"/>
+    <w:unhideWhenUsed/>
     <w:rPr>
-      <w:rFonts w:eastAsiaTheme="majorEastAsia" w:cstheme="majorBidi"/>
-      <w:color w:val="0F4761" w:themeColor="accent1" w:themeShade="BF"/>
-      <w:sz w:val="28"/>
-      <w:szCs w:val="28"/>
+      <w:color w:val="0563C1"/>
+      <w:u w:val="single"/>
     </w:rPr>
   </w:style>
-  <w:style w:type="character" w:customStyle="1" w:styleId="Cmsor4Char">
-    <w:name w:val="Címsor 4 Char"/>
-    <w:basedOn w:val="Bekezdsalapbettpusa"/>
-    <w:link w:val="Cmsor4"/>
-    <w:uiPriority w:val="9"/>
+  <w:style w:type="character" w:styleId="Lbjegyzet-hivatkozs">
+    <w:name w:val="footnote reference"/>
+    <w:uiPriority w:val="99"/>
     <w:semiHidden/>
-    <w:rsid w:val="009D61E8"/>
+    <w:unhideWhenUsed/>
     <w:rPr>
-      <w:rFonts w:eastAsiaTheme="majorEastAsia" w:cstheme="majorBidi"/>
-      <w:i/>
-      <w:iCs/>
-      <w:color w:val="0F4761" w:themeColor="accent1" w:themeShade="BF"/>
+      <w:vertAlign w:val="superscript"/>
     </w:rPr>
   </w:style>
-  <w:style w:type="character" w:customStyle="1" w:styleId="Cmsor5Char">
-    <w:name w:val="Címsor 5 Char"/>
-    <w:basedOn w:val="Bekezdsalapbettpusa"/>
-    <w:link w:val="Cmsor5"/>
-    <w:uiPriority w:val="9"/>
+  <w:style w:type="paragraph" w:styleId="Lbjegyzetszveg">
+    <w:name w:val="footnote text"/>
+    <w:link w:val="LbjegyzetszvegChar"/>
+    <w:uiPriority w:val="99"/>
     <w:semiHidden/>
-    <w:rsid w:val="009D61E8"/>
+    <w:unhideWhenUsed/>
     <w:rPr>
-      <w:rFonts w:eastAsiaTheme="majorEastAsia" w:cstheme="majorBidi"/>
-      <w:color w:val="0F4761" w:themeColor="accent1" w:themeShade="BF"/>
+      <w:sz w:val="20"/>
+      <w:szCs w:val="20"/>
     </w:rPr>
   </w:style>
-  <w:style w:type="character" w:customStyle="1" w:styleId="Cmsor6Char">
-    <w:name w:val="Címsor 6 Char"/>
+  <w:style w:type="character" w:customStyle="1" w:styleId="LbjegyzetszvegChar">
+    <w:name w:val="Lábjegyzetszöveg Char"/>
+    <w:link w:val="Lbjegyzetszveg"/>
+    <w:uiPriority w:val="99"/>
+    <w:semiHidden/>
+    <w:unhideWhenUsed/>
+    <w:rPr>
+      <w:sz w:val="20"/>
+      <w:szCs w:val="20"/>
+    </w:rPr>
+  </w:style>
+  <w:style w:type="character" w:styleId="Vgjegyzet-hivatkozs">
+    <w:name w:val="endnote reference"/>
+    <w:uiPriority w:val="99"/>
+    <w:semiHidden/>
+    <w:unhideWhenUsed/>
+    <w:rPr>
+      <w:vertAlign w:val="superscript"/>
+    </w:rPr>
+  </w:style>
+  <w:style w:type="paragraph" w:styleId="Vgjegyzetszvege">
+    <w:name w:val="endnote text"/>
+    <w:link w:val="VgjegyzetszvegeChar"/>
+    <w:uiPriority w:val="99"/>
+    <w:semiHidden/>
+    <w:unhideWhenUsed/>
+    <w:rPr>
+      <w:sz w:val="20"/>
+      <w:szCs w:val="20"/>
+    </w:rPr>
+  </w:style>
+  <w:style w:type="character" w:customStyle="1" w:styleId="VgjegyzetszvegeChar">
+    <w:name w:val="Végjegyzet szövege Char"/>
+    <w:link w:val="Vgjegyzetszvege"/>
+    <w:uiPriority w:val="99"/>
+    <w:semiHidden/>
+    <w:unhideWhenUsed/>
+    <w:rPr>
+      <w:sz w:val="20"/>
+      <w:szCs w:val="20"/>
+    </w:rPr>
+  </w:style>
+  <w:style w:type="paragraph" w:styleId="TJ1">
+    <w:name w:val="toc 1"/>
+    <w:basedOn w:val="Norml"/>
+    <w:next w:val="Norml"/>
+    <w:autoRedefine/>
+    <w:uiPriority w:val="39"/>
+    <w:unhideWhenUsed/>
+    <w:rsid w:val="00D60FD7"/>
+    <w:pPr>
+      <w:spacing w:after="100"/>
+    </w:pPr>
+  </w:style>
+  <w:style w:type="paragraph" w:styleId="TJ2">
+    <w:name w:val="toc 2"/>
+    <w:basedOn w:val="Norml"/>
+    <w:next w:val="Norml"/>
+    <w:autoRedefine/>
+    <w:uiPriority w:val="39"/>
+    <w:unhideWhenUsed/>
+    <w:rsid w:val="00D60FD7"/>
+    <w:pPr>
+      <w:spacing w:after="100"/>
+      <w:ind w:left="240"/>
+    </w:pPr>
+  </w:style>
+  <w:style w:type="paragraph" w:styleId="TJ3">
+    <w:name w:val="toc 3"/>
+    <w:basedOn w:val="Norml"/>
+    <w:next w:val="Norml"/>
+    <w:autoRedefine/>
+    <w:uiPriority w:val="39"/>
+    <w:unhideWhenUsed/>
+    <w:rsid w:val="00D60FD7"/>
+    <w:pPr>
+      <w:spacing w:after="100"/>
+      <w:ind w:left="480"/>
+    </w:pPr>
+  </w:style>
+  <w:style w:type="paragraph" w:styleId="lfej">
+    <w:name w:val="header"/>
+    <w:basedOn w:val="Norml"/>
+    <w:link w:val="lfejChar"/>
+    <w:uiPriority w:val="99"/>
+    <w:unhideWhenUsed/>
+    <w:rsid w:val="00F1769E"/>
+    <w:pPr>
+      <w:tabs>
+        <w:tab w:val="center" w:pos="4536"/>
+        <w:tab w:val="right" w:pos="9072"/>
+      </w:tabs>
+    </w:pPr>
+  </w:style>
+  <w:style w:type="character" w:customStyle="1" w:styleId="lfejChar">
+    <w:name w:val="Élőfej Char"/>
     <w:basedOn w:val="Bekezdsalapbettpusa"/>
-    <w:link w:val="Cmsor6"/>
-    <w:uiPriority w:val="9"/>
-    <w:semiHidden/>
-    <w:rsid w:val="009D61E8"/>
-    <w:rPr>
-      <w:rFonts w:eastAsiaTheme="majorEastAsia" w:cstheme="majorBidi"/>
-      <w:i/>
-      <w:iCs/>
-      <w:color w:val="595959" w:themeColor="text1" w:themeTint="A6"/>
-    </w:rPr>
+    <w:link w:val="lfej"/>
+    <w:uiPriority w:val="99"/>
+    <w:rsid w:val="00F1769E"/>
+  </w:style>
+  <w:style w:type="paragraph" w:styleId="llb">
+    <w:name w:val="footer"/>
+    <w:basedOn w:val="Norml"/>
+    <w:link w:val="llbChar"/>
+    <w:uiPriority w:val="99"/>
+    <w:unhideWhenUsed/>
+    <w:rsid w:val="00F1769E"/>
+    <w:pPr>
+      <w:tabs>
+        <w:tab w:val="center" w:pos="4536"/>
+        <w:tab w:val="right" w:pos="9072"/>
+      </w:tabs>
+    </w:pPr>
+  </w:style>
+  <w:style w:type="character" w:customStyle="1" w:styleId="llbChar">
+    <w:name w:val="Élőláb Char"/>
+    <w:basedOn w:val="Bekezdsalapbettpusa"/>
+    <w:link w:val="llb"/>
+    <w:uiPriority w:val="99"/>
+    <w:rsid w:val="00F1769E"/>
   </w:style>
   <w:style w:type="character" w:customStyle="1" w:styleId="Cmsor7Char">
     <w:name w:val="Címsor 7 Char"/>
@@ -1549,10 +4532,12 @@
     <w:link w:val="Cmsor7"/>
     <w:uiPriority w:val="9"/>
     <w:semiHidden/>
-    <w:rsid w:val="009D61E8"/>
+    <w:rsid w:val="00F614BE"/>
     <w:rPr>
-      <w:rFonts w:eastAsiaTheme="majorEastAsia" w:cstheme="majorBidi"/>
-      <w:color w:val="595959" w:themeColor="text1" w:themeTint="A6"/>
+      <w:rFonts w:asciiTheme="majorHAnsi" w:eastAsiaTheme="majorEastAsia" w:hAnsiTheme="majorHAnsi" w:cstheme="majorBidi"/>
+      <w:i/>
+      <w:iCs/>
+      <w:color w:val="0A2F40" w:themeColor="accent1" w:themeShade="7F"/>
     </w:rPr>
   </w:style>
   <w:style w:type="character" w:customStyle="1" w:styleId="Cmsor8Char">
@@ -1561,12 +4546,12 @@
     <w:link w:val="Cmsor8"/>
     <w:uiPriority w:val="9"/>
     <w:semiHidden/>
-    <w:rsid w:val="009D61E8"/>
+    <w:rsid w:val="00F614BE"/>
     <w:rPr>
-      <w:rFonts w:eastAsiaTheme="majorEastAsia" w:cstheme="majorBidi"/>
-      <w:i/>
-      <w:iCs/>
+      <w:rFonts w:asciiTheme="majorHAnsi" w:eastAsiaTheme="majorEastAsia" w:hAnsiTheme="majorHAnsi" w:cstheme="majorBidi"/>
       <w:color w:val="272727" w:themeColor="text1" w:themeTint="D8"/>
+      <w:sz w:val="21"/>
+      <w:szCs w:val="21"/>
     </w:rPr>
   </w:style>
   <w:style w:type="character" w:customStyle="1" w:styleId="Cmsor9Char">
@@ -1575,181 +4560,14 @@
     <w:link w:val="Cmsor9"/>
     <w:uiPriority w:val="9"/>
     <w:semiHidden/>
-    <w:rsid w:val="009D61E8"/>
-    <w:rPr>
-      <w:rFonts w:eastAsiaTheme="majorEastAsia" w:cstheme="majorBidi"/>
-      <w:color w:val="272727" w:themeColor="text1" w:themeTint="D8"/>
-    </w:rPr>
-  </w:style>
-  <w:style w:type="paragraph" w:styleId="Cm">
-    <w:name w:val="Title"/>
-    <w:basedOn w:val="Norml"/>
-    <w:next w:val="Norml"/>
-    <w:link w:val="CmChar"/>
-    <w:uiPriority w:val="10"/>
-    <w:qFormat/>
-    <w:rsid w:val="009D61E8"/>
-    <w:pPr>
-      <w:spacing w:after="80" w:line="240" w:lineRule="auto"/>
-      <w:contextualSpacing/>
-    </w:pPr>
+    <w:rsid w:val="00F614BE"/>
     <w:rPr>
       <w:rFonts w:asciiTheme="majorHAnsi" w:eastAsiaTheme="majorEastAsia" w:hAnsiTheme="majorHAnsi" w:cstheme="majorBidi"/>
-      <w:spacing w:val="-10"/>
-      <w:kern w:val="28"/>
-      <w:sz w:val="56"/>
-      <w:szCs w:val="56"/>
-    </w:rPr>
-  </w:style>
-  <w:style w:type="character" w:customStyle="1" w:styleId="CmChar">
-    <w:name w:val="Cím Char"/>
-    <w:basedOn w:val="Bekezdsalapbettpusa"/>
-    <w:link w:val="Cm"/>
-    <w:uiPriority w:val="10"/>
-    <w:rsid w:val="009D61E8"/>
-    <w:rPr>
-      <w:rFonts w:asciiTheme="majorHAnsi" w:eastAsiaTheme="majorEastAsia" w:hAnsiTheme="majorHAnsi" w:cstheme="majorBidi"/>
-      <w:spacing w:val="-10"/>
-      <w:kern w:val="28"/>
-      <w:sz w:val="56"/>
-      <w:szCs w:val="56"/>
-    </w:rPr>
-  </w:style>
-  <w:style w:type="paragraph" w:styleId="Alcm">
-    <w:name w:val="Subtitle"/>
-    <w:basedOn w:val="Norml"/>
-    <w:next w:val="Norml"/>
-    <w:link w:val="AlcmChar"/>
-    <w:uiPriority w:val="11"/>
-    <w:qFormat/>
-    <w:rsid w:val="009D61E8"/>
-    <w:pPr>
-      <w:numPr>
-        <w:ilvl w:val="1"/>
-      </w:numPr>
-    </w:pPr>
-    <w:rPr>
-      <w:rFonts w:eastAsiaTheme="majorEastAsia" w:cstheme="majorBidi"/>
-      <w:color w:val="595959" w:themeColor="text1" w:themeTint="A6"/>
-      <w:spacing w:val="15"/>
-      <w:sz w:val="28"/>
-      <w:szCs w:val="28"/>
-    </w:rPr>
-  </w:style>
-  <w:style w:type="character" w:customStyle="1" w:styleId="AlcmChar">
-    <w:name w:val="Alcím Char"/>
-    <w:basedOn w:val="Bekezdsalapbettpusa"/>
-    <w:link w:val="Alcm"/>
-    <w:uiPriority w:val="11"/>
-    <w:rsid w:val="009D61E8"/>
-    <w:rPr>
-      <w:rFonts w:eastAsiaTheme="majorEastAsia" w:cstheme="majorBidi"/>
-      <w:color w:val="595959" w:themeColor="text1" w:themeTint="A6"/>
-      <w:spacing w:val="15"/>
-      <w:sz w:val="28"/>
-      <w:szCs w:val="28"/>
-    </w:rPr>
-  </w:style>
-  <w:style w:type="paragraph" w:styleId="Idzet">
-    <w:name w:val="Quote"/>
-    <w:basedOn w:val="Norml"/>
-    <w:next w:val="Norml"/>
-    <w:link w:val="IdzetChar"/>
-    <w:uiPriority w:val="29"/>
-    <w:qFormat/>
-    <w:rsid w:val="009D61E8"/>
-    <w:pPr>
-      <w:spacing w:before="160"/>
-      <w:jc w:val="center"/>
-    </w:pPr>
-    <w:rPr>
       <w:i/>
       <w:iCs/>
-      <w:color w:val="404040" w:themeColor="text1" w:themeTint="BF"/>
-    </w:rPr>
-  </w:style>
-  <w:style w:type="character" w:customStyle="1" w:styleId="IdzetChar">
-    <w:name w:val="Idézet Char"/>
-    <w:basedOn w:val="Bekezdsalapbettpusa"/>
-    <w:link w:val="Idzet"/>
-    <w:uiPriority w:val="29"/>
-    <w:rsid w:val="009D61E8"/>
-    <w:rPr>
-      <w:i/>
-      <w:iCs/>
-      <w:color w:val="404040" w:themeColor="text1" w:themeTint="BF"/>
-    </w:rPr>
-  </w:style>
-  <w:style w:type="paragraph" w:styleId="Listaszerbekezds">
-    <w:name w:val="List Paragraph"/>
-    <w:basedOn w:val="Norml"/>
-    <w:uiPriority w:val="34"/>
-    <w:qFormat/>
-    <w:rsid w:val="009D61E8"/>
-    <w:pPr>
-      <w:ind w:left="720"/>
-      <w:contextualSpacing/>
-    </w:pPr>
-  </w:style>
-  <w:style w:type="character" w:styleId="Erskiemels">
-    <w:name w:val="Intense Emphasis"/>
-    <w:basedOn w:val="Bekezdsalapbettpusa"/>
-    <w:uiPriority w:val="21"/>
-    <w:qFormat/>
-    <w:rsid w:val="009D61E8"/>
-    <w:rPr>
-      <w:i/>
-      <w:iCs/>
-      <w:color w:val="0F4761" w:themeColor="accent1" w:themeShade="BF"/>
-    </w:rPr>
-  </w:style>
-  <w:style w:type="paragraph" w:styleId="Kiemeltidzet">
-    <w:name w:val="Intense Quote"/>
-    <w:basedOn w:val="Norml"/>
-    <w:next w:val="Norml"/>
-    <w:link w:val="KiemeltidzetChar"/>
-    <w:uiPriority w:val="30"/>
-    <w:qFormat/>
-    <w:rsid w:val="009D61E8"/>
-    <w:pPr>
-      <w:pBdr>
-        <w:top w:val="single" w:sz="4" w:space="10" w:color="0F4761" w:themeColor="accent1" w:themeShade="BF"/>
-        <w:bottom w:val="single" w:sz="4" w:space="10" w:color="0F4761" w:themeColor="accent1" w:themeShade="BF"/>
-      </w:pBdr>
-      <w:spacing w:before="360" w:after="360"/>
-      <w:ind w:left="864" w:right="864"/>
-      <w:jc w:val="center"/>
-    </w:pPr>
-    <w:rPr>
-      <w:i/>
-      <w:iCs/>
-      <w:color w:val="0F4761" w:themeColor="accent1" w:themeShade="BF"/>
-    </w:rPr>
-  </w:style>
-  <w:style w:type="character" w:customStyle="1" w:styleId="KiemeltidzetChar">
-    <w:name w:val="Kiemelt idézet Char"/>
-    <w:basedOn w:val="Bekezdsalapbettpusa"/>
-    <w:link w:val="Kiemeltidzet"/>
-    <w:uiPriority w:val="30"/>
-    <w:rsid w:val="009D61E8"/>
-    <w:rPr>
-      <w:i/>
-      <w:iCs/>
-      <w:color w:val="0F4761" w:themeColor="accent1" w:themeShade="BF"/>
-    </w:rPr>
-  </w:style>
-  <w:style w:type="character" w:styleId="Ershivatkozs">
-    <w:name w:val="Intense Reference"/>
-    <w:basedOn w:val="Bekezdsalapbettpusa"/>
-    <w:uiPriority w:val="32"/>
-    <w:qFormat/>
-    <w:rsid w:val="009D61E8"/>
-    <w:rPr>
-      <w:b/>
-      <w:bCs/>
-      <w:smallCaps/>
-      <w:color w:val="0F4761" w:themeColor="accent1" w:themeShade="BF"/>
-      <w:spacing w:val="5"/>
+      <w:color w:val="272727" w:themeColor="text1" w:themeTint="D8"/>
+      <w:sz w:val="21"/>
+      <w:szCs w:val="21"/>
     </w:rPr>
   </w:style>
 </w:styles>

--- a/dokumentacio/Vizsgaremek_dokumentum.docx
+++ b/dokumentacio/Vizsgaremek_dokumentum.docx
@@ -1526,7 +1526,31 @@
         <w:jc w:val="both"/>
       </w:pPr>
       <w:r>
-        <w:t>Az elmúlt időszakban a létesítmény szolgáltatási kínálata jelentősen kibővült. A hagyományos, csoportosan látogatható edzésórák – jóga, spinning, zumba, body pump és hasonlók – mellett egyre nagyobb hangsúlyt kapnak az egyéni, személyre szabott szolgáltatások is, mint a személyi edzés, a testösszetétel-mérés, a táplálkozási tanácsadás, a masszázs vagy a szolárium használata. Ez a bővülés nemcsak a tagok számára kínált lehetőségek körét szélesíti, hanem jelentősen növeli a nyilvántartandó adatok mennyiségét és összetettségét is: minden egyéni foglalkozáshoz külön időpontot, szolgáltatót, árat és állapotot kell rögzíteni, a csoportos óráknál pedig a létszámkorlátot és a jelentkezési listát is naprakészen kell vezetni.</w:t>
+        <w:t xml:space="preserve">Az elmúlt időszakban a létesítmény szolgáltatási kínálata jelentősen kibővült. A hagyományos, csoportosan látogatható edzésórák – jóga, </w:t>
+      </w:r>
+      <w:proofErr w:type="spellStart"/>
+      <w:r>
+        <w:t>spinning</w:t>
+      </w:r>
+      <w:proofErr w:type="spellEnd"/>
+      <w:r>
+        <w:t xml:space="preserve">, </w:t>
+      </w:r>
+      <w:proofErr w:type="spellStart"/>
+      <w:r>
+        <w:t>zumba</w:t>
+      </w:r>
+      <w:proofErr w:type="spellEnd"/>
+      <w:r>
+        <w:t xml:space="preserve">, body </w:t>
+      </w:r>
+      <w:proofErr w:type="spellStart"/>
+      <w:r>
+        <w:t>pump</w:t>
+      </w:r>
+      <w:proofErr w:type="spellEnd"/>
+      <w:r>
+        <w:t xml:space="preserve"> és hasonlók – mellett egyre nagyobb hangsúlyt kapnak az egyéni, személyre szabott szolgáltatások is, mint a személyi edzés, a testösszetétel-mérés, a táplálkozási tanácsadás, a masszázs vagy a szolárium használata. Ez a bővülés nemcsak a tagok számára kínált lehetőségek körét szélesíti, hanem jelentősen növeli a nyilvántartandó adatok mennyiségét és összetettségét is: minden egyéni foglalkozáshoz külön időpontot, szolgáltatót, árat és állapotot kell rögzíteni, a csoportos óráknál pedig a létszámkorlátot és a jelentkezési listát is naprakészen kell vezetni.</w:t>
       </w:r>
     </w:p>
     <w:p>
@@ -1544,7 +1568,15 @@
         <w:jc w:val="both"/>
       </w:pPr>
       <w:r>
-        <w:t>Ezeknek a feladatoknak papíralapon vagy egymástól független táblázatokban történő kezelése idő- és hibaigényes: könnyen előfordulhat elírás, elveszett adat vagy éppen kettős foglalás, és a nyilvántartás nem ad valós idejű, egységes rálátást a terem működésére. Egy jól megtervezett, számítógépes nyilvántartó rendszer ezzel szemben egy helyen, konzisztens formában tárolja az adatokat, és jelentősen csökkenti az adminisztrációval járó hibalehetőségeket.</w:t>
+        <w:t xml:space="preserve">Ezeknek a feladatoknak papíralapon vagy egymástól független táblázatokban történő kezelése idő- és hibaigényes: könnyen előfordulhat elírás, elveszett adat vagy éppen </w:t>
+      </w:r>
+      <w:proofErr w:type="gramStart"/>
+      <w:r>
+        <w:t>kettős foglalás,</w:t>
+      </w:r>
+      <w:proofErr w:type="gramEnd"/>
+      <w:r>
+        <w:t xml:space="preserve"> és a nyilvántartás nem ad valós idejű, egységes rálátást a terem működésére. Egy jól megtervezett, számítógépes nyilvántartó rendszer ezzel szemben egy helyen, konzisztens formában tárolja az adatokat, és jelentősen csökkenti az adminisztrációval járó hibalehetőségeket.</w:t>
       </w:r>
     </w:p>
     <w:p>
@@ -1686,20 +1718,41 @@
         <w:spacing w:after="80"/>
       </w:pPr>
       <w:r>
-        <w:t>Csoportos órák terme – multifunkciós, tükörfallal és hangosítással ellátott terem a jóga-, pilates-, zumba- és aerobik jellegű óráknak</w:t>
-      </w:r>
-    </w:p>
-    <w:p>
-      <w:pPr>
-        <w:pStyle w:val="Listaszerbekezds"/>
-        <w:numPr>
-          <w:ilvl w:val="0"/>
-          <w:numId w:val="2"/>
-        </w:numPr>
-        <w:spacing w:after="80"/>
-      </w:pPr>
-      <w:r>
-        <w:t>Spinning terem – rögzített szobakerékpárokkal berendezve</w:t>
+        <w:t xml:space="preserve">Csoportos órák terme – multifunkciós, tükörfallal és hangosítással ellátott terem a jóga-, </w:t>
+      </w:r>
+      <w:proofErr w:type="spellStart"/>
+      <w:r>
+        <w:t>pilates</w:t>
+      </w:r>
+      <w:proofErr w:type="spellEnd"/>
+      <w:r>
+        <w:t xml:space="preserve">-, </w:t>
+      </w:r>
+      <w:proofErr w:type="spellStart"/>
+      <w:r>
+        <w:t>zumba</w:t>
+      </w:r>
+      <w:proofErr w:type="spellEnd"/>
+      <w:r>
+        <w:t>- és aerobik jellegű óráknak</w:t>
+      </w:r>
+    </w:p>
+    <w:p>
+      <w:pPr>
+        <w:pStyle w:val="Listaszerbekezds"/>
+        <w:numPr>
+          <w:ilvl w:val="0"/>
+          <w:numId w:val="2"/>
+        </w:numPr>
+        <w:spacing w:after="80"/>
+      </w:pPr>
+      <w:proofErr w:type="spellStart"/>
+      <w:r>
+        <w:t>Spinning</w:t>
+      </w:r>
+      <w:proofErr w:type="spellEnd"/>
+      <w:r>
+        <w:t xml:space="preserve"> terem – rögzített szobakerékpárokkal berendezve</w:t>
       </w:r>
     </w:p>
     <w:p>
@@ -1837,8 +1890,13 @@
         </w:numPr>
         <w:spacing w:after="80"/>
       </w:pPr>
-      <w:r>
-        <w:t>Spinning kerékpárok</w:t>
+      <w:proofErr w:type="spellStart"/>
+      <w:r>
+        <w:t>Spinning</w:t>
+      </w:r>
+      <w:proofErr w:type="spellEnd"/>
+      <w:r>
+        <w:t xml:space="preserve"> kerékpárok</w:t>
       </w:r>
     </w:p>
     <w:p>
@@ -1852,7 +1910,15 @@
       </w:pPr>
       <w:r>
         <w:lastRenderedPageBreak/>
-        <w:t>Jóga- és tornamatracok, gumiszalagok, fitness labdák, egyéb kis eszközök a csoportos órákhoz</w:t>
+        <w:t xml:space="preserve">Jóga- és tornamatracok, gumiszalagok, </w:t>
+      </w:r>
+      <w:proofErr w:type="spellStart"/>
+      <w:r>
+        <w:t>fitness</w:t>
+      </w:r>
+      <w:proofErr w:type="spellEnd"/>
+      <w:r>
+        <w:t xml:space="preserve"> labdák, egyéb kis eszközök a csoportos órákhoz</w:t>
       </w:r>
     </w:p>
     <w:p>
@@ -1926,7 +1992,15 @@
         <w:jc w:val="both"/>
       </w:pPr>
       <w:r>
-        <w:t>A termek és eszközök fenti áttekintése a rendszer tervezése szempontjából elsősorban azért fontos, mert meghatározza az egyes foglalkozástípusok maximális, egyidejűleg kiszolgálható létszámát (pl. a csoportos órák terme, illetve a spinning terem befogadóképessége), valamint azt, hogy mely egyéni szolgáltatások (masszázs, szolárium, tanácsadás) igényelnek külön, egyszerre csak egy tag által foglalható helyiséget. Ezek a korlátok a foglalások és jelenléti ívek nyilvántartásának egyik alapfeltételét jelentik.</w:t>
+        <w:t xml:space="preserve">A termek és eszközök fenti áttekintése a rendszer tervezése szempontjából elsősorban azért fontos, mert meghatározza az egyes foglalkozástípusok maximális, egyidejűleg kiszolgálható létszámát (pl. a csoportos órák terme, illetve a </w:t>
+      </w:r>
+      <w:proofErr w:type="spellStart"/>
+      <w:r>
+        <w:t>spinning</w:t>
+      </w:r>
+      <w:proofErr w:type="spellEnd"/>
+      <w:r>
+        <w:t xml:space="preserve"> terem befogadóképessége), valamint azt, hogy mely egyéni szolgáltatások (masszázs, szolárium, tanácsadás) igényelnek külön, egyszerre csak egy tag által foglalható helyiséget. Ezek a korlátok a foglalások és jelenléti ívek nyilvántartásának egyik alapfeltételét jelentik.</w:t>
       </w:r>
     </w:p>
     <w:p>
@@ -2368,7 +2442,15 @@
         <w:spacing w:after="80"/>
       </w:pPr>
       <w:r>
-        <w:t>Tagságot megszüntetni (inaktiválni) csak a tulajdonos tud, az asztali alkalmazás segítségével</w:t>
+        <w:t>Tagságot megszüntetni (</w:t>
+      </w:r>
+      <w:proofErr w:type="spellStart"/>
+      <w:r>
+        <w:t>inaktiválni</w:t>
+      </w:r>
+      <w:proofErr w:type="spellEnd"/>
+      <w:r>
+        <w:t>) csak a tulajdonos tud, az asztali alkalmazás segítségével</w:t>
       </w:r>
     </w:p>
     <w:p>
@@ -2847,7 +2929,15 @@
         <w:spacing w:after="80"/>
       </w:pPr>
       <w:r>
-        <w:t>Szakterület / specializáció (pl. erősítő edzés, jóga, spinning)</w:t>
+        <w:t xml:space="preserve">Szakterület / specializáció (pl. erősítő edzés, jóga, </w:t>
+      </w:r>
+      <w:proofErr w:type="spellStart"/>
+      <w:r>
+        <w:t>spinning</w:t>
+      </w:r>
+      <w:proofErr w:type="spellEnd"/>
+      <w:r>
+        <w:t>)</w:t>
       </w:r>
     </w:p>
     <w:p>
@@ -2894,9 +2984,11 @@
       <w:pPr>
         <w:pStyle w:val="Cmsor2"/>
       </w:pPr>
+      <w:proofErr w:type="spellStart"/>
       <w:r>
         <w:t>Nyitvatartás</w:t>
       </w:r>
+      <w:proofErr w:type="spellEnd"/>
     </w:p>
     <w:p>
       <w:r>
@@ -2985,8 +3077,13 @@
         <w:t>rögzíti az asztali alkalmazásban</w:t>
       </w:r>
       <w:r>
-        <w:t>. A cs</w:t>
-      </w:r>
+        <w:t xml:space="preserve">. A </w:t>
+      </w:r>
+      <w:proofErr w:type="spellStart"/>
+      <w:r>
+        <w:t>cs</w:t>
+      </w:r>
+      <w:proofErr w:type="spellEnd"/>
     </w:p>
     <w:p>
       <w:pPr>
@@ -3039,72 +3136,116 @@
         <w:spacing w:after="80"/>
       </w:pPr>
       <w:r>
-        <w:t>Jóga, pilates</w:t>
-      </w:r>
-    </w:p>
-    <w:p>
-      <w:pPr>
-        <w:pStyle w:val="Listaszerbekezds"/>
-        <w:numPr>
-          <w:ilvl w:val="0"/>
-          <w:numId w:val="2"/>
-        </w:numPr>
-        <w:spacing w:after="80"/>
-      </w:pPr>
+        <w:t xml:space="preserve">Jóga, </w:t>
+      </w:r>
+      <w:proofErr w:type="spellStart"/>
+      <w:r>
+        <w:t>pilates</w:t>
+      </w:r>
+      <w:proofErr w:type="spellEnd"/>
+    </w:p>
+    <w:p>
+      <w:pPr>
+        <w:pStyle w:val="Listaszerbekezds"/>
+        <w:numPr>
+          <w:ilvl w:val="0"/>
+          <w:numId w:val="2"/>
+        </w:numPr>
+        <w:spacing w:after="80"/>
+      </w:pPr>
+      <w:proofErr w:type="spellStart"/>
       <w:r>
         <w:t>Spinning</w:t>
       </w:r>
-    </w:p>
-    <w:p>
-      <w:pPr>
-        <w:pStyle w:val="Listaszerbekezds"/>
-        <w:numPr>
-          <w:ilvl w:val="0"/>
-          <w:numId w:val="2"/>
-        </w:numPr>
-        <w:spacing w:after="80"/>
-      </w:pPr>
-      <w:r>
-        <w:t>Zumba, aerobik, step aerobik</w:t>
-      </w:r>
-    </w:p>
-    <w:p>
-      <w:pPr>
-        <w:pStyle w:val="Listaszerbekezds"/>
-        <w:numPr>
-          <w:ilvl w:val="0"/>
-          <w:numId w:val="2"/>
-        </w:numPr>
-        <w:spacing w:after="80"/>
-      </w:pPr>
-      <w:r>
-        <w:t>Body pump, funkcionális edzés, HIIT</w:t>
-      </w:r>
-    </w:p>
-    <w:p>
-      <w:pPr>
-        <w:pStyle w:val="Listaszerbekezds"/>
-        <w:numPr>
-          <w:ilvl w:val="0"/>
-          <w:numId w:val="2"/>
-        </w:numPr>
-        <w:spacing w:after="80"/>
-      </w:pPr>
-      <w:r>
-        <w:t>Kick-box, box aerobik</w:t>
-      </w:r>
-    </w:p>
-    <w:p>
-      <w:pPr>
-        <w:pStyle w:val="Listaszerbekezds"/>
-        <w:numPr>
-          <w:ilvl w:val="0"/>
-          <w:numId w:val="2"/>
-        </w:numPr>
-        <w:spacing w:after="80"/>
-      </w:pPr>
-      <w:r>
-        <w:t>Nyújtás / stretching, relaxációs óra</w:t>
+      <w:proofErr w:type="spellEnd"/>
+    </w:p>
+    <w:p>
+      <w:pPr>
+        <w:pStyle w:val="Listaszerbekezds"/>
+        <w:numPr>
+          <w:ilvl w:val="0"/>
+          <w:numId w:val="2"/>
+        </w:numPr>
+        <w:spacing w:after="80"/>
+      </w:pPr>
+      <w:proofErr w:type="spellStart"/>
+      <w:r>
+        <w:t>Zumba</w:t>
+      </w:r>
+      <w:proofErr w:type="spellEnd"/>
+      <w:r>
+        <w:t xml:space="preserve">, aerobik, </w:t>
+      </w:r>
+      <w:proofErr w:type="spellStart"/>
+      <w:r>
+        <w:t>step</w:t>
+      </w:r>
+      <w:proofErr w:type="spellEnd"/>
+      <w:r>
+        <w:t xml:space="preserve"> aerobik</w:t>
+      </w:r>
+    </w:p>
+    <w:p>
+      <w:pPr>
+        <w:pStyle w:val="Listaszerbekezds"/>
+        <w:numPr>
+          <w:ilvl w:val="0"/>
+          <w:numId w:val="2"/>
+        </w:numPr>
+        <w:spacing w:after="80"/>
+      </w:pPr>
+      <w:r>
+        <w:t xml:space="preserve">Body </w:t>
+      </w:r>
+      <w:proofErr w:type="spellStart"/>
+      <w:r>
+        <w:t>pump</w:t>
+      </w:r>
+      <w:proofErr w:type="spellEnd"/>
+      <w:r>
+        <w:t>, funkcionális edzés, HIIT</w:t>
+      </w:r>
+    </w:p>
+    <w:p>
+      <w:pPr>
+        <w:pStyle w:val="Listaszerbekezds"/>
+        <w:numPr>
+          <w:ilvl w:val="0"/>
+          <w:numId w:val="2"/>
+        </w:numPr>
+        <w:spacing w:after="80"/>
+      </w:pPr>
+      <w:r>
+        <w:t xml:space="preserve">Kick-box, </w:t>
+      </w:r>
+      <w:proofErr w:type="spellStart"/>
+      <w:r>
+        <w:t>box</w:t>
+      </w:r>
+      <w:proofErr w:type="spellEnd"/>
+      <w:r>
+        <w:t xml:space="preserve"> aerobik</w:t>
+      </w:r>
+    </w:p>
+    <w:p>
+      <w:pPr>
+        <w:pStyle w:val="Listaszerbekezds"/>
+        <w:numPr>
+          <w:ilvl w:val="0"/>
+          <w:numId w:val="2"/>
+        </w:numPr>
+        <w:spacing w:after="80"/>
+      </w:pPr>
+      <w:r>
+        <w:t xml:space="preserve">Nyújtás / </w:t>
+      </w:r>
+      <w:proofErr w:type="spellStart"/>
+      <w:r>
+        <w:t>stretching</w:t>
+      </w:r>
+      <w:proofErr w:type="spellEnd"/>
+      <w:r>
+        <w:t>, relaxációs óra</w:t>
       </w:r>
     </w:p>
     <w:p>
@@ -3374,6 +3515,88 @@
       <w:r>
         <w:t>Állapot (lefoglalva / teljesítve / lemondva)</w:t>
       </w:r>
+    </w:p>
+    <w:p>
+      <w:pPr>
+        <w:spacing w:after="80"/>
+      </w:pPr>
+    </w:p>
+    <w:p>
+      <w:pPr>
+        <w:pStyle w:val="Cmsor1"/>
+      </w:pPr>
+      <w:r>
+        <w:t xml:space="preserve">Tesztelés </w:t>
+      </w:r>
+    </w:p>
+    <w:p>
+      <w:pPr>
+        <w:pStyle w:val="Cmsor2"/>
+      </w:pPr>
+      <w:r>
+        <w:t>Tesztesetek</w:t>
+      </w:r>
+    </w:p>
+    <w:p>
+      <w:pPr>
+        <w:pStyle w:val="Cmsor2"/>
+      </w:pPr>
+      <w:r>
+        <w:t>Tesztelési módszerek</w:t>
+      </w:r>
+    </w:p>
+    <w:p>
+      <w:pPr>
+        <w:pStyle w:val="Cmsor2"/>
+      </w:pPr>
+      <w:r>
+        <w:t>Hibajegyek, javítások</w:t>
+      </w:r>
+    </w:p>
+    <w:p>
+      <w:pPr>
+        <w:pStyle w:val="Cmsor1"/>
+      </w:pPr>
+      <w:r>
+        <w:t xml:space="preserve">Felhasználói dokumentáció </w:t>
+      </w:r>
+    </w:p>
+    <w:p>
+      <w:pPr>
+        <w:pStyle w:val="Cmsor2"/>
+      </w:pPr>
+      <w:r>
+        <w:t>Telepítés</w:t>
+      </w:r>
+    </w:p>
+    <w:p>
+      <w:pPr>
+        <w:pStyle w:val="Cmsor2"/>
+      </w:pPr>
+      <w:r>
+        <w:t>Indítás</w:t>
+      </w:r>
+    </w:p>
+    <w:p>
+      <w:pPr>
+        <w:pStyle w:val="Cmsor2"/>
+      </w:pPr>
+      <w:r>
+        <w:t>Funkciók használata</w:t>
+      </w:r>
+    </w:p>
+    <w:p>
+      <w:pPr>
+        <w:pStyle w:val="Cmsor1"/>
+      </w:pPr>
+      <w:r>
+        <w:t>Összegzés, továbbfejlesztési lehetőségek</w:t>
+      </w:r>
+    </w:p>
+    <w:p>
+      <w:pPr>
+        <w:spacing w:after="80"/>
+      </w:pPr>
     </w:p>
     <w:sectPr>
       <w:headerReference w:type="default" r:id="rId7"/>
@@ -3719,6 +3942,155 @@
       <w:lvlJc w:val="left"/>
     </w:lvl>
   </w:abstractNum>
+  <w:abstractNum w:abstractNumId="3" w15:restartNumberingAfterBreak="0">
+    <w:nsid w:val="77C7560A"/>
+    <w:multiLevelType w:val="multilevel"/>
+    <w:tmpl w:val="EE70C508"/>
+    <w:lvl w:ilvl="0">
+      <w:start w:val="1"/>
+      <w:numFmt w:val="bullet"/>
+      <w:lvlText w:val=""/>
+      <w:lvlJc w:val="left"/>
+      <w:pPr>
+        <w:tabs>
+          <w:tab w:val="num" w:pos="720"/>
+        </w:tabs>
+        <w:ind w:left="720" w:hanging="360"/>
+      </w:pPr>
+      <w:rPr>
+        <w:rFonts w:ascii="Symbol" w:hAnsi="Symbol" w:hint="default"/>
+        <w:sz w:val="20"/>
+      </w:rPr>
+    </w:lvl>
+    <w:lvl w:ilvl="1">
+      <w:start w:val="1"/>
+      <w:numFmt w:val="bullet"/>
+      <w:lvlText w:val="o"/>
+      <w:lvlJc w:val="left"/>
+      <w:pPr>
+        <w:tabs>
+          <w:tab w:val="num" w:pos="1440"/>
+        </w:tabs>
+        <w:ind w:left="1440" w:hanging="360"/>
+      </w:pPr>
+      <w:rPr>
+        <w:rFonts w:ascii="Courier New" w:hAnsi="Courier New" w:hint="default"/>
+        <w:sz w:val="20"/>
+      </w:rPr>
+    </w:lvl>
+    <w:lvl w:ilvl="2" w:tentative="1">
+      <w:start w:val="1"/>
+      <w:numFmt w:val="bullet"/>
+      <w:lvlText w:val=""/>
+      <w:lvlJc w:val="left"/>
+      <w:pPr>
+        <w:tabs>
+          <w:tab w:val="num" w:pos="2160"/>
+        </w:tabs>
+        <w:ind w:left="2160" w:hanging="360"/>
+      </w:pPr>
+      <w:rPr>
+        <w:rFonts w:ascii="Wingdings" w:hAnsi="Wingdings" w:hint="default"/>
+        <w:sz w:val="20"/>
+      </w:rPr>
+    </w:lvl>
+    <w:lvl w:ilvl="3" w:tentative="1">
+      <w:start w:val="1"/>
+      <w:numFmt w:val="bullet"/>
+      <w:lvlText w:val=""/>
+      <w:lvlJc w:val="left"/>
+      <w:pPr>
+        <w:tabs>
+          <w:tab w:val="num" w:pos="2880"/>
+        </w:tabs>
+        <w:ind w:left="2880" w:hanging="360"/>
+      </w:pPr>
+      <w:rPr>
+        <w:rFonts w:ascii="Wingdings" w:hAnsi="Wingdings" w:hint="default"/>
+        <w:sz w:val="20"/>
+      </w:rPr>
+    </w:lvl>
+    <w:lvl w:ilvl="4" w:tentative="1">
+      <w:start w:val="1"/>
+      <w:numFmt w:val="bullet"/>
+      <w:lvlText w:val=""/>
+      <w:lvlJc w:val="left"/>
+      <w:pPr>
+        <w:tabs>
+          <w:tab w:val="num" w:pos="3600"/>
+        </w:tabs>
+        <w:ind w:left="3600" w:hanging="360"/>
+      </w:pPr>
+      <w:rPr>
+        <w:rFonts w:ascii="Wingdings" w:hAnsi="Wingdings" w:hint="default"/>
+        <w:sz w:val="20"/>
+      </w:rPr>
+    </w:lvl>
+    <w:lvl w:ilvl="5" w:tentative="1">
+      <w:start w:val="1"/>
+      <w:numFmt w:val="bullet"/>
+      <w:lvlText w:val=""/>
+      <w:lvlJc w:val="left"/>
+      <w:pPr>
+        <w:tabs>
+          <w:tab w:val="num" w:pos="4320"/>
+        </w:tabs>
+        <w:ind w:left="4320" w:hanging="360"/>
+      </w:pPr>
+      <w:rPr>
+        <w:rFonts w:ascii="Wingdings" w:hAnsi="Wingdings" w:hint="default"/>
+        <w:sz w:val="20"/>
+      </w:rPr>
+    </w:lvl>
+    <w:lvl w:ilvl="6" w:tentative="1">
+      <w:start w:val="1"/>
+      <w:numFmt w:val="bullet"/>
+      <w:lvlText w:val=""/>
+      <w:lvlJc w:val="left"/>
+      <w:pPr>
+        <w:tabs>
+          <w:tab w:val="num" w:pos="5040"/>
+        </w:tabs>
+        <w:ind w:left="5040" w:hanging="360"/>
+      </w:pPr>
+      <w:rPr>
+        <w:rFonts w:ascii="Wingdings" w:hAnsi="Wingdings" w:hint="default"/>
+        <w:sz w:val="20"/>
+      </w:rPr>
+    </w:lvl>
+    <w:lvl w:ilvl="7" w:tentative="1">
+      <w:start w:val="1"/>
+      <w:numFmt w:val="bullet"/>
+      <w:lvlText w:val=""/>
+      <w:lvlJc w:val="left"/>
+      <w:pPr>
+        <w:tabs>
+          <w:tab w:val="num" w:pos="5760"/>
+        </w:tabs>
+        <w:ind w:left="5760" w:hanging="360"/>
+      </w:pPr>
+      <w:rPr>
+        <w:rFonts w:ascii="Wingdings" w:hAnsi="Wingdings" w:hint="default"/>
+        <w:sz w:val="20"/>
+      </w:rPr>
+    </w:lvl>
+    <w:lvl w:ilvl="8" w:tentative="1">
+      <w:start w:val="1"/>
+      <w:numFmt w:val="bullet"/>
+      <w:lvlText w:val=""/>
+      <w:lvlJc w:val="left"/>
+      <w:pPr>
+        <w:tabs>
+          <w:tab w:val="num" w:pos="6480"/>
+        </w:tabs>
+        <w:ind w:left="6480" w:hanging="360"/>
+      </w:pPr>
+      <w:rPr>
+        <w:rFonts w:ascii="Wingdings" w:hAnsi="Wingdings" w:hint="default"/>
+        <w:sz w:val="20"/>
+      </w:rPr>
+    </w:lvl>
+  </w:abstractNum>
   <w:num w:numId="1" w16cid:durableId="818765714">
     <w:abstractNumId w:val="0"/>
     <w:lvlOverride w:ilvl="0">
@@ -3733,6 +4105,9 @@
   </w:num>
   <w:num w:numId="3" w16cid:durableId="1832939558">
     <w:abstractNumId w:val="1"/>
+  </w:num>
+  <w:num w:numId="4" w16cid:durableId="1045250596">
+    <w:abstractNumId w:val="3"/>
   </w:num>
 </w:numbering>
 </file>
